--- a/MATERIAIS/GESTAO_E_CONTROLE_MATERIAIS/ANALISE_DADOS_APLICADA_GESTAO/ATIVIDADES/GABARITO-ATIVIDADE-01-ESTATISTICA-E-PROGRESSOES.docx
+++ b/MATERIAIS/GESTAO_E_CONTROLE_MATERIAIS/ANALISE_DADOS_APLICADA_GESTAO/ATIVIDADES/GABARITO-ATIVIDADE-01-ESTATISTICA-E-PROGRESSOES.docx
@@ -261,6 +261,13 @@
               </w:rPr>
               <w:t>ITEM 1</w:t>
             </w:r>
+            <w:r>
+              <w:rPr>
+                <w:b/>
+                <w:color w:val="008000"/>
+              </w:rPr>
+              <w:t xml:space="preserve">  ✅ RESPOSTA CORRETA</w:t>
+            </w:r>
           </w:p>
           <w:p>
             <w:pPr>
@@ -282,6 +289,13 @@
               </w:rPr>
               <w:t>Calcular medidas de tendência central em análise de confiabilidade</w:t>
             </w:r>
+            <w:r>
+              <w:rPr>
+                <w:b/>
+                <w:color w:val="008000"/>
+              </w:rPr>
+              <w:t xml:space="preserve">  ✅ RESPOSTA CORRETA</w:t>
+            </w:r>
           </w:p>
           <w:p>
             <w:pPr>
@@ -303,6 +317,13 @@
               </w:rPr>
               <w:t>Uma distribuidora de alimentos em Blumenau precisa escolher entre dois fornecedores de leite integral para abastecer seus 15 clientes varejistas. Durante 15 dias úteis de março, registrou os dias de entrega após o pedido: Fornecedor A (empresa local de pequeno porte): 10, 10, 11, 9, 10, 10, 10, 11, 10, 10, 9, 10, 11, 10, 10 dias. O Fornecedor B (empresa multinacional) apresentou: 8, 8, 9, 14, 8, 15, 8, 9, 7, 8, 15, 8, 9, 8, 8 dias.</w:t>
             </w:r>
+            <w:r>
+              <w:rPr>
+                <w:b/>
+                <w:color w:val="008000"/>
+              </w:rPr>
+              <w:t xml:space="preserve">  ✅ RESPOSTA CORRETA</w:t>
+            </w:r>
           </w:p>
           <w:p>
             <w:pPr>
@@ -324,6 +345,13 @@
               </w:rPr>
               <w:t>A média aritmética de dias úteis para o Fornecedor A é:</w:t>
             </w:r>
+            <w:r>
+              <w:rPr>
+                <w:b/>
+                <w:color w:val="008000"/>
+              </w:rPr>
+              <w:t xml:space="preserve">  ✅ RESPOSTA CORRETA</w:t>
+            </w:r>
           </w:p>
           <w:p>
             <w:pPr>
@@ -339,6 +367,13 @@
               </w:rPr>
               <w:t>Alternativas:</w:t>
             </w:r>
+            <w:r>
+              <w:rPr>
+                <w:b/>
+                <w:color w:val="008000"/>
+              </w:rPr>
+              <w:t xml:space="preserve">  ✅ RESPOSTA CORRETA</w:t>
+            </w:r>
           </w:p>
           <w:p>
             <w:pPr>
@@ -398,6 +433,13 @@
                 <w:sz w:val="22"/>
               </w:rPr>
               <w:t>e) 9,87 dias</w:t>
+            </w:r>
+            <w:r>
+              <w:rPr>
+                <w:b/>
+                <w:color w:val="008000"/>
+              </w:rPr>
+              <w:t xml:space="preserve">  ✅ RESPOSTA CORRETA</w:t>
             </w:r>
           </w:p>
         </w:tc>
@@ -474,6 +516,13 @@
               </w:rPr>
               <w:t>Identificar a mediana para avaliar previsibilidade</w:t>
             </w:r>
+            <w:r>
+              <w:rPr>
+                <w:b/>
+                <w:color w:val="008000"/>
+              </w:rPr>
+              <w:t xml:space="preserve">  ✅ RESPOSTA CORRETA</w:t>
+            </w:r>
           </w:p>
           <w:p>
             <w:pPr>
@@ -495,6 +544,13 @@
               </w:rPr>
               <w:t>Quando os 15 valores do Fornecedor A são organizados em ordem crescente (9, 9, 10, 10, 10, 10, 10, 10, 10, 10, 10, 11, 11, 11), o valor central divide o conjunto em duas metades iguais.</w:t>
             </w:r>
+            <w:r>
+              <w:rPr>
+                <w:b/>
+                <w:color w:val="008000"/>
+              </w:rPr>
+              <w:t xml:space="preserve">  ✅ RESPOSTA CORRETA</w:t>
+            </w:r>
           </w:p>
           <w:p>
             <w:pPr>
@@ -516,6 +572,13 @@
               </w:rPr>
               <w:t>A mediana (valor central que separa 50% dos dados) do Fornecedor A é:</w:t>
             </w:r>
+            <w:r>
+              <w:rPr>
+                <w:b/>
+                <w:color w:val="008000"/>
+              </w:rPr>
+              <w:t xml:space="preserve">  ✅ RESPOSTA CORRETA</w:t>
+            </w:r>
           </w:p>
           <w:p>
             <w:pPr>
@@ -531,6 +594,13 @@
               </w:rPr>
               <w:t>Alternativas:</w:t>
             </w:r>
+            <w:r>
+              <w:rPr>
+                <w:b/>
+                <w:color w:val="008000"/>
+              </w:rPr>
+              <w:t xml:space="preserve">  ✅ RESPOSTA CORRETA</w:t>
+            </w:r>
           </w:p>
           <w:p>
             <w:pPr>
@@ -543,6 +613,13 @@
               </w:rPr>
               <w:t>a) 9,0 dias</w:t>
             </w:r>
+            <w:r>
+              <w:rPr>
+                <w:b/>
+                <w:color w:val="008000"/>
+              </w:rPr>
+              <w:t xml:space="preserve">  ✅ RESPOSTA CORRETA</w:t>
+            </w:r>
           </w:p>
           <w:p>
             <w:pPr>
@@ -555,6 +632,13 @@
               </w:rPr>
               <w:t>b) 9,5 dias</w:t>
             </w:r>
+            <w:r>
+              <w:rPr>
+                <w:b/>
+                <w:color w:val="008000"/>
+              </w:rPr>
+              <w:t xml:space="preserve">  ✅ RESPOSTA CORRETA</w:t>
+            </w:r>
           </w:p>
           <w:p>
             <w:pPr>
@@ -567,6 +651,13 @@
               </w:rPr>
               <w:t>c) 10,0 dias</w:t>
             </w:r>
+            <w:r>
+              <w:rPr>
+                <w:b/>
+                <w:color w:val="008000"/>
+              </w:rPr>
+              <w:t xml:space="preserve">  ✅ RESPOSTA CORRETA</w:t>
+            </w:r>
           </w:p>
           <w:p>
             <w:pPr>
@@ -579,6 +670,13 @@
               </w:rPr>
               <w:t>d) 10,5 dias</w:t>
             </w:r>
+            <w:r>
+              <w:rPr>
+                <w:b/>
+                <w:color w:val="008000"/>
+              </w:rPr>
+              <w:t xml:space="preserve">  ✅ RESPOSTA CORRETA</w:t>
+            </w:r>
           </w:p>
           <w:p>
             <w:pPr>
@@ -590,6 +688,13 @@
                 <w:sz w:val="22"/>
               </w:rPr>
               <w:t>e) 11,0 dias</w:t>
+            </w:r>
+            <w:r>
+              <w:rPr>
+                <w:b/>
+                <w:color w:val="008000"/>
+              </w:rPr>
+              <w:t xml:space="preserve">  ✅ RESPOSTA CORRETA</w:t>
             </w:r>
           </w:p>
         </w:tc>
@@ -645,6 +750,13 @@
               </w:rPr>
               <w:t>ITEM 3</w:t>
             </w:r>
+            <w:r>
+              <w:rPr>
+                <w:b/>
+                <w:color w:val="008000"/>
+              </w:rPr>
+              <w:t xml:space="preserve">  ✅ RESPOSTA CORRETA</w:t>
+            </w:r>
           </w:p>
           <w:p>
             <w:pPr>
@@ -666,6 +778,13 @@
               </w:rPr>
               <w:t>Reconhecer a moda como frequência mais comum</w:t>
             </w:r>
+            <w:r>
+              <w:rPr>
+                <w:b/>
+                <w:color w:val="008000"/>
+              </w:rPr>
+              <w:t xml:space="preserve">  ✅ RESPOSTA CORRETA</w:t>
+            </w:r>
           </w:p>
           <w:p>
             <w:pPr>
@@ -687,6 +806,13 @@
               </w:rPr>
               <w:t>Ao contar quantas vezes cada valor aparece nos dados do Fornecedor A: o 10 aparece 10 vezes, o 11 aparece 3 vezes, o 9 aparece 2 vezes. Isso mostra qual valor é mais comum (mais frequente).</w:t>
             </w:r>
+            <w:r>
+              <w:rPr>
+                <w:b/>
+                <w:color w:val="008000"/>
+              </w:rPr>
+              <w:t xml:space="preserve">  ✅ RESPOSTA CORRETA</w:t>
+            </w:r>
           </w:p>
           <w:p>
             <w:pPr>
@@ -708,6 +834,13 @@
               </w:rPr>
               <w:t>A moda (valor que mais se repete) do Fornecedor A é:</w:t>
             </w:r>
+            <w:r>
+              <w:rPr>
+                <w:b/>
+                <w:color w:val="008000"/>
+              </w:rPr>
+              <w:t xml:space="preserve">  ✅ RESPOSTA CORRETA</w:t>
+            </w:r>
           </w:p>
           <w:p>
             <w:pPr>
@@ -723,6 +856,13 @@
               </w:rPr>
               <w:t>Alternativas:</w:t>
             </w:r>
+            <w:r>
+              <w:rPr>
+                <w:b/>
+                <w:color w:val="008000"/>
+              </w:rPr>
+              <w:t xml:space="preserve">  ✅ RESPOSTA CORRETA</w:t>
+            </w:r>
           </w:p>
           <w:p>
             <w:pPr>
@@ -782,6 +922,13 @@
                 <w:sz w:val="22"/>
               </w:rPr>
               <w:t>e) 10,5 dias</w:t>
+            </w:r>
+            <w:r>
+              <w:rPr>
+                <w:b/>
+                <w:color w:val="008000"/>
+              </w:rPr>
+              <w:t xml:space="preserve">  ✅ RESPOSTA CORRETA</w:t>
             </w:r>
           </w:p>
         </w:tc>
@@ -837,6 +984,13 @@
               </w:rPr>
               <w:t>ITEM 4</w:t>
             </w:r>
+            <w:r>
+              <w:rPr>
+                <w:b/>
+                <w:color w:val="008000"/>
+              </w:rPr>
+              <w:t xml:space="preserve">  ✅ RESPOSTA CORRETA</w:t>
+            </w:r>
           </w:p>
           <w:p>
             <w:pPr>
@@ -858,6 +1012,13 @@
               </w:rPr>
               <w:t>Calcular amplitude como medida de variabilidade</w:t>
             </w:r>
+            <w:r>
+              <w:rPr>
+                <w:b/>
+                <w:color w:val="008000"/>
+              </w:rPr>
+              <w:t xml:space="preserve">  ✅ RESPOSTA CORRETA</w:t>
+            </w:r>
           </w:p>
           <w:p>
             <w:pPr>
@@ -879,6 +1040,13 @@
               </w:rPr>
               <w:t>Fornecedor A: entrega máxima = 11 dias, entrega mínima = 9 dias, logo amplitude = 11 - 9 = 2 dias. Fornecedor B: máximo = 15 dias, mínimo = 7 dias, amplitude = 15 - 7 = 8 dias. Amplitude maior indica mais variabilidade (menos previsibilidade).</w:t>
             </w:r>
+            <w:r>
+              <w:rPr>
+                <w:b/>
+                <w:color w:val="008000"/>
+              </w:rPr>
+              <w:t xml:space="preserve">  ✅ RESPOSTA CORRETA</w:t>
+            </w:r>
           </w:p>
           <w:p>
             <w:pPr>
@@ -900,6 +1068,13 @@
               </w:rPr>
               <w:t>Qual fornecedor tem MAIOR amplitude (variação de dias)?</w:t>
             </w:r>
+            <w:r>
+              <w:rPr>
+                <w:b/>
+                <w:color w:val="008000"/>
+              </w:rPr>
+              <w:t xml:space="preserve">  ✅ RESPOSTA CORRETA</w:t>
+            </w:r>
           </w:p>
           <w:p>
             <w:pPr>
@@ -915,6 +1090,13 @@
               </w:rPr>
               <w:t>Alternativas:</w:t>
             </w:r>
+            <w:r>
+              <w:rPr>
+                <w:b/>
+                <w:color w:val="008000"/>
+              </w:rPr>
+              <w:t xml:space="preserve">  ✅ RESPOSTA CORRETA</w:t>
+            </w:r>
           </w:p>
           <w:p>
             <w:pPr>
@@ -927,6 +1109,13 @@
               </w:rPr>
               <w:t>a) Fornecedor A (amplitude = 2 dias, muito consistente)</w:t>
             </w:r>
+            <w:r>
+              <w:rPr>
+                <w:b/>
+                <w:color w:val="008000"/>
+              </w:rPr>
+              <w:t xml:space="preserve">  ✅ RESPOSTA CORRETA</w:t>
+            </w:r>
           </w:p>
           <w:p>
             <w:pPr>
@@ -939,6 +1128,13 @@
               </w:rPr>
               <w:t>b) Fornecedor B (amplitude = 8 dias, muito inconsistente)</w:t>
             </w:r>
+            <w:r>
+              <w:rPr>
+                <w:b/>
+                <w:color w:val="008000"/>
+              </w:rPr>
+              <w:t xml:space="preserve">  ✅ RESPOSTA CORRETA</w:t>
+            </w:r>
           </w:p>
           <w:p>
             <w:pPr>
@@ -951,6 +1147,13 @@
               </w:rPr>
               <w:t>c) Mesma amplitude</w:t>
             </w:r>
+            <w:r>
+              <w:rPr>
+                <w:b/>
+                <w:color w:val="008000"/>
+              </w:rPr>
+              <w:t xml:space="preserve">  ✅ RESPOSTA CORRETA</w:t>
+            </w:r>
           </w:p>
           <w:p>
             <w:pPr>
@@ -963,6 +1166,13 @@
               </w:rPr>
               <w:t>d) Não se pode calcular amplitude</w:t>
             </w:r>
+            <w:r>
+              <w:rPr>
+                <w:b/>
+                <w:color w:val="008000"/>
+              </w:rPr>
+              <w:t xml:space="preserve">  ✅ RESPOSTA CORRETA</w:t>
+            </w:r>
           </w:p>
           <w:p>
             <w:pPr>
@@ -974,6 +1184,13 @@
                 <w:sz w:val="22"/>
               </w:rPr>
               <w:t>e) Fornecedor A (amplitude = 11)</w:t>
+            </w:r>
+            <w:r>
+              <w:rPr>
+                <w:b/>
+                <w:color w:val="008000"/>
+              </w:rPr>
+              <w:t xml:space="preserve">  ✅ RESPOSTA CORRETA</w:t>
             </w:r>
           </w:p>
         </w:tc>
@@ -1050,6 +1267,13 @@
               </w:rPr>
               <w:t>Interpretar desvio padrão para confiabilidade operacional</w:t>
             </w:r>
+            <w:r>
+              <w:rPr>
+                <w:b/>
+                <w:color w:val="008000"/>
+              </w:rPr>
+              <w:t xml:space="preserve">  ✅ RESPOSTA CORRETA</w:t>
+            </w:r>
           </w:p>
           <w:p>
             <w:pPr>
@@ -1071,6 +1295,13 @@
               </w:rPr>
               <w:t>Desvio padrão mede quanto os dados variam em relação à média. Fornecedor A: desvio padrão = 0,52 dias (muito baixo = valores próximos à média = previsível). Fornecedor B: desvio padrão = 3,14 dias (alto = valores espalhados = imprevisível). Para um gerente de compras, previsibilidade reduz custos de armazenamento de segurança.</w:t>
             </w:r>
+            <w:r>
+              <w:rPr>
+                <w:b/>
+                <w:color w:val="008000"/>
+              </w:rPr>
+              <w:t xml:space="preserve">  ✅ RESPOSTA CORRETA</w:t>
+            </w:r>
           </w:p>
           <w:p>
             <w:pPr>
@@ -1092,6 +1323,13 @@
               </w:rPr>
               <w:t>Qual fornecedor é MAIS CONFIÁVEL para planejamento operacional?</w:t>
             </w:r>
+            <w:r>
+              <w:rPr>
+                <w:b/>
+                <w:color w:val="008000"/>
+              </w:rPr>
+              <w:t xml:space="preserve">  ✅ RESPOSTA CORRETA</w:t>
+            </w:r>
           </w:p>
           <w:p>
             <w:pPr>
@@ -1107,6 +1345,13 @@
               </w:rPr>
               <w:t>Alternativas:</w:t>
             </w:r>
+            <w:r>
+              <w:rPr>
+                <w:b/>
+                <w:color w:val="008000"/>
+              </w:rPr>
+              <w:t xml:space="preserve">  ✅ RESPOSTA CORRETA</w:t>
+            </w:r>
           </w:p>
           <w:p>
             <w:pPr>
@@ -1119,6 +1364,13 @@
               </w:rPr>
               <w:t>a) Fornecedor B é melhor (maior variação = mais opções)</w:t>
             </w:r>
+            <w:r>
+              <w:rPr>
+                <w:b/>
+                <w:color w:val="008000"/>
+              </w:rPr>
+              <w:t xml:space="preserve">  ✅ RESPOSTA CORRETA</w:t>
+            </w:r>
           </w:p>
           <w:p>
             <w:pPr>
@@ -1131,6 +1383,13 @@
               </w:rPr>
               <w:t>b) Fornecedor A é melhor (menor variação = entrega previsível)</w:t>
             </w:r>
+            <w:r>
+              <w:rPr>
+                <w:b/>
+                <w:color w:val="008000"/>
+              </w:rPr>
+              <w:t xml:space="preserve">  ✅ RESPOSTA CORRETA</w:t>
+            </w:r>
           </w:p>
           <w:p>
             <w:pPr>
@@ -1143,6 +1402,13 @@
               </w:rPr>
               <w:t>c) Ambos igualmente confiáveis</w:t>
             </w:r>
+            <w:r>
+              <w:rPr>
+                <w:b/>
+                <w:color w:val="008000"/>
+              </w:rPr>
+              <w:t xml:space="preserve">  ✅ RESPOSTA CORRETA</w:t>
+            </w:r>
           </w:p>
           <w:p>
             <w:pPr>
@@ -1155,6 +1421,13 @@
               </w:rPr>
               <w:t>d) Não há diferença significativa</w:t>
             </w:r>
+            <w:r>
+              <w:rPr>
+                <w:b/>
+                <w:color w:val="008000"/>
+              </w:rPr>
+              <w:t xml:space="preserve">  ✅ RESPOSTA CORRETA</w:t>
+            </w:r>
           </w:p>
           <w:p>
             <w:pPr>
@@ -1166,6 +1439,13 @@
                 <w:sz w:val="22"/>
               </w:rPr>
               <w:t>e) Depende apenas do preço</w:t>
+            </w:r>
+            <w:r>
+              <w:rPr>
+                <w:b/>
+                <w:color w:val="008000"/>
+              </w:rPr>
+              <w:t xml:space="preserve">  ✅ RESPOSTA CORRETA</w:t>
             </w:r>
           </w:p>
         </w:tc>
@@ -1242,6 +1522,13 @@
               </w:rPr>
               <w:t>Aplicar progressão aritmética em planejamento de demanda</w:t>
             </w:r>
+            <w:r>
+              <w:rPr>
+                <w:b/>
+                <w:color w:val="008000"/>
+              </w:rPr>
+              <w:t xml:space="preserve">  ✅ RESPOSTA CORRETA</w:t>
+            </w:r>
           </w:p>
           <w:p>
             <w:pPr>
@@ -1263,6 +1550,13 @@
               </w:rPr>
               <w:t>A distribuidora espera que a demanda cresça de forma CONSTANTE (linear). Demanda inicial (semana 1): 500 litros. Crescimento esperado: +50 litros POR SEMANA. Fórmula: a(n) = 500 + (n-1)×50. Pergunta: em qual semana atingirão exatamente 1.000 litros?</w:t>
             </w:r>
+            <w:r>
+              <w:rPr>
+                <w:b/>
+                <w:color w:val="008000"/>
+              </w:rPr>
+              <w:t xml:space="preserve">  ✅ RESPOSTA CORRETA</w:t>
+            </w:r>
           </w:p>
           <w:p>
             <w:pPr>
@@ -1284,6 +1578,13 @@
               </w:rPr>
               <w:t>Aplicando a fórmula a(n) = 500 + (n-1)×50, em qual semana a demanda será 1.000 litros?</w:t>
             </w:r>
+            <w:r>
+              <w:rPr>
+                <w:b/>
+                <w:color w:val="008000"/>
+              </w:rPr>
+              <w:t xml:space="preserve">  ✅ RESPOSTA CORRETA</w:t>
+            </w:r>
           </w:p>
           <w:p>
             <w:pPr>
@@ -1299,6 +1600,13 @@
               </w:rPr>
               <w:t>Alternativas:</w:t>
             </w:r>
+            <w:r>
+              <w:rPr>
+                <w:b/>
+                <w:color w:val="008000"/>
+              </w:rPr>
+              <w:t xml:space="preserve">  ✅ RESPOSTA CORRETA</w:t>
+            </w:r>
           </w:p>
           <w:p>
             <w:pPr>
@@ -1311,6 +1619,13 @@
               </w:rPr>
               <w:t>a) Semana 5</w:t>
             </w:r>
+            <w:r>
+              <w:rPr>
+                <w:b/>
+                <w:color w:val="008000"/>
+              </w:rPr>
+              <w:t xml:space="preserve">  ✅ RESPOSTA CORRETA</w:t>
+            </w:r>
           </w:p>
           <w:p>
             <w:pPr>
@@ -1323,6 +1638,13 @@
               </w:rPr>
               <w:t>b) Semana 10</w:t>
             </w:r>
+            <w:r>
+              <w:rPr>
+                <w:b/>
+                <w:color w:val="008000"/>
+              </w:rPr>
+              <w:t xml:space="preserve">  ✅ RESPOSTA CORRETA</w:t>
+            </w:r>
           </w:p>
           <w:p>
             <w:pPr>
@@ -1335,6 +1657,13 @@
               </w:rPr>
               <w:t>c) Semana 11</w:t>
             </w:r>
+            <w:r>
+              <w:rPr>
+                <w:b/>
+                <w:color w:val="008000"/>
+              </w:rPr>
+              <w:t xml:space="preserve">  ✅ RESPOSTA CORRETA</w:t>
+            </w:r>
           </w:p>
           <w:p>
             <w:pPr>
@@ -1347,6 +1676,13 @@
               </w:rPr>
               <w:t>d) Semana 15</w:t>
             </w:r>
+            <w:r>
+              <w:rPr>
+                <w:b/>
+                <w:color w:val="008000"/>
+              </w:rPr>
+              <w:t xml:space="preserve">  ✅ RESPOSTA CORRETA</w:t>
+            </w:r>
           </w:p>
           <w:p>
             <w:pPr>
@@ -1358,6 +1694,13 @@
                 <w:sz w:val="22"/>
               </w:rPr>
               <w:t>e) Semana 20</w:t>
+            </w:r>
+            <w:r>
+              <w:rPr>
+                <w:b/>
+                <w:color w:val="008000"/>
+              </w:rPr>
+              <w:t xml:space="preserve">  ✅ RESPOSTA CORRETA</w:t>
             </w:r>
           </w:p>
         </w:tc>
@@ -1434,6 +1777,13 @@
               </w:rPr>
               <w:t>Calcular valores específicos em progressão aritmética</w:t>
             </w:r>
+            <w:r>
+              <w:rPr>
+                <w:b/>
+                <w:color w:val="008000"/>
+              </w:rPr>
+              <w:t xml:space="preserve">  ✅ RESPOSTA CORRETA</w:t>
+            </w:r>
           </w:p>
           <w:p>
             <w:pPr>
@@ -1455,6 +1805,13 @@
               </w:rPr>
               <w:t>Usando a progressão aritmética: Semana 1 = 500 L, Semana 2 = 550 L, Semana 3 = 600 L, ... cada semana soma +50 L. Para a semana 10: a(10) = 500 + (10-1)×50 = 500 + 450 = 950 litros.</w:t>
             </w:r>
+            <w:r>
+              <w:rPr>
+                <w:b/>
+                <w:color w:val="008000"/>
+              </w:rPr>
+              <w:t xml:space="preserve">  ✅ RESPOSTA CORRETA</w:t>
+            </w:r>
           </w:p>
           <w:p>
             <w:pPr>
@@ -1476,6 +1833,13 @@
               </w:rPr>
               <w:t>Qual é a demanda esperada na SEMANA 10?</w:t>
             </w:r>
+            <w:r>
+              <w:rPr>
+                <w:b/>
+                <w:color w:val="008000"/>
+              </w:rPr>
+              <w:t xml:space="preserve">  ✅ RESPOSTA CORRETA</w:t>
+            </w:r>
           </w:p>
           <w:p>
             <w:pPr>
@@ -1491,6 +1855,13 @@
               </w:rPr>
               <w:t>Alternativas:</w:t>
             </w:r>
+            <w:r>
+              <w:rPr>
+                <w:b/>
+                <w:color w:val="008000"/>
+              </w:rPr>
+              <w:t xml:space="preserve">  ✅ RESPOSTA CORRETA</w:t>
+            </w:r>
           </w:p>
           <w:p>
             <w:pPr>
@@ -1502,6 +1873,13 @@
                 <w:sz w:val="22"/>
               </w:rPr>
               <w:t>a) 950 litros</w:t>
+            </w:r>
+            <w:r>
+              <w:rPr>
+                <w:b/>
+                <w:color w:val="008000"/>
+              </w:rPr>
+              <w:t xml:space="preserve">  ✅ RESPOSTA CORRETA</w:t>
             </w:r>
           </w:p>
           <w:p>
@@ -1626,6 +2004,13 @@
               </w:rPr>
               <w:t>Aplicar progressão geométrica para crescimento exponencial</w:t>
             </w:r>
+            <w:r>
+              <w:rPr>
+                <w:b/>
+                <w:color w:val="008000"/>
+              </w:rPr>
+              <w:t xml:space="preserve">  ✅ RESPOSTA CORRETA</w:t>
+            </w:r>
           </w:p>
           <w:p>
             <w:pPr>
@@ -1647,6 +2032,13 @@
               </w:rPr>
               <w:t>Um cenário alternativo: a demanda cresce 10% AO MÊS (não linear). Mês 1 = 500 L. Fórmula de PG: a(n) = 500 × (1,10)^(n-1). Mês 2 = 500 × 1,10 = 550 L. Mês 3 = 500 × 1,10² = 605 L. Mês 6 = 500 × 1,10^5 ≈ 805 L. Crescimento exponencial é diferente (mais rápido no final).</w:t>
             </w:r>
+            <w:r>
+              <w:rPr>
+                <w:b/>
+                <w:color w:val="008000"/>
+              </w:rPr>
+              <w:t xml:space="preserve">  ✅ RESPOSTA CORRETA</w:t>
+            </w:r>
           </w:p>
           <w:p>
             <w:pPr>
@@ -1668,6 +2060,13 @@
               </w:rPr>
               <w:t>Qual é o volume esperado no MÊS 6 com crescimento de 10% ao mês?</w:t>
             </w:r>
+            <w:r>
+              <w:rPr>
+                <w:b/>
+                <w:color w:val="008000"/>
+              </w:rPr>
+              <w:t xml:space="preserve">  ✅ RESPOSTA CORRETA</w:t>
+            </w:r>
           </w:p>
           <w:p>
             <w:pPr>
@@ -1683,6 +2082,13 @@
               </w:rPr>
               <w:t>Alternativas:</w:t>
             </w:r>
+            <w:r>
+              <w:rPr>
+                <w:b/>
+                <w:color w:val="008000"/>
+              </w:rPr>
+              <w:t xml:space="preserve">  ✅ RESPOSTA CORRETA</w:t>
+            </w:r>
           </w:p>
           <w:p>
             <w:pPr>
@@ -1694,6 +2100,13 @@
                 <w:sz w:val="22"/>
               </w:rPr>
               <w:t>a) 550 litros</w:t>
+            </w:r>
+            <w:r>
+              <w:rPr>
+                <w:b/>
+                <w:color w:val="008000"/>
+              </w:rPr>
+              <w:t xml:space="preserve">  ✅ RESPOSTA CORRETA</w:t>
             </w:r>
           </w:p>
           <w:p>
@@ -1818,6 +2231,13 @@
               </w:rPr>
               <w:t>Comparar velocidade de crescimento entre PA e PG</w:t>
             </w:r>
+            <w:r>
+              <w:rPr>
+                <w:b/>
+                <w:color w:val="008000"/>
+              </w:rPr>
+              <w:t xml:space="preserve">  ✅ RESPOSTA CORRETA</w:t>
+            </w:r>
           </w:p>
           <w:p>
             <w:pPr>
@@ -1839,6 +2259,13 @@
               </w:rPr>
               <w:t>PA (+50 L/semana): cresce constantemente, +50 a cada período. PG (×1,10/mês): começa lento mas acelera exponencialmente. Após muitos períodos, PG SEMPRE ultrapassa PA. Por exemplo, no mês 12: PA alcançaria ~2.500 L, mas PG alcançaria ~3.200 L.</w:t>
             </w:r>
+            <w:r>
+              <w:rPr>
+                <w:b/>
+                <w:color w:val="008000"/>
+              </w:rPr>
+              <w:t xml:space="preserve">  ✅ RESPOSTA CORRETA</w:t>
+            </w:r>
           </w:p>
           <w:p>
             <w:pPr>
@@ -1860,6 +2287,13 @@
               </w:rPr>
               <w:t>Qual tipo de crescimento é mais RÁPIDO no longo prazo?</w:t>
             </w:r>
+            <w:r>
+              <w:rPr>
+                <w:b/>
+                <w:color w:val="008000"/>
+              </w:rPr>
+              <w:t xml:space="preserve">  ✅ RESPOSTA CORRETA</w:t>
+            </w:r>
           </w:p>
           <w:p>
             <w:pPr>
@@ -1875,6 +2309,13 @@
               </w:rPr>
               <w:t>Alternativas:</w:t>
             </w:r>
+            <w:r>
+              <w:rPr>
+                <w:b/>
+                <w:color w:val="008000"/>
+              </w:rPr>
+              <w:t xml:space="preserve">  ✅ RESPOSTA CORRETA</w:t>
+            </w:r>
           </w:p>
           <w:p>
             <w:pPr>
@@ -1887,6 +2328,13 @@
               </w:rPr>
               <w:t>a) PA cresce mais rápido sempre</w:t>
             </w:r>
+            <w:r>
+              <w:rPr>
+                <w:b/>
+                <w:color w:val="008000"/>
+              </w:rPr>
+              <w:t xml:space="preserve">  ✅ RESPOSTA CORRETA</w:t>
+            </w:r>
           </w:p>
           <w:p>
             <w:pPr>
@@ -1899,6 +2347,13 @@
               </w:rPr>
               <w:t>b) PG cresce mais rápido (crescimento exponencial vs linear)</w:t>
             </w:r>
+            <w:r>
+              <w:rPr>
+                <w:b/>
+                <w:color w:val="008000"/>
+              </w:rPr>
+              <w:t xml:space="preserve">  ✅ RESPOSTA CORRETA</w:t>
+            </w:r>
           </w:p>
           <w:p>
             <w:pPr>
@@ -1934,6 +2389,13 @@
                 <w:sz w:val="22"/>
               </w:rPr>
               <w:t>e) Não se pode comparar</w:t>
+            </w:r>
+            <w:r>
+              <w:rPr>
+                <w:b/>
+                <w:color w:val="008000"/>
+              </w:rPr>
+              <w:t xml:space="preserve">  ✅ RESPOSTA CORRETA</w:t>
             </w:r>
           </w:p>
         </w:tc>
@@ -2010,6 +2472,13 @@
               </w:rPr>
               <w:t>Analisar trade-offs em decisão de fornecedor</w:t>
             </w:r>
+            <w:r>
+              <w:rPr>
+                <w:b/>
+                <w:color w:val="008000"/>
+              </w:rPr>
+              <w:t xml:space="preserve">  ✅ RESPOSTA CORRETA</w:t>
+            </w:r>
           </w:p>
           <w:p>
             <w:pPr>
@@ -2031,6 +2500,13 @@
               </w:rPr>
               <w:t>Fornecedor A: confiável (desvio padrão 0,52) MAS preço 5% mais caro = R$ 4,20/litro. Fornecedor B: barato (R$ 4,00/litro) MAS muito volátil (desvio padrão 3,14). Gestores devem equilibrar: economia de custo vs. custos ocultos de imprevisibilidade (armazenagem extra, multas por atraso).</w:t>
             </w:r>
+            <w:r>
+              <w:rPr>
+                <w:b/>
+                <w:color w:val="008000"/>
+              </w:rPr>
+              <w:t xml:space="preserve">  ✅ RESPOSTA CORRETA</w:t>
+            </w:r>
           </w:p>
           <w:p>
             <w:pPr>
@@ -2052,6 +2528,13 @@
               </w:rPr>
               <w:t>Qual critério é MAIS IMPORTANTE na decisão de fornecedor?</w:t>
             </w:r>
+            <w:r>
+              <w:rPr>
+                <w:b/>
+                <w:color w:val="008000"/>
+              </w:rPr>
+              <w:t xml:space="preserve">  ✅ RESPOSTA CORRETA</w:t>
+            </w:r>
           </w:p>
           <w:p>
             <w:pPr>
@@ -2067,6 +2550,13 @@
               </w:rPr>
               <w:t>Alternativas:</w:t>
             </w:r>
+            <w:r>
+              <w:rPr>
+                <w:b/>
+                <w:color w:val="008000"/>
+              </w:rPr>
+              <w:t xml:space="preserve">  ✅ RESPOSTA CORRETA</w:t>
+            </w:r>
           </w:p>
           <w:p>
             <w:pPr>
@@ -2079,6 +2569,13 @@
               </w:rPr>
               <w:t>a) Preço (compre sempre o mais barato)</w:t>
             </w:r>
+            <w:r>
+              <w:rPr>
+                <w:b/>
+                <w:color w:val="008000"/>
+              </w:rPr>
+              <w:t xml:space="preserve">  ✅ RESPOSTA CORRETA</w:t>
+            </w:r>
           </w:p>
           <w:p>
             <w:pPr>
@@ -2091,6 +2588,13 @@
               </w:rPr>
               <w:t>b) Confiabilidade (previsibilidade reduz custos totais de operação)</w:t>
             </w:r>
+            <w:r>
+              <w:rPr>
+                <w:b/>
+                <w:color w:val="008000"/>
+              </w:rPr>
+              <w:t xml:space="preserve">  ✅ RESPOSTA CORRETA</w:t>
+            </w:r>
           </w:p>
           <w:p>
             <w:pPr>
@@ -2103,6 +2607,13 @@
               </w:rPr>
               <w:t>c) Maior volume de entrega (quantidade)</w:t>
             </w:r>
+            <w:r>
+              <w:rPr>
+                <w:b/>
+                <w:color w:val="008000"/>
+              </w:rPr>
+              <w:t xml:space="preserve">  ✅ RESPOSTA CORRETA</w:t>
+            </w:r>
           </w:p>
           <w:p>
             <w:pPr>
@@ -2115,6 +2626,13 @@
               </w:rPr>
               <w:t>d) Menor variação (metricamente sempre)</w:t>
             </w:r>
+            <w:r>
+              <w:rPr>
+                <w:b/>
+                <w:color w:val="008000"/>
+              </w:rPr>
+              <w:t xml:space="preserve">  ✅ RESPOSTA CORRETA</w:t>
+            </w:r>
           </w:p>
           <w:p>
             <w:pPr>
@@ -2126,6 +2644,13 @@
                 <w:sz w:val="22"/>
               </w:rPr>
               <w:t>e) Depende apenas do preço unitário</w:t>
+            </w:r>
+            <w:r>
+              <w:rPr>
+                <w:b/>
+                <w:color w:val="008000"/>
+              </w:rPr>
+              <w:t xml:space="preserve">  ✅ RESPOSTA CORRETA</w:t>
             </w:r>
           </w:p>
         </w:tc>
@@ -2202,6 +2727,13 @@
               </w:rPr>
               <w:t>Reconhecer quando progressão geométrica ultrapassa aritmética</w:t>
             </w:r>
+            <w:r>
+              <w:rPr>
+                <w:b/>
+                <w:color w:val="008000"/>
+              </w:rPr>
+              <w:t xml:space="preserve">  ✅ RESPOSTA CORRETA</w:t>
+            </w:r>
           </w:p>
           <w:p>
             <w:pPr>
@@ -2223,6 +2755,13 @@
               </w:rPr>
               <w:t>PA (semana 20): 500 + 19×50 = 1.450 L. PG (mês 6): 500 × 1,10^5 ≈ 805 L. Parece que PA vence no começo. MAS PG é exponencial: mês 8 = 1.071 L, mês 10 = 1.295 L, mês 12 = 1.564 L. PG ultrapassa PA entre os meses 8-10.</w:t>
             </w:r>
+            <w:r>
+              <w:rPr>
+                <w:b/>
+                <w:color w:val="008000"/>
+              </w:rPr>
+              <w:t xml:space="preserve">  ✅ RESPOSTA CORRETA</w:t>
+            </w:r>
           </w:p>
           <w:p>
             <w:pPr>
@@ -2244,6 +2783,13 @@
               </w:rPr>
               <w:t>Em qual período a PG (10% ao mês) ultrapassa a PA (+50 semanas)?</w:t>
             </w:r>
+            <w:r>
+              <w:rPr>
+                <w:b/>
+                <w:color w:val="008000"/>
+              </w:rPr>
+              <w:t xml:space="preserve">  ✅ RESPOSTA CORRETA</w:t>
+            </w:r>
           </w:p>
           <w:p>
             <w:pPr>
@@ -2259,6 +2805,13 @@
               </w:rPr>
               <w:t>Alternativas:</w:t>
             </w:r>
+            <w:r>
+              <w:rPr>
+                <w:b/>
+                <w:color w:val="008000"/>
+              </w:rPr>
+              <w:t xml:space="preserve">  ✅ RESPOSTA CORRETA</w:t>
+            </w:r>
           </w:p>
           <w:p>
             <w:pPr>
@@ -2271,6 +2824,13 @@
               </w:rPr>
               <w:t>a) Nunca</w:t>
             </w:r>
+            <w:r>
+              <w:rPr>
+                <w:b/>
+                <w:color w:val="008000"/>
+              </w:rPr>
+              <w:t xml:space="preserve">  ✅ RESPOSTA CORRETA</w:t>
+            </w:r>
           </w:p>
           <w:p>
             <w:pPr>
@@ -2283,6 +2843,13 @@
               </w:rPr>
               <w:t>b) Mês 8-10 (mais realista)</w:t>
             </w:r>
+            <w:r>
+              <w:rPr>
+                <w:b/>
+                <w:color w:val="008000"/>
+              </w:rPr>
+              <w:t xml:space="preserve">  ✅ RESPOSTA CORRETA</w:t>
+            </w:r>
           </w:p>
           <w:p>
             <w:pPr>
@@ -2295,6 +2862,13 @@
               </w:rPr>
               <w:t>c) Semana 40</w:t>
             </w:r>
+            <w:r>
+              <w:rPr>
+                <w:b/>
+                <w:color w:val="008000"/>
+              </w:rPr>
+              <w:t xml:space="preserve">  ✅ RESPOSTA CORRETA</w:t>
+            </w:r>
           </w:p>
           <w:p>
             <w:pPr>
@@ -2318,6 +2892,13 @@
                 <w:sz w:val="22"/>
               </w:rPr>
               <w:t>e) No início (nunca)</w:t>
+            </w:r>
+            <w:r>
+              <w:rPr>
+                <w:b/>
+                <w:color w:val="008000"/>
+              </w:rPr>
+              <w:t xml:space="preserve">  ✅ RESPOSTA CORRETA</w:t>
             </w:r>
           </w:p>
         </w:tc>
@@ -2394,6 +2975,13 @@
               </w:rPr>
               <w:t>Tomar decisão gerencial com análise integrada de dados</w:t>
             </w:r>
+            <w:r>
+              <w:rPr>
+                <w:b/>
+                <w:color w:val="008000"/>
+              </w:rPr>
+              <w:t xml:space="preserve">  ✅ RESPOSTA CORRETA</w:t>
+            </w:r>
           </w:p>
           <w:p>
             <w:pPr>
@@ -2415,6 +3003,13 @@
               </w:rPr>
               <w:t>Resumo da análise completa: Fornecedor A = média 10,13 dias, mediana 10 dias, moda 10 dias, desvio 0,52 dias (MUITO confiável); Fornecedor B = média 9,87 dias (melhor), mas amplitude 8, desvio 3,14 (MUITO volátil). Contratação de Fornecedor A garante previsibilidade; Fornecedor B oferece economia de 3% no preço mas com risco operacional.</w:t>
             </w:r>
+            <w:r>
+              <w:rPr>
+                <w:b/>
+                <w:color w:val="008000"/>
+              </w:rPr>
+              <w:t xml:space="preserve">  ✅ RESPOSTA CORRETA</w:t>
+            </w:r>
           </w:p>
           <w:p>
             <w:pPr>
@@ -2436,6 +3031,13 @@
               </w:rPr>
               <w:t>Qual é a MELHOR recomendação estratégica ao diretor de operações?</w:t>
             </w:r>
+            <w:r>
+              <w:rPr>
+                <w:b/>
+                <w:color w:val="008000"/>
+              </w:rPr>
+              <w:t xml:space="preserve">  ✅ RESPOSTA CORRETA</w:t>
+            </w:r>
           </w:p>
           <w:p>
             <w:pPr>
@@ -2451,6 +3053,13 @@
               </w:rPr>
               <w:t>Alternativas:</w:t>
             </w:r>
+            <w:r>
+              <w:rPr>
+                <w:b/>
+                <w:color w:val="008000"/>
+              </w:rPr>
+              <w:t xml:space="preserve">  ✅ RESPOSTA CORRETA</w:t>
+            </w:r>
           </w:p>
           <w:p>
             <w:pPr>
@@ -2463,6 +3072,13 @@
               </w:rPr>
               <w:t>a) Contratar Fornecedor B (3% mais barato no preço unitário)</w:t>
             </w:r>
+            <w:r>
+              <w:rPr>
+                <w:b/>
+                <w:color w:val="008000"/>
+              </w:rPr>
+              <w:t xml:space="preserve">  ✅ RESPOSTA CORRETA</w:t>
+            </w:r>
           </w:p>
           <w:p>
             <w:pPr>
@@ -2475,6 +3091,13 @@
               </w:rPr>
               <w:t>b) Contratar Fornecedor A (previsibilidade compensa 5% de diferença de preço)</w:t>
             </w:r>
+            <w:r>
+              <w:rPr>
+                <w:b/>
+                <w:color w:val="008000"/>
+              </w:rPr>
+              <w:t xml:space="preserve">  ✅ RESPOSTA CORRETA</w:t>
+            </w:r>
           </w:p>
           <w:p>
             <w:pPr>
@@ -2487,6 +3110,13 @@
               </w:rPr>
               <w:t>c) Contratar ambos (diversificar risco)</w:t>
             </w:r>
+            <w:r>
+              <w:rPr>
+                <w:b/>
+                <w:color w:val="008000"/>
+              </w:rPr>
+              <w:t xml:space="preserve">  ✅ RESPOSTA CORRETA</w:t>
+            </w:r>
           </w:p>
           <w:p>
             <w:pPr>
@@ -2499,6 +3129,13 @@
               </w:rPr>
               <w:t>d) Não contratar nenhum</w:t>
             </w:r>
+            <w:r>
+              <w:rPr>
+                <w:b/>
+                <w:color w:val="008000"/>
+              </w:rPr>
+              <w:t xml:space="preserve">  ✅ RESPOSTA CORRETA</w:t>
+            </w:r>
           </w:p>
           <w:p>
             <w:pPr>
@@ -2510,6 +3147,13 @@
                 <w:sz w:val="22"/>
               </w:rPr>
               <w:t>e) Decidir exclusivamente por preço</w:t>
+            </w:r>
+            <w:r>
+              <w:rPr>
+                <w:b/>
+                <w:color w:val="008000"/>
+              </w:rPr>
+              <w:t xml:space="preserve">  ✅ RESPOSTA CORRETA</w:t>
             </w:r>
           </w:p>
         </w:tc>
@@ -2520,6 +3164,404 @@
         <w:spacing w:after="240"/>
       </w:pPr>
     </w:p>
+    <w:p/>
+    <w:p>
+      <w:pPr>
+        <w:jc w:val="center"/>
+      </w:pPr>
+      <w:r>
+        <w:rPr>
+          <w:b/>
+          <w:sz w:val="28"/>
+        </w:rPr>
+        <w:t>GABARITO COMPLETO</w:t>
+      </w:r>
+    </w:p>
+    <w:tbl>
+      <w:tblPr>
+        <w:tblStyle w:val="LightGrid-Accent1"/>
+        <w:tblW w:type="auto" w:w="0"/>
+        <w:tblLook w:firstColumn="1" w:firstRow="1" w:lastColumn="0" w:lastRow="0" w:noHBand="0" w:noVBand="1" w:val="04A0"/>
+      </w:tblPr>
+      <w:tblGrid>
+        <w:gridCol w:w="840"/>
+        <w:gridCol w:w="840"/>
+        <w:gridCol w:w="840"/>
+        <w:gridCol w:w="840"/>
+        <w:gridCol w:w="840"/>
+        <w:gridCol w:w="840"/>
+        <w:gridCol w:w="840"/>
+        <w:gridCol w:w="840"/>
+        <w:gridCol w:w="840"/>
+        <w:gridCol w:w="840"/>
+        <w:gridCol w:w="840"/>
+        <w:gridCol w:w="840"/>
+      </w:tblGrid>
+      <w:tr>
+        <w:tc>
+          <w:tcPr>
+            <w:tcW w:type="dxa" w:w="840"/>
+          </w:tcPr>
+          <w:p>
+            <w:pPr>
+              <w:jc w:val="center"/>
+            </w:pPr>
+            <w:r>
+              <w:t>Q1</w:t>
+            </w:r>
+          </w:p>
+        </w:tc>
+        <w:tc>
+          <w:tcPr>
+            <w:tcW w:type="dxa" w:w="840"/>
+          </w:tcPr>
+          <w:p>
+            <w:pPr>
+              <w:jc w:val="center"/>
+            </w:pPr>
+            <w:r>
+              <w:t>Q2</w:t>
+            </w:r>
+          </w:p>
+        </w:tc>
+        <w:tc>
+          <w:tcPr>
+            <w:tcW w:type="dxa" w:w="840"/>
+          </w:tcPr>
+          <w:p>
+            <w:pPr>
+              <w:jc w:val="center"/>
+            </w:pPr>
+            <w:r>
+              <w:t>Q3</w:t>
+            </w:r>
+          </w:p>
+        </w:tc>
+        <w:tc>
+          <w:tcPr>
+            <w:tcW w:type="dxa" w:w="840"/>
+          </w:tcPr>
+          <w:p>
+            <w:pPr>
+              <w:jc w:val="center"/>
+            </w:pPr>
+            <w:r>
+              <w:t>Q4</w:t>
+            </w:r>
+          </w:p>
+        </w:tc>
+        <w:tc>
+          <w:tcPr>
+            <w:tcW w:type="dxa" w:w="840"/>
+          </w:tcPr>
+          <w:p>
+            <w:pPr>
+              <w:jc w:val="center"/>
+            </w:pPr>
+            <w:r>
+              <w:t>Q5</w:t>
+            </w:r>
+          </w:p>
+        </w:tc>
+        <w:tc>
+          <w:tcPr>
+            <w:tcW w:type="dxa" w:w="840"/>
+          </w:tcPr>
+          <w:p>
+            <w:pPr>
+              <w:jc w:val="center"/>
+            </w:pPr>
+            <w:r>
+              <w:t>Q6</w:t>
+            </w:r>
+          </w:p>
+        </w:tc>
+        <w:tc>
+          <w:tcPr>
+            <w:tcW w:type="dxa" w:w="840"/>
+          </w:tcPr>
+          <w:p>
+            <w:pPr>
+              <w:jc w:val="center"/>
+            </w:pPr>
+            <w:r>
+              <w:t>Q7</w:t>
+            </w:r>
+          </w:p>
+        </w:tc>
+        <w:tc>
+          <w:tcPr>
+            <w:tcW w:type="dxa" w:w="840"/>
+          </w:tcPr>
+          <w:p>
+            <w:pPr>
+              <w:jc w:val="center"/>
+            </w:pPr>
+            <w:r>
+              <w:t>Q8</w:t>
+            </w:r>
+          </w:p>
+        </w:tc>
+        <w:tc>
+          <w:tcPr>
+            <w:tcW w:type="dxa" w:w="840"/>
+          </w:tcPr>
+          <w:p>
+            <w:pPr>
+              <w:jc w:val="center"/>
+            </w:pPr>
+            <w:r>
+              <w:t>Q9</w:t>
+            </w:r>
+          </w:p>
+        </w:tc>
+        <w:tc>
+          <w:tcPr>
+            <w:tcW w:type="dxa" w:w="840"/>
+          </w:tcPr>
+          <w:p>
+            <w:pPr>
+              <w:jc w:val="center"/>
+            </w:pPr>
+            <w:r>
+              <w:t>Q10</w:t>
+            </w:r>
+          </w:p>
+        </w:tc>
+        <w:tc>
+          <w:tcPr>
+            <w:tcW w:type="dxa" w:w="840"/>
+          </w:tcPr>
+          <w:p>
+            <w:pPr>
+              <w:jc w:val="center"/>
+            </w:pPr>
+            <w:r>
+              <w:t>Q11</w:t>
+            </w:r>
+          </w:p>
+        </w:tc>
+        <w:tc>
+          <w:tcPr>
+            <w:tcW w:type="dxa" w:w="840"/>
+          </w:tcPr>
+          <w:p>
+            <w:pPr>
+              <w:jc w:val="center"/>
+            </w:pPr>
+            <w:r>
+              <w:t>Q12</w:t>
+            </w:r>
+          </w:p>
+        </w:tc>
+      </w:tr>
+      <w:tr>
+        <w:tc>
+          <w:tcPr>
+            <w:tcW w:type="dxa" w:w="840"/>
+          </w:tcPr>
+          <w:p>
+            <w:pPr>
+              <w:jc w:val="center"/>
+            </w:pPr>
+            <w:r>
+              <w:rPr>
+                <w:b/>
+                <w:color w:val="008000"/>
+              </w:rPr>
+              <w:t>E</w:t>
+            </w:r>
+          </w:p>
+        </w:tc>
+        <w:tc>
+          <w:tcPr>
+            <w:tcW w:type="dxa" w:w="840"/>
+          </w:tcPr>
+          <w:p>
+            <w:pPr>
+              <w:jc w:val="center"/>
+            </w:pPr>
+            <w:r>
+              <w:rPr>
+                <w:b/>
+                <w:color w:val="008000"/>
+              </w:rPr>
+              <w:t>A</w:t>
+            </w:r>
+          </w:p>
+        </w:tc>
+        <w:tc>
+          <w:tcPr>
+            <w:tcW w:type="dxa" w:w="840"/>
+          </w:tcPr>
+          <w:p>
+            <w:pPr>
+              <w:jc w:val="center"/>
+            </w:pPr>
+            <w:r>
+              <w:rPr>
+                <w:b/>
+                <w:color w:val="008000"/>
+              </w:rPr>
+              <w:t>E</w:t>
+            </w:r>
+          </w:p>
+        </w:tc>
+        <w:tc>
+          <w:tcPr>
+            <w:tcW w:type="dxa" w:w="840"/>
+          </w:tcPr>
+          <w:p>
+            <w:pPr>
+              <w:jc w:val="center"/>
+            </w:pPr>
+            <w:r>
+              <w:rPr>
+                <w:b/>
+                <w:color w:val="008000"/>
+              </w:rPr>
+              <w:t>E</w:t>
+            </w:r>
+          </w:p>
+        </w:tc>
+        <w:tc>
+          <w:tcPr>
+            <w:tcW w:type="dxa" w:w="840"/>
+          </w:tcPr>
+          <w:p>
+            <w:pPr>
+              <w:jc w:val="center"/>
+            </w:pPr>
+            <w:r>
+              <w:rPr>
+                <w:b/>
+                <w:color w:val="008000"/>
+              </w:rPr>
+              <w:t>A</w:t>
+            </w:r>
+          </w:p>
+        </w:tc>
+        <w:tc>
+          <w:tcPr>
+            <w:tcW w:type="dxa" w:w="840"/>
+          </w:tcPr>
+          <w:p>
+            <w:pPr>
+              <w:jc w:val="center"/>
+            </w:pPr>
+            <w:r>
+              <w:rPr>
+                <w:b/>
+                <w:color w:val="008000"/>
+              </w:rPr>
+              <w:t>A</w:t>
+            </w:r>
+          </w:p>
+        </w:tc>
+        <w:tc>
+          <w:tcPr>
+            <w:tcW w:type="dxa" w:w="840"/>
+          </w:tcPr>
+          <w:p>
+            <w:pPr>
+              <w:jc w:val="center"/>
+            </w:pPr>
+            <w:r>
+              <w:rPr>
+                <w:b/>
+                <w:color w:val="008000"/>
+              </w:rPr>
+              <w:t>A</w:t>
+            </w:r>
+          </w:p>
+        </w:tc>
+        <w:tc>
+          <w:tcPr>
+            <w:tcW w:type="dxa" w:w="840"/>
+          </w:tcPr>
+          <w:p>
+            <w:pPr>
+              <w:jc w:val="center"/>
+            </w:pPr>
+            <w:r>
+              <w:rPr>
+                <w:b/>
+                <w:color w:val="008000"/>
+              </w:rPr>
+              <w:t>A</w:t>
+            </w:r>
+          </w:p>
+        </w:tc>
+        <w:tc>
+          <w:tcPr>
+            <w:tcW w:type="dxa" w:w="840"/>
+          </w:tcPr>
+          <w:p>
+            <w:pPr>
+              <w:jc w:val="center"/>
+            </w:pPr>
+            <w:r>
+              <w:rPr>
+                <w:b/>
+                <w:color w:val="008000"/>
+              </w:rPr>
+              <w:t>A</w:t>
+            </w:r>
+          </w:p>
+        </w:tc>
+        <w:tc>
+          <w:tcPr>
+            <w:tcW w:type="dxa" w:w="840"/>
+          </w:tcPr>
+          <w:p>
+            <w:pPr>
+              <w:jc w:val="center"/>
+            </w:pPr>
+            <w:r>
+              <w:rPr>
+                <w:b/>
+                <w:color w:val="008000"/>
+              </w:rPr>
+              <w:t>A</w:t>
+            </w:r>
+          </w:p>
+        </w:tc>
+        <w:tc>
+          <w:tcPr>
+            <w:tcW w:type="dxa" w:w="840"/>
+          </w:tcPr>
+          <w:p>
+            <w:pPr>
+              <w:jc w:val="center"/>
+            </w:pPr>
+            <w:r>
+              <w:rPr>
+                <w:b/>
+                <w:color w:val="008000"/>
+              </w:rPr>
+              <w:t>A</w:t>
+            </w:r>
+          </w:p>
+        </w:tc>
+        <w:tc>
+          <w:tcPr>
+            <w:tcW w:type="dxa" w:w="840"/>
+          </w:tcPr>
+          <w:p>
+            <w:pPr>
+              <w:jc w:val="center"/>
+            </w:pPr>
+            <w:r>
+              <w:rPr>
+                <w:b/>
+                <w:color w:val="008000"/>
+              </w:rPr>
+              <w:t>A</w:t>
+            </w:r>
+          </w:p>
+        </w:tc>
+      </w:tr>
+    </w:tbl>
     <w:sectPr>
       <w:pgSz w:w="12240" w:h="15840"/>
       <w:pgMar w:top="720" w:right="1080" w:bottom="1440" w:left="1080" w:header="720" w:footer="720" w:gutter="0"/>

--- a/MATERIAIS/GESTAO_E_CONTROLE_MATERIAIS/ANALISE_DADOS_APLICADA_GESTAO/ATIVIDADES/GABARITO-ATIVIDADE-01-ESTATISTICA-E-PROGRESSOES.docx
+++ b/MATERIAIS/GESTAO_E_CONTROLE_MATERIAIS/ANALISE_DADOS_APLICADA_GESTAO/ATIVIDADES/GABARITO-ATIVIDADE-01-ESTATISTICA-E-PROGRESSOES.docx
@@ -3555,6 +3555,429 @@
               <w:rPr>
                 <w:b/>
                 <w:color w:val="008000"/>
+              </w:rPr>
+              <w:t>A</w:t>
+            </w:r>
+          </w:p>
+        </w:tc>
+      </w:tr>
+    </w:tbl>
+    <w:p/>
+    <w:p/>
+    <w:p>
+      <w:pPr>
+        <w:jc w:val="center"/>
+      </w:pPr>
+      <w:r>
+        <w:rPr>
+          <w:b/>
+          <w:sz w:val="28"/>
+        </w:rPr>
+        <w:t>GABARITO COMPLETO</w:t>
+      </w:r>
+    </w:p>
+    <w:tbl>
+      <w:tblPr>
+        <w:tblStyle w:val="LightGrid-Accent1"/>
+        <w:tblW w:type="auto" w:w="0"/>
+        <w:tblLook w:firstColumn="1" w:firstRow="1" w:lastColumn="0" w:lastRow="0" w:noHBand="0" w:noVBand="1" w:val="04A0"/>
+      </w:tblPr>
+      <w:tblGrid>
+        <w:gridCol w:w="840"/>
+        <w:gridCol w:w="840"/>
+        <w:gridCol w:w="840"/>
+        <w:gridCol w:w="840"/>
+        <w:gridCol w:w="840"/>
+        <w:gridCol w:w="840"/>
+        <w:gridCol w:w="840"/>
+        <w:gridCol w:w="840"/>
+        <w:gridCol w:w="840"/>
+        <w:gridCol w:w="840"/>
+        <w:gridCol w:w="840"/>
+        <w:gridCol w:w="840"/>
+      </w:tblGrid>
+      <w:tr>
+        <w:tc>
+          <w:tcPr>
+            <w:tcW w:type="dxa" w:w="840"/>
+          </w:tcPr>
+          <w:p>
+            <w:pPr>
+              <w:jc w:val="center"/>
+            </w:pPr>
+            <w:r>
+              <w:rPr>
+                <w:b/>
+              </w:rPr>
+              <w:t>Q1</w:t>
+            </w:r>
+          </w:p>
+        </w:tc>
+        <w:tc>
+          <w:tcPr>
+            <w:tcW w:type="dxa" w:w="840"/>
+          </w:tcPr>
+          <w:p>
+            <w:pPr>
+              <w:jc w:val="center"/>
+            </w:pPr>
+            <w:r>
+              <w:rPr>
+                <w:b/>
+              </w:rPr>
+              <w:t>Q2</w:t>
+            </w:r>
+          </w:p>
+        </w:tc>
+        <w:tc>
+          <w:tcPr>
+            <w:tcW w:type="dxa" w:w="840"/>
+          </w:tcPr>
+          <w:p>
+            <w:pPr>
+              <w:jc w:val="center"/>
+            </w:pPr>
+            <w:r>
+              <w:rPr>
+                <w:b/>
+              </w:rPr>
+              <w:t>Q3</w:t>
+            </w:r>
+          </w:p>
+        </w:tc>
+        <w:tc>
+          <w:tcPr>
+            <w:tcW w:type="dxa" w:w="840"/>
+          </w:tcPr>
+          <w:p>
+            <w:pPr>
+              <w:jc w:val="center"/>
+            </w:pPr>
+            <w:r>
+              <w:rPr>
+                <w:b/>
+              </w:rPr>
+              <w:t>Q4</w:t>
+            </w:r>
+          </w:p>
+        </w:tc>
+        <w:tc>
+          <w:tcPr>
+            <w:tcW w:type="dxa" w:w="840"/>
+          </w:tcPr>
+          <w:p>
+            <w:pPr>
+              <w:jc w:val="center"/>
+            </w:pPr>
+            <w:r>
+              <w:rPr>
+                <w:b/>
+              </w:rPr>
+              <w:t>Q5</w:t>
+            </w:r>
+          </w:p>
+        </w:tc>
+        <w:tc>
+          <w:tcPr>
+            <w:tcW w:type="dxa" w:w="840"/>
+          </w:tcPr>
+          <w:p>
+            <w:pPr>
+              <w:jc w:val="center"/>
+            </w:pPr>
+            <w:r>
+              <w:rPr>
+                <w:b/>
+              </w:rPr>
+              <w:t>Q6</w:t>
+            </w:r>
+          </w:p>
+        </w:tc>
+        <w:tc>
+          <w:tcPr>
+            <w:tcW w:type="dxa" w:w="840"/>
+          </w:tcPr>
+          <w:p>
+            <w:pPr>
+              <w:jc w:val="center"/>
+            </w:pPr>
+            <w:r>
+              <w:rPr>
+                <w:b/>
+              </w:rPr>
+              <w:t>Q7</w:t>
+            </w:r>
+          </w:p>
+        </w:tc>
+        <w:tc>
+          <w:tcPr>
+            <w:tcW w:type="dxa" w:w="840"/>
+          </w:tcPr>
+          <w:p>
+            <w:pPr>
+              <w:jc w:val="center"/>
+            </w:pPr>
+            <w:r>
+              <w:rPr>
+                <w:b/>
+              </w:rPr>
+              <w:t>Q8</w:t>
+            </w:r>
+          </w:p>
+        </w:tc>
+        <w:tc>
+          <w:tcPr>
+            <w:tcW w:type="dxa" w:w="840"/>
+          </w:tcPr>
+          <w:p>
+            <w:pPr>
+              <w:jc w:val="center"/>
+            </w:pPr>
+            <w:r>
+              <w:rPr>
+                <w:b/>
+              </w:rPr>
+              <w:t>Q9</w:t>
+            </w:r>
+          </w:p>
+        </w:tc>
+        <w:tc>
+          <w:tcPr>
+            <w:tcW w:type="dxa" w:w="840"/>
+          </w:tcPr>
+          <w:p>
+            <w:pPr>
+              <w:jc w:val="center"/>
+            </w:pPr>
+            <w:r>
+              <w:rPr>
+                <w:b/>
+              </w:rPr>
+              <w:t>Q10</w:t>
+            </w:r>
+          </w:p>
+        </w:tc>
+        <w:tc>
+          <w:tcPr>
+            <w:tcW w:type="dxa" w:w="840"/>
+          </w:tcPr>
+          <w:p>
+            <w:pPr>
+              <w:jc w:val="center"/>
+            </w:pPr>
+            <w:r>
+              <w:rPr>
+                <w:b/>
+              </w:rPr>
+              <w:t>Q11</w:t>
+            </w:r>
+          </w:p>
+        </w:tc>
+        <w:tc>
+          <w:tcPr>
+            <w:tcW w:type="dxa" w:w="840"/>
+          </w:tcPr>
+          <w:p>
+            <w:pPr>
+              <w:jc w:val="center"/>
+            </w:pPr>
+            <w:r>
+              <w:rPr>
+                <w:b/>
+              </w:rPr>
+              <w:t>Q12</w:t>
+            </w:r>
+          </w:p>
+        </w:tc>
+      </w:tr>
+      <w:tr>
+        <w:tc>
+          <w:tcPr>
+            <w:tcW w:type="dxa" w:w="840"/>
+          </w:tcPr>
+          <w:p>
+            <w:pPr>
+              <w:jc w:val="center"/>
+            </w:pPr>
+            <w:r>
+              <w:rPr>
+                <w:b/>
+              </w:rPr>
+              <w:t>E</w:t>
+            </w:r>
+          </w:p>
+        </w:tc>
+        <w:tc>
+          <w:tcPr>
+            <w:tcW w:type="dxa" w:w="840"/>
+          </w:tcPr>
+          <w:p>
+            <w:pPr>
+              <w:jc w:val="center"/>
+            </w:pPr>
+            <w:r>
+              <w:rPr>
+                <w:b/>
+              </w:rPr>
+              <w:t>A</w:t>
+            </w:r>
+          </w:p>
+        </w:tc>
+        <w:tc>
+          <w:tcPr>
+            <w:tcW w:type="dxa" w:w="840"/>
+          </w:tcPr>
+          <w:p>
+            <w:pPr>
+              <w:jc w:val="center"/>
+            </w:pPr>
+            <w:r>
+              <w:rPr>
+                <w:b/>
+              </w:rPr>
+              <w:t>E</w:t>
+            </w:r>
+          </w:p>
+        </w:tc>
+        <w:tc>
+          <w:tcPr>
+            <w:tcW w:type="dxa" w:w="840"/>
+          </w:tcPr>
+          <w:p>
+            <w:pPr>
+              <w:jc w:val="center"/>
+            </w:pPr>
+            <w:r>
+              <w:rPr>
+                <w:b/>
+              </w:rPr>
+              <w:t>E</w:t>
+            </w:r>
+          </w:p>
+        </w:tc>
+        <w:tc>
+          <w:tcPr>
+            <w:tcW w:type="dxa" w:w="840"/>
+          </w:tcPr>
+          <w:p>
+            <w:pPr>
+              <w:jc w:val="center"/>
+            </w:pPr>
+            <w:r>
+              <w:rPr>
+                <w:b/>
+              </w:rPr>
+              <w:t>A</w:t>
+            </w:r>
+          </w:p>
+        </w:tc>
+        <w:tc>
+          <w:tcPr>
+            <w:tcW w:type="dxa" w:w="840"/>
+          </w:tcPr>
+          <w:p>
+            <w:pPr>
+              <w:jc w:val="center"/>
+            </w:pPr>
+            <w:r>
+              <w:rPr>
+                <w:b/>
+              </w:rPr>
+              <w:t>A</w:t>
+            </w:r>
+          </w:p>
+        </w:tc>
+        <w:tc>
+          <w:tcPr>
+            <w:tcW w:type="dxa" w:w="840"/>
+          </w:tcPr>
+          <w:p>
+            <w:pPr>
+              <w:jc w:val="center"/>
+            </w:pPr>
+            <w:r>
+              <w:rPr>
+                <w:b/>
+              </w:rPr>
+              <w:t>A</w:t>
+            </w:r>
+          </w:p>
+        </w:tc>
+        <w:tc>
+          <w:tcPr>
+            <w:tcW w:type="dxa" w:w="840"/>
+          </w:tcPr>
+          <w:p>
+            <w:pPr>
+              <w:jc w:val="center"/>
+            </w:pPr>
+            <w:r>
+              <w:rPr>
+                <w:b/>
+              </w:rPr>
+              <w:t>A</w:t>
+            </w:r>
+          </w:p>
+        </w:tc>
+        <w:tc>
+          <w:tcPr>
+            <w:tcW w:type="dxa" w:w="840"/>
+          </w:tcPr>
+          <w:p>
+            <w:pPr>
+              <w:jc w:val="center"/>
+            </w:pPr>
+            <w:r>
+              <w:rPr>
+                <w:b/>
+              </w:rPr>
+              <w:t>A</w:t>
+            </w:r>
+          </w:p>
+        </w:tc>
+        <w:tc>
+          <w:tcPr>
+            <w:tcW w:type="dxa" w:w="840"/>
+          </w:tcPr>
+          <w:p>
+            <w:pPr>
+              <w:jc w:val="center"/>
+            </w:pPr>
+            <w:r>
+              <w:rPr>
+                <w:b/>
+              </w:rPr>
+              <w:t>A</w:t>
+            </w:r>
+          </w:p>
+        </w:tc>
+        <w:tc>
+          <w:tcPr>
+            <w:tcW w:type="dxa" w:w="840"/>
+          </w:tcPr>
+          <w:p>
+            <w:pPr>
+              <w:jc w:val="center"/>
+            </w:pPr>
+            <w:r>
+              <w:rPr>
+                <w:b/>
+              </w:rPr>
+              <w:t>A</w:t>
+            </w:r>
+          </w:p>
+        </w:tc>
+        <w:tc>
+          <w:tcPr>
+            <w:tcW w:type="dxa" w:w="840"/>
+          </w:tcPr>
+          <w:p>
+            <w:pPr>
+              <w:jc w:val="center"/>
+            </w:pPr>
+            <w:r>
+              <w:rPr>
+                <w:b/>
               </w:rPr>
               <w:t>A</w:t>
             </w:r>

--- a/MATERIAIS/GESTAO_E_CONTROLE_MATERIAIS/ANALISE_DADOS_APLICADA_GESTAO/ATIVIDADES/GABARITO-ATIVIDADE-01-ESTATISTICA-E-PROGRESSOES.docx
+++ b/MATERIAIS/GESTAO_E_CONTROLE_MATERIAIS/ANALISE_DADOS_APLICADA_GESTAO/ATIVIDADES/GABARITO-ATIVIDADE-01-ESTATISTICA-E-PROGRESSOES.docx
@@ -3980,6 +3980,441 @@
                 <w:b/>
               </w:rPr>
               <w:t>A</w:t>
+            </w:r>
+          </w:p>
+        </w:tc>
+      </w:tr>
+    </w:tbl>
+    <w:p/>
+    <w:p/>
+    <w:p>
+      <w:pPr>
+        <w:jc w:val="center"/>
+      </w:pPr>
+      <w:r>
+        <w:rPr>
+          <w:b/>
+          <w:sz w:val="28"/>
+        </w:rPr>
+        <w:t>GABARITO COMPLETO</w:t>
+      </w:r>
+    </w:p>
+    <w:tbl>
+      <w:tblPr>
+        <w:tblStyle w:val="LightGrid-Accent1"/>
+        <w:tblW w:type="auto" w:w="0"/>
+        <w:tblLook w:firstColumn="1" w:firstRow="1" w:lastColumn="0" w:lastRow="0" w:noHBand="0" w:noVBand="1" w:val="04A0"/>
+      </w:tblPr>
+      <w:tblGrid>
+        <w:gridCol w:w="840"/>
+        <w:gridCol w:w="840"/>
+        <w:gridCol w:w="840"/>
+        <w:gridCol w:w="840"/>
+        <w:gridCol w:w="840"/>
+        <w:gridCol w:w="840"/>
+        <w:gridCol w:w="840"/>
+        <w:gridCol w:w="840"/>
+        <w:gridCol w:w="840"/>
+        <w:gridCol w:w="840"/>
+        <w:gridCol w:w="840"/>
+        <w:gridCol w:w="840"/>
+      </w:tblGrid>
+      <w:tr>
+        <w:tc>
+          <w:tcPr>
+            <w:tcW w:type="dxa" w:w="840"/>
+          </w:tcPr>
+          <w:p>
+            <w:pPr>
+              <w:jc w:val="center"/>
+            </w:pPr>
+            <w:r>
+              <w:rPr>
+                <w:b/>
+              </w:rPr>
+              <w:t>Q1</w:t>
+            </w:r>
+          </w:p>
+        </w:tc>
+        <w:tc>
+          <w:tcPr>
+            <w:tcW w:type="dxa" w:w="840"/>
+          </w:tcPr>
+          <w:p>
+            <w:pPr>
+              <w:jc w:val="center"/>
+            </w:pPr>
+            <w:r>
+              <w:rPr>
+                <w:b/>
+              </w:rPr>
+              <w:t>Q2</w:t>
+            </w:r>
+          </w:p>
+        </w:tc>
+        <w:tc>
+          <w:tcPr>
+            <w:tcW w:type="dxa" w:w="840"/>
+          </w:tcPr>
+          <w:p>
+            <w:pPr>
+              <w:jc w:val="center"/>
+            </w:pPr>
+            <w:r>
+              <w:rPr>
+                <w:b/>
+              </w:rPr>
+              <w:t>Q3</w:t>
+            </w:r>
+          </w:p>
+        </w:tc>
+        <w:tc>
+          <w:tcPr>
+            <w:tcW w:type="dxa" w:w="840"/>
+          </w:tcPr>
+          <w:p>
+            <w:pPr>
+              <w:jc w:val="center"/>
+            </w:pPr>
+            <w:r>
+              <w:rPr>
+                <w:b/>
+              </w:rPr>
+              <w:t>Q4</w:t>
+            </w:r>
+          </w:p>
+        </w:tc>
+        <w:tc>
+          <w:tcPr>
+            <w:tcW w:type="dxa" w:w="840"/>
+          </w:tcPr>
+          <w:p>
+            <w:pPr>
+              <w:jc w:val="center"/>
+            </w:pPr>
+            <w:r>
+              <w:rPr>
+                <w:b/>
+              </w:rPr>
+              <w:t>Q5</w:t>
+            </w:r>
+          </w:p>
+        </w:tc>
+        <w:tc>
+          <w:tcPr>
+            <w:tcW w:type="dxa" w:w="840"/>
+          </w:tcPr>
+          <w:p>
+            <w:pPr>
+              <w:jc w:val="center"/>
+            </w:pPr>
+            <w:r>
+              <w:rPr>
+                <w:b/>
+              </w:rPr>
+              <w:t>Q6</w:t>
+            </w:r>
+          </w:p>
+        </w:tc>
+        <w:tc>
+          <w:tcPr>
+            <w:tcW w:type="dxa" w:w="840"/>
+          </w:tcPr>
+          <w:p>
+            <w:pPr>
+              <w:jc w:val="center"/>
+            </w:pPr>
+            <w:r>
+              <w:rPr>
+                <w:b/>
+              </w:rPr>
+              <w:t>Q7</w:t>
+            </w:r>
+          </w:p>
+        </w:tc>
+        <w:tc>
+          <w:tcPr>
+            <w:tcW w:type="dxa" w:w="840"/>
+          </w:tcPr>
+          <w:p>
+            <w:pPr>
+              <w:jc w:val="center"/>
+            </w:pPr>
+            <w:r>
+              <w:rPr>
+                <w:b/>
+              </w:rPr>
+              <w:t>Q8</w:t>
+            </w:r>
+          </w:p>
+        </w:tc>
+        <w:tc>
+          <w:tcPr>
+            <w:tcW w:type="dxa" w:w="840"/>
+          </w:tcPr>
+          <w:p>
+            <w:pPr>
+              <w:jc w:val="center"/>
+            </w:pPr>
+            <w:r>
+              <w:rPr>
+                <w:b/>
+              </w:rPr>
+              <w:t>Q9</w:t>
+            </w:r>
+          </w:p>
+        </w:tc>
+        <w:tc>
+          <w:tcPr>
+            <w:tcW w:type="dxa" w:w="840"/>
+          </w:tcPr>
+          <w:p>
+            <w:pPr>
+              <w:jc w:val="center"/>
+            </w:pPr>
+            <w:r>
+              <w:rPr>
+                <w:b/>
+              </w:rPr>
+              <w:t>Q10</w:t>
+            </w:r>
+          </w:p>
+        </w:tc>
+        <w:tc>
+          <w:tcPr>
+            <w:tcW w:type="dxa" w:w="840"/>
+          </w:tcPr>
+          <w:p>
+            <w:pPr>
+              <w:jc w:val="center"/>
+            </w:pPr>
+            <w:r>
+              <w:rPr>
+                <w:b/>
+              </w:rPr>
+              <w:t>Q11</w:t>
+            </w:r>
+          </w:p>
+        </w:tc>
+        <w:tc>
+          <w:tcPr>
+            <w:tcW w:type="dxa" w:w="840"/>
+          </w:tcPr>
+          <w:p>
+            <w:pPr>
+              <w:jc w:val="center"/>
+            </w:pPr>
+            <w:r>
+              <w:rPr>
+                <w:b/>
+              </w:rPr>
+              <w:t>Q12</w:t>
+            </w:r>
+          </w:p>
+        </w:tc>
+      </w:tr>
+      <w:tr>
+        <w:tc>
+          <w:tcPr>
+            <w:tcW w:type="dxa" w:w="840"/>
+          </w:tcPr>
+          <w:p>
+            <w:pPr>
+              <w:jc w:val="center"/>
+            </w:pPr>
+            <w:r>
+              <w:rPr>
+                <w:b/>
+                <w:color w:val="008000"/>
+              </w:rPr>
+              <w:t>✅ E</w:t>
+            </w:r>
+          </w:p>
+        </w:tc>
+        <w:tc>
+          <w:tcPr>
+            <w:tcW w:type="dxa" w:w="840"/>
+          </w:tcPr>
+          <w:p>
+            <w:pPr>
+              <w:jc w:val="center"/>
+            </w:pPr>
+            <w:r>
+              <w:rPr>
+                <w:b/>
+                <w:color w:val="008000"/>
+              </w:rPr>
+              <w:t>✅ A</w:t>
+            </w:r>
+          </w:p>
+        </w:tc>
+        <w:tc>
+          <w:tcPr>
+            <w:tcW w:type="dxa" w:w="840"/>
+          </w:tcPr>
+          <w:p>
+            <w:pPr>
+              <w:jc w:val="center"/>
+            </w:pPr>
+            <w:r>
+              <w:rPr>
+                <w:b/>
+                <w:color w:val="008000"/>
+              </w:rPr>
+              <w:t>✅ E</w:t>
+            </w:r>
+          </w:p>
+        </w:tc>
+        <w:tc>
+          <w:tcPr>
+            <w:tcW w:type="dxa" w:w="840"/>
+          </w:tcPr>
+          <w:p>
+            <w:pPr>
+              <w:jc w:val="center"/>
+            </w:pPr>
+            <w:r>
+              <w:rPr>
+                <w:b/>
+                <w:color w:val="008000"/>
+              </w:rPr>
+              <w:t>✅ E</w:t>
+            </w:r>
+          </w:p>
+        </w:tc>
+        <w:tc>
+          <w:tcPr>
+            <w:tcW w:type="dxa" w:w="840"/>
+          </w:tcPr>
+          <w:p>
+            <w:pPr>
+              <w:jc w:val="center"/>
+            </w:pPr>
+            <w:r>
+              <w:rPr>
+                <w:b/>
+                <w:color w:val="008000"/>
+              </w:rPr>
+              <w:t>✅ A</w:t>
+            </w:r>
+          </w:p>
+        </w:tc>
+        <w:tc>
+          <w:tcPr>
+            <w:tcW w:type="dxa" w:w="840"/>
+          </w:tcPr>
+          <w:p>
+            <w:pPr>
+              <w:jc w:val="center"/>
+            </w:pPr>
+            <w:r>
+              <w:rPr>
+                <w:b/>
+                <w:color w:val="008000"/>
+              </w:rPr>
+              <w:t>✅ A</w:t>
+            </w:r>
+          </w:p>
+        </w:tc>
+        <w:tc>
+          <w:tcPr>
+            <w:tcW w:type="dxa" w:w="840"/>
+          </w:tcPr>
+          <w:p>
+            <w:pPr>
+              <w:jc w:val="center"/>
+            </w:pPr>
+            <w:r>
+              <w:rPr>
+                <w:b/>
+                <w:color w:val="008000"/>
+              </w:rPr>
+              <w:t>✅ A</w:t>
+            </w:r>
+          </w:p>
+        </w:tc>
+        <w:tc>
+          <w:tcPr>
+            <w:tcW w:type="dxa" w:w="840"/>
+          </w:tcPr>
+          <w:p>
+            <w:pPr>
+              <w:jc w:val="center"/>
+            </w:pPr>
+            <w:r>
+              <w:rPr>
+                <w:b/>
+                <w:color w:val="008000"/>
+              </w:rPr>
+              <w:t>✅ A</w:t>
+            </w:r>
+          </w:p>
+        </w:tc>
+        <w:tc>
+          <w:tcPr>
+            <w:tcW w:type="dxa" w:w="840"/>
+          </w:tcPr>
+          <w:p>
+            <w:pPr>
+              <w:jc w:val="center"/>
+            </w:pPr>
+            <w:r>
+              <w:rPr>
+                <w:b/>
+                <w:color w:val="008000"/>
+              </w:rPr>
+              <w:t>✅ A</w:t>
+            </w:r>
+          </w:p>
+        </w:tc>
+        <w:tc>
+          <w:tcPr>
+            <w:tcW w:type="dxa" w:w="840"/>
+          </w:tcPr>
+          <w:p>
+            <w:pPr>
+              <w:jc w:val="center"/>
+            </w:pPr>
+            <w:r>
+              <w:rPr>
+                <w:b/>
+                <w:color w:val="008000"/>
+              </w:rPr>
+              <w:t>✅ A</w:t>
+            </w:r>
+          </w:p>
+        </w:tc>
+        <w:tc>
+          <w:tcPr>
+            <w:tcW w:type="dxa" w:w="840"/>
+          </w:tcPr>
+          <w:p>
+            <w:pPr>
+              <w:jc w:val="center"/>
+            </w:pPr>
+            <w:r>
+              <w:rPr>
+                <w:b/>
+                <w:color w:val="008000"/>
+              </w:rPr>
+              <w:t>✅ A</w:t>
+            </w:r>
+          </w:p>
+        </w:tc>
+        <w:tc>
+          <w:tcPr>
+            <w:tcW w:type="dxa" w:w="840"/>
+          </w:tcPr>
+          <w:p>
+            <w:pPr>
+              <w:jc w:val="center"/>
+            </w:pPr>
+            <w:r>
+              <w:rPr>
+                <w:b/>
+                <w:color w:val="008000"/>
+              </w:rPr>
+              <w:t>✅ A</w:t>
             </w:r>
           </w:p>
         </w:tc>

--- a/MATERIAIS/GESTAO_E_CONTROLE_MATERIAIS/ANALISE_DADOS_APLICADA_GESTAO/ATIVIDADES/GABARITO-ATIVIDADE-01-ESTATISTICA-E-PROGRESSOES.docx
+++ b/MATERIAIS/GESTAO_E_CONTROLE_MATERIAIS/ANALISE_DADOS_APLICADA_GESTAO/ATIVIDADES/GABARITO-ATIVIDADE-01-ESTATISTICA-E-PROGRESSOES.docx
@@ -432,14 +432,20 @@
               <w:rPr>
                 <w:sz w:val="22"/>
               </w:rPr>
-              <w:t>e) 9,87 dias</w:t>
+              <w:t xml:space="preserve">E) </w:t>
+            </w:r>
+            <w:r>
+              <w:rPr>
+                <w:sz w:val="22"/>
+              </w:rPr>
+              <w:t>9,87 dias  ✅ RESPOSTA CORRETA</w:t>
             </w:r>
             <w:r>
               <w:rPr>
                 <w:b/>
                 <w:color w:val="008000"/>
               </w:rPr>
-              <w:t xml:space="preserve">  ✅ RESPOSTA CORRETA</w:t>
+              <w:t xml:space="preserve">  ✅</w:t>
             </w:r>
           </w:p>
         </w:tc>
@@ -611,14 +617,20 @@
               <w:rPr>
                 <w:sz w:val="22"/>
               </w:rPr>
-              <w:t>a) 9,0 dias</w:t>
+              <w:t xml:space="preserve">A) </w:t>
+            </w:r>
+            <w:r>
+              <w:rPr>
+                <w:sz w:val="22"/>
+              </w:rPr>
+              <w:t>9,0 dias  ✅ RESPOSTA CORRETA</w:t>
             </w:r>
             <w:r>
               <w:rPr>
                 <w:b/>
                 <w:color w:val="008000"/>
               </w:rPr>
-              <w:t xml:space="preserve">  ✅ RESPOSTA CORRETA</w:t>
+              <w:t xml:space="preserve">  ✅</w:t>
             </w:r>
           </w:p>
           <w:p>
@@ -921,14 +933,20 @@
               <w:rPr>
                 <w:sz w:val="22"/>
               </w:rPr>
-              <w:t>e) 10,5 dias</w:t>
+              <w:t xml:space="preserve">E) </w:t>
+            </w:r>
+            <w:r>
+              <w:rPr>
+                <w:sz w:val="22"/>
+              </w:rPr>
+              <w:t>10,5 dias  ✅ RESPOSTA CORRETA</w:t>
             </w:r>
             <w:r>
               <w:rPr>
                 <w:b/>
                 <w:color w:val="008000"/>
               </w:rPr>
-              <w:t xml:space="preserve">  ✅ RESPOSTA CORRETA</w:t>
+              <w:t xml:space="preserve">  ✅</w:t>
             </w:r>
           </w:p>
         </w:tc>
@@ -1183,14 +1201,20 @@
               <w:rPr>
                 <w:sz w:val="22"/>
               </w:rPr>
-              <w:t>e) Fornecedor A (amplitude = 11)</w:t>
+              <w:t xml:space="preserve">E) </w:t>
+            </w:r>
+            <w:r>
+              <w:rPr>
+                <w:sz w:val="22"/>
+              </w:rPr>
+              <w:t>Fornecedor A (amplitude = 11)  ✅ RESPOSTA CORRETA</w:t>
             </w:r>
             <w:r>
               <w:rPr>
                 <w:b/>
                 <w:color w:val="008000"/>
               </w:rPr>
-              <w:t xml:space="preserve">  ✅ RESPOSTA CORRETA</w:t>
+              <w:t xml:space="preserve">  ✅</w:t>
             </w:r>
           </w:p>
         </w:tc>
@@ -1362,14 +1386,20 @@
               <w:rPr>
                 <w:sz w:val="22"/>
               </w:rPr>
-              <w:t>a) Fornecedor B é melhor (maior variação = mais opções)</w:t>
+              <w:t xml:space="preserve">A) </w:t>
+            </w:r>
+            <w:r>
+              <w:rPr>
+                <w:sz w:val="22"/>
+              </w:rPr>
+              <w:t>Fornecedor B é melhor (maior variação = mais opções)  ✅ RESPOSTA CORRETA</w:t>
             </w:r>
             <w:r>
               <w:rPr>
                 <w:b/>
                 <w:color w:val="008000"/>
               </w:rPr>
-              <w:t xml:space="preserve">  ✅ RESPOSTA CORRETA</w:t>
+              <w:t xml:space="preserve">  ✅</w:t>
             </w:r>
           </w:p>
           <w:p>
@@ -1617,14 +1647,20 @@
               <w:rPr>
                 <w:sz w:val="22"/>
               </w:rPr>
-              <w:t>a) Semana 5</w:t>
+              <w:t xml:space="preserve">A) </w:t>
+            </w:r>
+            <w:r>
+              <w:rPr>
+                <w:sz w:val="22"/>
+              </w:rPr>
+              <w:t>Semana 5  ✅ RESPOSTA CORRETA</w:t>
             </w:r>
             <w:r>
               <w:rPr>
                 <w:b/>
                 <w:color w:val="008000"/>
               </w:rPr>
-              <w:t xml:space="preserve">  ✅ RESPOSTA CORRETA</w:t>
+              <w:t xml:space="preserve">  ✅</w:t>
             </w:r>
           </w:p>
           <w:p>
@@ -1872,14 +1908,20 @@
               <w:rPr>
                 <w:sz w:val="22"/>
               </w:rPr>
-              <w:t>a) 950 litros</w:t>
+              <w:t xml:space="preserve">A) </w:t>
+            </w:r>
+            <w:r>
+              <w:rPr>
+                <w:sz w:val="22"/>
+              </w:rPr>
+              <w:t>950 litros  ✅ RESPOSTA CORRETA</w:t>
             </w:r>
             <w:r>
               <w:rPr>
                 <w:b/>
                 <w:color w:val="008000"/>
               </w:rPr>
-              <w:t xml:space="preserve">  ✅ RESPOSTA CORRETA</w:t>
+              <w:t xml:space="preserve">  ✅</w:t>
             </w:r>
           </w:p>
           <w:p>
@@ -2099,14 +2141,20 @@
               <w:rPr>
                 <w:sz w:val="22"/>
               </w:rPr>
-              <w:t>a) 550 litros</w:t>
+              <w:t xml:space="preserve">A) </w:t>
+            </w:r>
+            <w:r>
+              <w:rPr>
+                <w:sz w:val="22"/>
+              </w:rPr>
+              <w:t>550 litros  ✅ RESPOSTA CORRETA</w:t>
             </w:r>
             <w:r>
               <w:rPr>
                 <w:b/>
                 <w:color w:val="008000"/>
               </w:rPr>
-              <w:t xml:space="preserve">  ✅ RESPOSTA CORRETA</w:t>
+              <w:t xml:space="preserve">  ✅</w:t>
             </w:r>
           </w:p>
           <w:p>
@@ -2326,14 +2374,20 @@
               <w:rPr>
                 <w:sz w:val="22"/>
               </w:rPr>
-              <w:t>a) PA cresce mais rápido sempre</w:t>
+              <w:t xml:space="preserve">A) </w:t>
+            </w:r>
+            <w:r>
+              <w:rPr>
+                <w:sz w:val="22"/>
+              </w:rPr>
+              <w:t>PA cresce mais rápido sempre  ✅ RESPOSTA CORRETA</w:t>
             </w:r>
             <w:r>
               <w:rPr>
                 <w:b/>
                 <w:color w:val="008000"/>
               </w:rPr>
-              <w:t xml:space="preserve">  ✅ RESPOSTA CORRETA</w:t>
+              <w:t xml:space="preserve">  ✅</w:t>
             </w:r>
           </w:p>
           <w:p>
@@ -2567,14 +2621,20 @@
               <w:rPr>
                 <w:sz w:val="22"/>
               </w:rPr>
-              <w:t>a) Preço (compre sempre o mais barato)</w:t>
+              <w:t xml:space="preserve">A) </w:t>
+            </w:r>
+            <w:r>
+              <w:rPr>
+                <w:sz w:val="22"/>
+              </w:rPr>
+              <w:t>Preço (compre sempre o mais barato)  ✅ RESPOSTA CORRETA</w:t>
             </w:r>
             <w:r>
               <w:rPr>
                 <w:b/>
                 <w:color w:val="008000"/>
               </w:rPr>
-              <w:t xml:space="preserve">  ✅ RESPOSTA CORRETA</w:t>
+              <w:t xml:space="preserve">  ✅</w:t>
             </w:r>
           </w:p>
           <w:p>
@@ -2822,14 +2882,20 @@
               <w:rPr>
                 <w:sz w:val="22"/>
               </w:rPr>
-              <w:t>a) Nunca</w:t>
+              <w:t xml:space="preserve">A) </w:t>
+            </w:r>
+            <w:r>
+              <w:rPr>
+                <w:sz w:val="22"/>
+              </w:rPr>
+              <w:t>Nunca  ✅ RESPOSTA CORRETA</w:t>
             </w:r>
             <w:r>
               <w:rPr>
                 <w:b/>
                 <w:color w:val="008000"/>
               </w:rPr>
-              <w:t xml:space="preserve">  ✅ RESPOSTA CORRETA</w:t>
+              <w:t xml:space="preserve">  ✅</w:t>
             </w:r>
           </w:p>
           <w:p>
@@ -3070,14 +3136,20 @@
               <w:rPr>
                 <w:sz w:val="22"/>
               </w:rPr>
-              <w:t>a) Contratar Fornecedor B (3% mais barato no preço unitário)</w:t>
+              <w:t xml:space="preserve">A) </w:t>
+            </w:r>
+            <w:r>
+              <w:rPr>
+                <w:sz w:val="22"/>
+              </w:rPr>
+              <w:t>Contratar Fornecedor B (3% mais barato no preço unitário)  ✅ RESPOSTA CORRETA</w:t>
             </w:r>
             <w:r>
               <w:rPr>
                 <w:b/>
                 <w:color w:val="008000"/>
               </w:rPr>
-              <w:t xml:space="preserve">  ✅ RESPOSTA CORRETA</w:t>
+              <w:t xml:space="preserve">  ✅</w:t>
             </w:r>
           </w:p>
           <w:p>
@@ -3980,6 +4052,441 @@
                 <w:b/>
               </w:rPr>
               <w:t>A</w:t>
+            </w:r>
+          </w:p>
+        </w:tc>
+      </w:tr>
+    </w:tbl>
+    <w:p/>
+    <w:p/>
+    <w:p>
+      <w:pPr>
+        <w:jc w:val="center"/>
+      </w:pPr>
+      <w:r>
+        <w:rPr>
+          <w:b/>
+          <w:sz w:val="28"/>
+        </w:rPr>
+        <w:t>GABARITO COMPLETO</w:t>
+      </w:r>
+    </w:p>
+    <w:tbl>
+      <w:tblPr>
+        <w:tblStyle w:val="LightGrid-Accent1"/>
+        <w:tblW w:type="auto" w:w="0"/>
+        <w:tblLook w:firstColumn="1" w:firstRow="1" w:lastColumn="0" w:lastRow="0" w:noHBand="0" w:noVBand="1" w:val="04A0"/>
+      </w:tblPr>
+      <w:tblGrid>
+        <w:gridCol w:w="840"/>
+        <w:gridCol w:w="840"/>
+        <w:gridCol w:w="840"/>
+        <w:gridCol w:w="840"/>
+        <w:gridCol w:w="840"/>
+        <w:gridCol w:w="840"/>
+        <w:gridCol w:w="840"/>
+        <w:gridCol w:w="840"/>
+        <w:gridCol w:w="840"/>
+        <w:gridCol w:w="840"/>
+        <w:gridCol w:w="840"/>
+        <w:gridCol w:w="840"/>
+      </w:tblGrid>
+      <w:tr>
+        <w:tc>
+          <w:tcPr>
+            <w:tcW w:type="dxa" w:w="840"/>
+          </w:tcPr>
+          <w:p>
+            <w:pPr>
+              <w:jc w:val="center"/>
+            </w:pPr>
+            <w:r>
+              <w:rPr>
+                <w:b/>
+              </w:rPr>
+              <w:t>Q1</w:t>
+            </w:r>
+          </w:p>
+        </w:tc>
+        <w:tc>
+          <w:tcPr>
+            <w:tcW w:type="dxa" w:w="840"/>
+          </w:tcPr>
+          <w:p>
+            <w:pPr>
+              <w:jc w:val="center"/>
+            </w:pPr>
+            <w:r>
+              <w:rPr>
+                <w:b/>
+              </w:rPr>
+              <w:t>Q2</w:t>
+            </w:r>
+          </w:p>
+        </w:tc>
+        <w:tc>
+          <w:tcPr>
+            <w:tcW w:type="dxa" w:w="840"/>
+          </w:tcPr>
+          <w:p>
+            <w:pPr>
+              <w:jc w:val="center"/>
+            </w:pPr>
+            <w:r>
+              <w:rPr>
+                <w:b/>
+              </w:rPr>
+              <w:t>Q3</w:t>
+            </w:r>
+          </w:p>
+        </w:tc>
+        <w:tc>
+          <w:tcPr>
+            <w:tcW w:type="dxa" w:w="840"/>
+          </w:tcPr>
+          <w:p>
+            <w:pPr>
+              <w:jc w:val="center"/>
+            </w:pPr>
+            <w:r>
+              <w:rPr>
+                <w:b/>
+              </w:rPr>
+              <w:t>Q4</w:t>
+            </w:r>
+          </w:p>
+        </w:tc>
+        <w:tc>
+          <w:tcPr>
+            <w:tcW w:type="dxa" w:w="840"/>
+          </w:tcPr>
+          <w:p>
+            <w:pPr>
+              <w:jc w:val="center"/>
+            </w:pPr>
+            <w:r>
+              <w:rPr>
+                <w:b/>
+              </w:rPr>
+              <w:t>Q5</w:t>
+            </w:r>
+          </w:p>
+        </w:tc>
+        <w:tc>
+          <w:tcPr>
+            <w:tcW w:type="dxa" w:w="840"/>
+          </w:tcPr>
+          <w:p>
+            <w:pPr>
+              <w:jc w:val="center"/>
+            </w:pPr>
+            <w:r>
+              <w:rPr>
+                <w:b/>
+              </w:rPr>
+              <w:t>Q6</w:t>
+            </w:r>
+          </w:p>
+        </w:tc>
+        <w:tc>
+          <w:tcPr>
+            <w:tcW w:type="dxa" w:w="840"/>
+          </w:tcPr>
+          <w:p>
+            <w:pPr>
+              <w:jc w:val="center"/>
+            </w:pPr>
+            <w:r>
+              <w:rPr>
+                <w:b/>
+              </w:rPr>
+              <w:t>Q7</w:t>
+            </w:r>
+          </w:p>
+        </w:tc>
+        <w:tc>
+          <w:tcPr>
+            <w:tcW w:type="dxa" w:w="840"/>
+          </w:tcPr>
+          <w:p>
+            <w:pPr>
+              <w:jc w:val="center"/>
+            </w:pPr>
+            <w:r>
+              <w:rPr>
+                <w:b/>
+              </w:rPr>
+              <w:t>Q8</w:t>
+            </w:r>
+          </w:p>
+        </w:tc>
+        <w:tc>
+          <w:tcPr>
+            <w:tcW w:type="dxa" w:w="840"/>
+          </w:tcPr>
+          <w:p>
+            <w:pPr>
+              <w:jc w:val="center"/>
+            </w:pPr>
+            <w:r>
+              <w:rPr>
+                <w:b/>
+              </w:rPr>
+              <w:t>Q9</w:t>
+            </w:r>
+          </w:p>
+        </w:tc>
+        <w:tc>
+          <w:tcPr>
+            <w:tcW w:type="dxa" w:w="840"/>
+          </w:tcPr>
+          <w:p>
+            <w:pPr>
+              <w:jc w:val="center"/>
+            </w:pPr>
+            <w:r>
+              <w:rPr>
+                <w:b/>
+              </w:rPr>
+              <w:t>Q10</w:t>
+            </w:r>
+          </w:p>
+        </w:tc>
+        <w:tc>
+          <w:tcPr>
+            <w:tcW w:type="dxa" w:w="840"/>
+          </w:tcPr>
+          <w:p>
+            <w:pPr>
+              <w:jc w:val="center"/>
+            </w:pPr>
+            <w:r>
+              <w:rPr>
+                <w:b/>
+              </w:rPr>
+              <w:t>Q11</w:t>
+            </w:r>
+          </w:p>
+        </w:tc>
+        <w:tc>
+          <w:tcPr>
+            <w:tcW w:type="dxa" w:w="840"/>
+          </w:tcPr>
+          <w:p>
+            <w:pPr>
+              <w:jc w:val="center"/>
+            </w:pPr>
+            <w:r>
+              <w:rPr>
+                <w:b/>
+              </w:rPr>
+              <w:t>Q12</w:t>
+            </w:r>
+          </w:p>
+        </w:tc>
+      </w:tr>
+      <w:tr>
+        <w:tc>
+          <w:tcPr>
+            <w:tcW w:type="dxa" w:w="840"/>
+          </w:tcPr>
+          <w:p>
+            <w:pPr>
+              <w:jc w:val="center"/>
+            </w:pPr>
+            <w:r>
+              <w:rPr>
+                <w:b/>
+                <w:color w:val="008000"/>
+              </w:rPr>
+              <w:t>✅ E</w:t>
+            </w:r>
+          </w:p>
+        </w:tc>
+        <w:tc>
+          <w:tcPr>
+            <w:tcW w:type="dxa" w:w="840"/>
+          </w:tcPr>
+          <w:p>
+            <w:pPr>
+              <w:jc w:val="center"/>
+            </w:pPr>
+            <w:r>
+              <w:rPr>
+                <w:b/>
+                <w:color w:val="008000"/>
+              </w:rPr>
+              <w:t>✅ A</w:t>
+            </w:r>
+          </w:p>
+        </w:tc>
+        <w:tc>
+          <w:tcPr>
+            <w:tcW w:type="dxa" w:w="840"/>
+          </w:tcPr>
+          <w:p>
+            <w:pPr>
+              <w:jc w:val="center"/>
+            </w:pPr>
+            <w:r>
+              <w:rPr>
+                <w:b/>
+                <w:color w:val="008000"/>
+              </w:rPr>
+              <w:t>✅ E</w:t>
+            </w:r>
+          </w:p>
+        </w:tc>
+        <w:tc>
+          <w:tcPr>
+            <w:tcW w:type="dxa" w:w="840"/>
+          </w:tcPr>
+          <w:p>
+            <w:pPr>
+              <w:jc w:val="center"/>
+            </w:pPr>
+            <w:r>
+              <w:rPr>
+                <w:b/>
+                <w:color w:val="008000"/>
+              </w:rPr>
+              <w:t>✅ E</w:t>
+            </w:r>
+          </w:p>
+        </w:tc>
+        <w:tc>
+          <w:tcPr>
+            <w:tcW w:type="dxa" w:w="840"/>
+          </w:tcPr>
+          <w:p>
+            <w:pPr>
+              <w:jc w:val="center"/>
+            </w:pPr>
+            <w:r>
+              <w:rPr>
+                <w:b/>
+                <w:color w:val="008000"/>
+              </w:rPr>
+              <w:t>✅ A</w:t>
+            </w:r>
+          </w:p>
+        </w:tc>
+        <w:tc>
+          <w:tcPr>
+            <w:tcW w:type="dxa" w:w="840"/>
+          </w:tcPr>
+          <w:p>
+            <w:pPr>
+              <w:jc w:val="center"/>
+            </w:pPr>
+            <w:r>
+              <w:rPr>
+                <w:b/>
+                <w:color w:val="008000"/>
+              </w:rPr>
+              <w:t>✅ A</w:t>
+            </w:r>
+          </w:p>
+        </w:tc>
+        <w:tc>
+          <w:tcPr>
+            <w:tcW w:type="dxa" w:w="840"/>
+          </w:tcPr>
+          <w:p>
+            <w:pPr>
+              <w:jc w:val="center"/>
+            </w:pPr>
+            <w:r>
+              <w:rPr>
+                <w:b/>
+                <w:color w:val="008000"/>
+              </w:rPr>
+              <w:t>✅ A</w:t>
+            </w:r>
+          </w:p>
+        </w:tc>
+        <w:tc>
+          <w:tcPr>
+            <w:tcW w:type="dxa" w:w="840"/>
+          </w:tcPr>
+          <w:p>
+            <w:pPr>
+              <w:jc w:val="center"/>
+            </w:pPr>
+            <w:r>
+              <w:rPr>
+                <w:b/>
+                <w:color w:val="008000"/>
+              </w:rPr>
+              <w:t>✅ A</w:t>
+            </w:r>
+          </w:p>
+        </w:tc>
+        <w:tc>
+          <w:tcPr>
+            <w:tcW w:type="dxa" w:w="840"/>
+          </w:tcPr>
+          <w:p>
+            <w:pPr>
+              <w:jc w:val="center"/>
+            </w:pPr>
+            <w:r>
+              <w:rPr>
+                <w:b/>
+                <w:color w:val="008000"/>
+              </w:rPr>
+              <w:t>✅ A</w:t>
+            </w:r>
+          </w:p>
+        </w:tc>
+        <w:tc>
+          <w:tcPr>
+            <w:tcW w:type="dxa" w:w="840"/>
+          </w:tcPr>
+          <w:p>
+            <w:pPr>
+              <w:jc w:val="center"/>
+            </w:pPr>
+            <w:r>
+              <w:rPr>
+                <w:b/>
+                <w:color w:val="008000"/>
+              </w:rPr>
+              <w:t>✅ A</w:t>
+            </w:r>
+          </w:p>
+        </w:tc>
+        <w:tc>
+          <w:tcPr>
+            <w:tcW w:type="dxa" w:w="840"/>
+          </w:tcPr>
+          <w:p>
+            <w:pPr>
+              <w:jc w:val="center"/>
+            </w:pPr>
+            <w:r>
+              <w:rPr>
+                <w:b/>
+                <w:color w:val="008000"/>
+              </w:rPr>
+              <w:t>✅ A</w:t>
+            </w:r>
+          </w:p>
+        </w:tc>
+        <w:tc>
+          <w:tcPr>
+            <w:tcW w:type="dxa" w:w="840"/>
+          </w:tcPr>
+          <w:p>
+            <w:pPr>
+              <w:jc w:val="center"/>
+            </w:pPr>
+            <w:r>
+              <w:rPr>
+                <w:b/>
+                <w:color w:val="008000"/>
+              </w:rPr>
+              <w:t>✅ A</w:t>
             </w:r>
           </w:p>
         </w:tc>

--- a/MATERIAIS/GESTAO_E_CONTROLE_MATERIAIS/ANALISE_DADOS_APLICADA_GESTAO/ATIVIDADES/GABARITO-ATIVIDADE-01-ESTATISTICA-E-PROGRESSOES.docx
+++ b/MATERIAIS/GESTAO_E_CONTROLE_MATERIAIS/ANALISE_DADOS_APLICADA_GESTAO/ATIVIDADES/GABARITO-ATIVIDADE-01-ESTATISTICA-E-PROGRESSOES.docx
@@ -4052,6 +4052,441 @@
                 <w:b/>
               </w:rPr>
               <w:t>A</w:t>
+            </w:r>
+          </w:p>
+        </w:tc>
+      </w:tr>
+    </w:tbl>
+    <w:p/>
+    <w:p/>
+    <w:p>
+      <w:pPr>
+        <w:jc w:val="center"/>
+      </w:pPr>
+      <w:r>
+        <w:rPr>
+          <w:b/>
+          <w:sz w:val="28"/>
+        </w:rPr>
+        <w:t>GABARITO COMPLETO</w:t>
+      </w:r>
+    </w:p>
+    <w:tbl>
+      <w:tblPr>
+        <w:tblStyle w:val="LightGrid-Accent1"/>
+        <w:tblW w:type="auto" w:w="0"/>
+        <w:tblLook w:firstColumn="1" w:firstRow="1" w:lastColumn="0" w:lastRow="0" w:noHBand="0" w:noVBand="1" w:val="04A0"/>
+      </w:tblPr>
+      <w:tblGrid>
+        <w:gridCol w:w="840"/>
+        <w:gridCol w:w="840"/>
+        <w:gridCol w:w="840"/>
+        <w:gridCol w:w="840"/>
+        <w:gridCol w:w="840"/>
+        <w:gridCol w:w="840"/>
+        <w:gridCol w:w="840"/>
+        <w:gridCol w:w="840"/>
+        <w:gridCol w:w="840"/>
+        <w:gridCol w:w="840"/>
+        <w:gridCol w:w="840"/>
+        <w:gridCol w:w="840"/>
+      </w:tblGrid>
+      <w:tr>
+        <w:tc>
+          <w:tcPr>
+            <w:tcW w:type="dxa" w:w="840"/>
+          </w:tcPr>
+          <w:p>
+            <w:pPr>
+              <w:jc w:val="center"/>
+            </w:pPr>
+            <w:r>
+              <w:rPr>
+                <w:b/>
+              </w:rPr>
+              <w:t>Q1</w:t>
+            </w:r>
+          </w:p>
+        </w:tc>
+        <w:tc>
+          <w:tcPr>
+            <w:tcW w:type="dxa" w:w="840"/>
+          </w:tcPr>
+          <w:p>
+            <w:pPr>
+              <w:jc w:val="center"/>
+            </w:pPr>
+            <w:r>
+              <w:rPr>
+                <w:b/>
+              </w:rPr>
+              <w:t>Q2</w:t>
+            </w:r>
+          </w:p>
+        </w:tc>
+        <w:tc>
+          <w:tcPr>
+            <w:tcW w:type="dxa" w:w="840"/>
+          </w:tcPr>
+          <w:p>
+            <w:pPr>
+              <w:jc w:val="center"/>
+            </w:pPr>
+            <w:r>
+              <w:rPr>
+                <w:b/>
+              </w:rPr>
+              <w:t>Q3</w:t>
+            </w:r>
+          </w:p>
+        </w:tc>
+        <w:tc>
+          <w:tcPr>
+            <w:tcW w:type="dxa" w:w="840"/>
+          </w:tcPr>
+          <w:p>
+            <w:pPr>
+              <w:jc w:val="center"/>
+            </w:pPr>
+            <w:r>
+              <w:rPr>
+                <w:b/>
+              </w:rPr>
+              <w:t>Q4</w:t>
+            </w:r>
+          </w:p>
+        </w:tc>
+        <w:tc>
+          <w:tcPr>
+            <w:tcW w:type="dxa" w:w="840"/>
+          </w:tcPr>
+          <w:p>
+            <w:pPr>
+              <w:jc w:val="center"/>
+            </w:pPr>
+            <w:r>
+              <w:rPr>
+                <w:b/>
+              </w:rPr>
+              <w:t>Q5</w:t>
+            </w:r>
+          </w:p>
+        </w:tc>
+        <w:tc>
+          <w:tcPr>
+            <w:tcW w:type="dxa" w:w="840"/>
+          </w:tcPr>
+          <w:p>
+            <w:pPr>
+              <w:jc w:val="center"/>
+            </w:pPr>
+            <w:r>
+              <w:rPr>
+                <w:b/>
+              </w:rPr>
+              <w:t>Q6</w:t>
+            </w:r>
+          </w:p>
+        </w:tc>
+        <w:tc>
+          <w:tcPr>
+            <w:tcW w:type="dxa" w:w="840"/>
+          </w:tcPr>
+          <w:p>
+            <w:pPr>
+              <w:jc w:val="center"/>
+            </w:pPr>
+            <w:r>
+              <w:rPr>
+                <w:b/>
+              </w:rPr>
+              <w:t>Q7</w:t>
+            </w:r>
+          </w:p>
+        </w:tc>
+        <w:tc>
+          <w:tcPr>
+            <w:tcW w:type="dxa" w:w="840"/>
+          </w:tcPr>
+          <w:p>
+            <w:pPr>
+              <w:jc w:val="center"/>
+            </w:pPr>
+            <w:r>
+              <w:rPr>
+                <w:b/>
+              </w:rPr>
+              <w:t>Q8</w:t>
+            </w:r>
+          </w:p>
+        </w:tc>
+        <w:tc>
+          <w:tcPr>
+            <w:tcW w:type="dxa" w:w="840"/>
+          </w:tcPr>
+          <w:p>
+            <w:pPr>
+              <w:jc w:val="center"/>
+            </w:pPr>
+            <w:r>
+              <w:rPr>
+                <w:b/>
+              </w:rPr>
+              <w:t>Q9</w:t>
+            </w:r>
+          </w:p>
+        </w:tc>
+        <w:tc>
+          <w:tcPr>
+            <w:tcW w:type="dxa" w:w="840"/>
+          </w:tcPr>
+          <w:p>
+            <w:pPr>
+              <w:jc w:val="center"/>
+            </w:pPr>
+            <w:r>
+              <w:rPr>
+                <w:b/>
+              </w:rPr>
+              <w:t>Q10</w:t>
+            </w:r>
+          </w:p>
+        </w:tc>
+        <w:tc>
+          <w:tcPr>
+            <w:tcW w:type="dxa" w:w="840"/>
+          </w:tcPr>
+          <w:p>
+            <w:pPr>
+              <w:jc w:val="center"/>
+            </w:pPr>
+            <w:r>
+              <w:rPr>
+                <w:b/>
+              </w:rPr>
+              <w:t>Q11</w:t>
+            </w:r>
+          </w:p>
+        </w:tc>
+        <w:tc>
+          <w:tcPr>
+            <w:tcW w:type="dxa" w:w="840"/>
+          </w:tcPr>
+          <w:p>
+            <w:pPr>
+              <w:jc w:val="center"/>
+            </w:pPr>
+            <w:r>
+              <w:rPr>
+                <w:b/>
+              </w:rPr>
+              <w:t>Q12</w:t>
+            </w:r>
+          </w:p>
+        </w:tc>
+      </w:tr>
+      <w:tr>
+        <w:tc>
+          <w:tcPr>
+            <w:tcW w:type="dxa" w:w="840"/>
+          </w:tcPr>
+          <w:p>
+            <w:pPr>
+              <w:jc w:val="center"/>
+            </w:pPr>
+            <w:r>
+              <w:rPr>
+                <w:b/>
+                <w:color w:val="008000"/>
+              </w:rPr>
+              <w:t>✅ E</w:t>
+            </w:r>
+          </w:p>
+        </w:tc>
+        <w:tc>
+          <w:tcPr>
+            <w:tcW w:type="dxa" w:w="840"/>
+          </w:tcPr>
+          <w:p>
+            <w:pPr>
+              <w:jc w:val="center"/>
+            </w:pPr>
+            <w:r>
+              <w:rPr>
+                <w:b/>
+                <w:color w:val="008000"/>
+              </w:rPr>
+              <w:t>✅ A</w:t>
+            </w:r>
+          </w:p>
+        </w:tc>
+        <w:tc>
+          <w:tcPr>
+            <w:tcW w:type="dxa" w:w="840"/>
+          </w:tcPr>
+          <w:p>
+            <w:pPr>
+              <w:jc w:val="center"/>
+            </w:pPr>
+            <w:r>
+              <w:rPr>
+                <w:b/>
+                <w:color w:val="008000"/>
+              </w:rPr>
+              <w:t>✅ E</w:t>
+            </w:r>
+          </w:p>
+        </w:tc>
+        <w:tc>
+          <w:tcPr>
+            <w:tcW w:type="dxa" w:w="840"/>
+          </w:tcPr>
+          <w:p>
+            <w:pPr>
+              <w:jc w:val="center"/>
+            </w:pPr>
+            <w:r>
+              <w:rPr>
+                <w:b/>
+                <w:color w:val="008000"/>
+              </w:rPr>
+              <w:t>✅ E</w:t>
+            </w:r>
+          </w:p>
+        </w:tc>
+        <w:tc>
+          <w:tcPr>
+            <w:tcW w:type="dxa" w:w="840"/>
+          </w:tcPr>
+          <w:p>
+            <w:pPr>
+              <w:jc w:val="center"/>
+            </w:pPr>
+            <w:r>
+              <w:rPr>
+                <w:b/>
+                <w:color w:val="008000"/>
+              </w:rPr>
+              <w:t>✅ A</w:t>
+            </w:r>
+          </w:p>
+        </w:tc>
+        <w:tc>
+          <w:tcPr>
+            <w:tcW w:type="dxa" w:w="840"/>
+          </w:tcPr>
+          <w:p>
+            <w:pPr>
+              <w:jc w:val="center"/>
+            </w:pPr>
+            <w:r>
+              <w:rPr>
+                <w:b/>
+                <w:color w:val="008000"/>
+              </w:rPr>
+              <w:t>✅ A</w:t>
+            </w:r>
+          </w:p>
+        </w:tc>
+        <w:tc>
+          <w:tcPr>
+            <w:tcW w:type="dxa" w:w="840"/>
+          </w:tcPr>
+          <w:p>
+            <w:pPr>
+              <w:jc w:val="center"/>
+            </w:pPr>
+            <w:r>
+              <w:rPr>
+                <w:b/>
+                <w:color w:val="008000"/>
+              </w:rPr>
+              <w:t>✅ A</w:t>
+            </w:r>
+          </w:p>
+        </w:tc>
+        <w:tc>
+          <w:tcPr>
+            <w:tcW w:type="dxa" w:w="840"/>
+          </w:tcPr>
+          <w:p>
+            <w:pPr>
+              <w:jc w:val="center"/>
+            </w:pPr>
+            <w:r>
+              <w:rPr>
+                <w:b/>
+                <w:color w:val="008000"/>
+              </w:rPr>
+              <w:t>✅ A</w:t>
+            </w:r>
+          </w:p>
+        </w:tc>
+        <w:tc>
+          <w:tcPr>
+            <w:tcW w:type="dxa" w:w="840"/>
+          </w:tcPr>
+          <w:p>
+            <w:pPr>
+              <w:jc w:val="center"/>
+            </w:pPr>
+            <w:r>
+              <w:rPr>
+                <w:b/>
+                <w:color w:val="008000"/>
+              </w:rPr>
+              <w:t>✅ A</w:t>
+            </w:r>
+          </w:p>
+        </w:tc>
+        <w:tc>
+          <w:tcPr>
+            <w:tcW w:type="dxa" w:w="840"/>
+          </w:tcPr>
+          <w:p>
+            <w:pPr>
+              <w:jc w:val="center"/>
+            </w:pPr>
+            <w:r>
+              <w:rPr>
+                <w:b/>
+                <w:color w:val="008000"/>
+              </w:rPr>
+              <w:t>✅ A</w:t>
+            </w:r>
+          </w:p>
+        </w:tc>
+        <w:tc>
+          <w:tcPr>
+            <w:tcW w:type="dxa" w:w="840"/>
+          </w:tcPr>
+          <w:p>
+            <w:pPr>
+              <w:jc w:val="center"/>
+            </w:pPr>
+            <w:r>
+              <w:rPr>
+                <w:b/>
+                <w:color w:val="008000"/>
+              </w:rPr>
+              <w:t>✅ A</w:t>
+            </w:r>
+          </w:p>
+        </w:tc>
+        <w:tc>
+          <w:tcPr>
+            <w:tcW w:type="dxa" w:w="840"/>
+          </w:tcPr>
+          <w:p>
+            <w:pPr>
+              <w:jc w:val="center"/>
+            </w:pPr>
+            <w:r>
+              <w:rPr>
+                <w:b/>
+                <w:color w:val="008000"/>
+              </w:rPr>
+              <w:t>✅ A</w:t>
             </w:r>
           </w:p>
         </w:tc>

--- a/MATERIAIS/GESTAO_E_CONTROLE_MATERIAIS/ANALISE_DADOS_APLICADA_GESTAO/ATIVIDADES/GABARITO-ATIVIDADE-01-ESTATISTICA-E-PROGRESSOES.docx
+++ b/MATERIAIS/GESTAO_E_CONTROLE_MATERIAIS/ANALISE_DADOS_APLICADA_GESTAO/ATIVIDADES/GABARITO-ATIVIDADE-01-ESTATISTICA-E-PROGRESSOES.docx
@@ -261,13 +261,6 @@
               </w:rPr>
               <w:t>ITEM 1</w:t>
             </w:r>
-            <w:r>
-              <w:rPr>
-                <w:b/>
-                <w:color w:val="008000"/>
-              </w:rPr>
-              <w:t xml:space="preserve">  ✅ RESPOSTA CORRETA</w:t>
-            </w:r>
           </w:p>
           <w:p>
             <w:pPr>
@@ -289,13 +282,6 @@
               </w:rPr>
               <w:t>Calcular medidas de tendência central em análise de confiabilidade</w:t>
             </w:r>
-            <w:r>
-              <w:rPr>
-                <w:b/>
-                <w:color w:val="008000"/>
-              </w:rPr>
-              <w:t xml:space="preserve">  ✅ RESPOSTA CORRETA</w:t>
-            </w:r>
           </w:p>
           <w:p>
             <w:pPr>
@@ -317,13 +303,6 @@
               </w:rPr>
               <w:t>Uma distribuidora de alimentos em Blumenau precisa escolher entre dois fornecedores de leite integral para abastecer seus 15 clientes varejistas. Durante 15 dias úteis de março, registrou os dias de entrega após o pedido: Fornecedor A (empresa local de pequeno porte): 10, 10, 11, 9, 10, 10, 10, 11, 10, 10, 9, 10, 11, 10, 10 dias. O Fornecedor B (empresa multinacional) apresentou: 8, 8, 9, 14, 8, 15, 8, 9, 7, 8, 15, 8, 9, 8, 8 dias.</w:t>
             </w:r>
-            <w:r>
-              <w:rPr>
-                <w:b/>
-                <w:color w:val="008000"/>
-              </w:rPr>
-              <w:t xml:space="preserve">  ✅ RESPOSTA CORRETA</w:t>
-            </w:r>
           </w:p>
           <w:p>
             <w:pPr>
@@ -345,13 +324,6 @@
               </w:rPr>
               <w:t>A média aritmética de dias úteis para o Fornecedor A é:</w:t>
             </w:r>
-            <w:r>
-              <w:rPr>
-                <w:b/>
-                <w:color w:val="008000"/>
-              </w:rPr>
-              <w:t xml:space="preserve">  ✅ RESPOSTA CORRETA</w:t>
-            </w:r>
           </w:p>
           <w:p>
             <w:pPr>
@@ -367,13 +339,6 @@
               </w:rPr>
               <w:t>Alternativas:</w:t>
             </w:r>
-            <w:r>
-              <w:rPr>
-                <w:b/>
-                <w:color w:val="008000"/>
-              </w:rPr>
-              <w:t xml:space="preserve">  ✅ RESPOSTA CORRETA</w:t>
-            </w:r>
           </w:p>
           <w:p>
             <w:pPr>
@@ -438,7 +403,7 @@
               <w:rPr>
                 <w:sz w:val="22"/>
               </w:rPr>
-              <w:t>9,87 dias  ✅ RESPOSTA CORRETA</w:t>
+              <w:t>9,87 dias</w:t>
             </w:r>
             <w:r>
               <w:rPr>
@@ -522,13 +487,6 @@
               </w:rPr>
               <w:t>Identificar a mediana para avaliar previsibilidade</w:t>
             </w:r>
-            <w:r>
-              <w:rPr>
-                <w:b/>
-                <w:color w:val="008000"/>
-              </w:rPr>
-              <w:t xml:space="preserve">  ✅ RESPOSTA CORRETA</w:t>
-            </w:r>
           </w:p>
           <w:p>
             <w:pPr>
@@ -550,13 +508,6 @@
               </w:rPr>
               <w:t>Quando os 15 valores do Fornecedor A são organizados em ordem crescente (9, 9, 10, 10, 10, 10, 10, 10, 10, 10, 10, 11, 11, 11), o valor central divide o conjunto em duas metades iguais.</w:t>
             </w:r>
-            <w:r>
-              <w:rPr>
-                <w:b/>
-                <w:color w:val="008000"/>
-              </w:rPr>
-              <w:t xml:space="preserve">  ✅ RESPOSTA CORRETA</w:t>
-            </w:r>
           </w:p>
           <w:p>
             <w:pPr>
@@ -578,13 +529,6 @@
               </w:rPr>
               <w:t>A mediana (valor central que separa 50% dos dados) do Fornecedor A é:</w:t>
             </w:r>
-            <w:r>
-              <w:rPr>
-                <w:b/>
-                <w:color w:val="008000"/>
-              </w:rPr>
-              <w:t xml:space="preserve">  ✅ RESPOSTA CORRETA</w:t>
-            </w:r>
           </w:p>
           <w:p>
             <w:pPr>
@@ -600,13 +544,6 @@
               </w:rPr>
               <w:t>Alternativas:</w:t>
             </w:r>
-            <w:r>
-              <w:rPr>
-                <w:b/>
-                <w:color w:val="008000"/>
-              </w:rPr>
-              <w:t xml:space="preserve">  ✅ RESPOSTA CORRETA</w:t>
-            </w:r>
           </w:p>
           <w:p>
             <w:pPr>
@@ -623,7 +560,7 @@
               <w:rPr>
                 <w:sz w:val="22"/>
               </w:rPr>
-              <w:t>9,0 dias  ✅ RESPOSTA CORRETA</w:t>
+              <w:t>9,0 dias</w:t>
             </w:r>
             <w:r>
               <w:rPr>
@@ -644,13 +581,6 @@
               </w:rPr>
               <w:t>b) 9,5 dias</w:t>
             </w:r>
-            <w:r>
-              <w:rPr>
-                <w:b/>
-                <w:color w:val="008000"/>
-              </w:rPr>
-              <w:t xml:space="preserve">  ✅ RESPOSTA CORRETA</w:t>
-            </w:r>
           </w:p>
           <w:p>
             <w:pPr>
@@ -663,13 +593,6 @@
               </w:rPr>
               <w:t>c) 10,0 dias</w:t>
             </w:r>
-            <w:r>
-              <w:rPr>
-                <w:b/>
-                <w:color w:val="008000"/>
-              </w:rPr>
-              <w:t xml:space="preserve">  ✅ RESPOSTA CORRETA</w:t>
-            </w:r>
           </w:p>
           <w:p>
             <w:pPr>
@@ -682,13 +605,6 @@
               </w:rPr>
               <w:t>d) 10,5 dias</w:t>
             </w:r>
-            <w:r>
-              <w:rPr>
-                <w:b/>
-                <w:color w:val="008000"/>
-              </w:rPr>
-              <w:t xml:space="preserve">  ✅ RESPOSTA CORRETA</w:t>
-            </w:r>
           </w:p>
           <w:p>
             <w:pPr>
@@ -700,13 +616,6 @@
                 <w:sz w:val="22"/>
               </w:rPr>
               <w:t>e) 11,0 dias</w:t>
-            </w:r>
-            <w:r>
-              <w:rPr>
-                <w:b/>
-                <w:color w:val="008000"/>
-              </w:rPr>
-              <w:t xml:space="preserve">  ✅ RESPOSTA CORRETA</w:t>
             </w:r>
           </w:p>
         </w:tc>
@@ -762,13 +671,6 @@
               </w:rPr>
               <w:t>ITEM 3</w:t>
             </w:r>
-            <w:r>
-              <w:rPr>
-                <w:b/>
-                <w:color w:val="008000"/>
-              </w:rPr>
-              <w:t xml:space="preserve">  ✅ RESPOSTA CORRETA</w:t>
-            </w:r>
           </w:p>
           <w:p>
             <w:pPr>
@@ -790,13 +692,6 @@
               </w:rPr>
               <w:t>Reconhecer a moda como frequência mais comum</w:t>
             </w:r>
-            <w:r>
-              <w:rPr>
-                <w:b/>
-                <w:color w:val="008000"/>
-              </w:rPr>
-              <w:t xml:space="preserve">  ✅ RESPOSTA CORRETA</w:t>
-            </w:r>
           </w:p>
           <w:p>
             <w:pPr>
@@ -818,13 +713,6 @@
               </w:rPr>
               <w:t>Ao contar quantas vezes cada valor aparece nos dados do Fornecedor A: o 10 aparece 10 vezes, o 11 aparece 3 vezes, o 9 aparece 2 vezes. Isso mostra qual valor é mais comum (mais frequente).</w:t>
             </w:r>
-            <w:r>
-              <w:rPr>
-                <w:b/>
-                <w:color w:val="008000"/>
-              </w:rPr>
-              <w:t xml:space="preserve">  ✅ RESPOSTA CORRETA</w:t>
-            </w:r>
           </w:p>
           <w:p>
             <w:pPr>
@@ -846,13 +734,6 @@
               </w:rPr>
               <w:t>A moda (valor que mais se repete) do Fornecedor A é:</w:t>
             </w:r>
-            <w:r>
-              <w:rPr>
-                <w:b/>
-                <w:color w:val="008000"/>
-              </w:rPr>
-              <w:t xml:space="preserve">  ✅ RESPOSTA CORRETA</w:t>
-            </w:r>
           </w:p>
           <w:p>
             <w:pPr>
@@ -868,13 +749,6 @@
               </w:rPr>
               <w:t>Alternativas:</w:t>
             </w:r>
-            <w:r>
-              <w:rPr>
-                <w:b/>
-                <w:color w:val="008000"/>
-              </w:rPr>
-              <w:t xml:space="preserve">  ✅ RESPOSTA CORRETA</w:t>
-            </w:r>
           </w:p>
           <w:p>
             <w:pPr>
@@ -939,7 +813,7 @@
               <w:rPr>
                 <w:sz w:val="22"/>
               </w:rPr>
-              <w:t>10,5 dias  ✅ RESPOSTA CORRETA</w:t>
+              <w:t>10,5 dias</w:t>
             </w:r>
             <w:r>
               <w:rPr>
@@ -1002,13 +876,6 @@
               </w:rPr>
               <w:t>ITEM 4</w:t>
             </w:r>
-            <w:r>
-              <w:rPr>
-                <w:b/>
-                <w:color w:val="008000"/>
-              </w:rPr>
-              <w:t xml:space="preserve">  ✅ RESPOSTA CORRETA</w:t>
-            </w:r>
           </w:p>
           <w:p>
             <w:pPr>
@@ -1030,13 +897,6 @@
               </w:rPr>
               <w:t>Calcular amplitude como medida de variabilidade</w:t>
             </w:r>
-            <w:r>
-              <w:rPr>
-                <w:b/>
-                <w:color w:val="008000"/>
-              </w:rPr>
-              <w:t xml:space="preserve">  ✅ RESPOSTA CORRETA</w:t>
-            </w:r>
           </w:p>
           <w:p>
             <w:pPr>
@@ -1058,13 +918,6 @@
               </w:rPr>
               <w:t>Fornecedor A: entrega máxima = 11 dias, entrega mínima = 9 dias, logo amplitude = 11 - 9 = 2 dias. Fornecedor B: máximo = 15 dias, mínimo = 7 dias, amplitude = 15 - 7 = 8 dias. Amplitude maior indica mais variabilidade (menos previsibilidade).</w:t>
             </w:r>
-            <w:r>
-              <w:rPr>
-                <w:b/>
-                <w:color w:val="008000"/>
-              </w:rPr>
-              <w:t xml:space="preserve">  ✅ RESPOSTA CORRETA</w:t>
-            </w:r>
           </w:p>
           <w:p>
             <w:pPr>
@@ -1086,13 +939,6 @@
               </w:rPr>
               <w:t>Qual fornecedor tem MAIOR amplitude (variação de dias)?</w:t>
             </w:r>
-            <w:r>
-              <w:rPr>
-                <w:b/>
-                <w:color w:val="008000"/>
-              </w:rPr>
-              <w:t xml:space="preserve">  ✅ RESPOSTA CORRETA</w:t>
-            </w:r>
           </w:p>
           <w:p>
             <w:pPr>
@@ -1108,13 +954,6 @@
               </w:rPr>
               <w:t>Alternativas:</w:t>
             </w:r>
-            <w:r>
-              <w:rPr>
-                <w:b/>
-                <w:color w:val="008000"/>
-              </w:rPr>
-              <w:t xml:space="preserve">  ✅ RESPOSTA CORRETA</w:t>
-            </w:r>
           </w:p>
           <w:p>
             <w:pPr>
@@ -1127,13 +966,6 @@
               </w:rPr>
               <w:t>a) Fornecedor A (amplitude = 2 dias, muito consistente)</w:t>
             </w:r>
-            <w:r>
-              <w:rPr>
-                <w:b/>
-                <w:color w:val="008000"/>
-              </w:rPr>
-              <w:t xml:space="preserve">  ✅ RESPOSTA CORRETA</w:t>
-            </w:r>
           </w:p>
           <w:p>
             <w:pPr>
@@ -1146,13 +978,6 @@
               </w:rPr>
               <w:t>b) Fornecedor B (amplitude = 8 dias, muito inconsistente)</w:t>
             </w:r>
-            <w:r>
-              <w:rPr>
-                <w:b/>
-                <w:color w:val="008000"/>
-              </w:rPr>
-              <w:t xml:space="preserve">  ✅ RESPOSTA CORRETA</w:t>
-            </w:r>
           </w:p>
           <w:p>
             <w:pPr>
@@ -1165,13 +990,6 @@
               </w:rPr>
               <w:t>c) Mesma amplitude</w:t>
             </w:r>
-            <w:r>
-              <w:rPr>
-                <w:b/>
-                <w:color w:val="008000"/>
-              </w:rPr>
-              <w:t xml:space="preserve">  ✅ RESPOSTA CORRETA</w:t>
-            </w:r>
           </w:p>
           <w:p>
             <w:pPr>
@@ -1184,13 +1002,6 @@
               </w:rPr>
               <w:t>d) Não se pode calcular amplitude</w:t>
             </w:r>
-            <w:r>
-              <w:rPr>
-                <w:b/>
-                <w:color w:val="008000"/>
-              </w:rPr>
-              <w:t xml:space="preserve">  ✅ RESPOSTA CORRETA</w:t>
-            </w:r>
           </w:p>
           <w:p>
             <w:pPr>
@@ -1207,7 +1018,7 @@
               <w:rPr>
                 <w:sz w:val="22"/>
               </w:rPr>
-              <w:t>Fornecedor A (amplitude = 11)  ✅ RESPOSTA CORRETA</w:t>
+              <w:t>Fornecedor A (amplitude = 11)</w:t>
             </w:r>
             <w:r>
               <w:rPr>
@@ -1291,13 +1102,6 @@
               </w:rPr>
               <w:t>Interpretar desvio padrão para confiabilidade operacional</w:t>
             </w:r>
-            <w:r>
-              <w:rPr>
-                <w:b/>
-                <w:color w:val="008000"/>
-              </w:rPr>
-              <w:t xml:space="preserve">  ✅ RESPOSTA CORRETA</w:t>
-            </w:r>
           </w:p>
           <w:p>
             <w:pPr>
@@ -1319,13 +1123,6 @@
               </w:rPr>
               <w:t>Desvio padrão mede quanto os dados variam em relação à média. Fornecedor A: desvio padrão = 0,52 dias (muito baixo = valores próximos à média = previsível). Fornecedor B: desvio padrão = 3,14 dias (alto = valores espalhados = imprevisível). Para um gerente de compras, previsibilidade reduz custos de armazenamento de segurança.</w:t>
             </w:r>
-            <w:r>
-              <w:rPr>
-                <w:b/>
-                <w:color w:val="008000"/>
-              </w:rPr>
-              <w:t xml:space="preserve">  ✅ RESPOSTA CORRETA</w:t>
-            </w:r>
           </w:p>
           <w:p>
             <w:pPr>
@@ -1347,13 +1144,6 @@
               </w:rPr>
               <w:t>Qual fornecedor é MAIS CONFIÁVEL para planejamento operacional?</w:t>
             </w:r>
-            <w:r>
-              <w:rPr>
-                <w:b/>
-                <w:color w:val="008000"/>
-              </w:rPr>
-              <w:t xml:space="preserve">  ✅ RESPOSTA CORRETA</w:t>
-            </w:r>
           </w:p>
           <w:p>
             <w:pPr>
@@ -1369,13 +1159,6 @@
               </w:rPr>
               <w:t>Alternativas:</w:t>
             </w:r>
-            <w:r>
-              <w:rPr>
-                <w:b/>
-                <w:color w:val="008000"/>
-              </w:rPr>
-              <w:t xml:space="preserve">  ✅ RESPOSTA CORRETA</w:t>
-            </w:r>
           </w:p>
           <w:p>
             <w:pPr>
@@ -1392,7 +1175,7 @@
               <w:rPr>
                 <w:sz w:val="22"/>
               </w:rPr>
-              <w:t>Fornecedor B é melhor (maior variação = mais opções)  ✅ RESPOSTA CORRETA</w:t>
+              <w:t>Fornecedor B é melhor (maior variação = mais opções)</w:t>
             </w:r>
             <w:r>
               <w:rPr>
@@ -1413,13 +1196,6 @@
               </w:rPr>
               <w:t>b) Fornecedor A é melhor (menor variação = entrega previsível)</w:t>
             </w:r>
-            <w:r>
-              <w:rPr>
-                <w:b/>
-                <w:color w:val="008000"/>
-              </w:rPr>
-              <w:t xml:space="preserve">  ✅ RESPOSTA CORRETA</w:t>
-            </w:r>
           </w:p>
           <w:p>
             <w:pPr>
@@ -1432,13 +1208,6 @@
               </w:rPr>
               <w:t>c) Ambos igualmente confiáveis</w:t>
             </w:r>
-            <w:r>
-              <w:rPr>
-                <w:b/>
-                <w:color w:val="008000"/>
-              </w:rPr>
-              <w:t xml:space="preserve">  ✅ RESPOSTA CORRETA</w:t>
-            </w:r>
           </w:p>
           <w:p>
             <w:pPr>
@@ -1451,13 +1220,6 @@
               </w:rPr>
               <w:t>d) Não há diferença significativa</w:t>
             </w:r>
-            <w:r>
-              <w:rPr>
-                <w:b/>
-                <w:color w:val="008000"/>
-              </w:rPr>
-              <w:t xml:space="preserve">  ✅ RESPOSTA CORRETA</w:t>
-            </w:r>
           </w:p>
           <w:p>
             <w:pPr>
@@ -1469,13 +1231,6 @@
                 <w:sz w:val="22"/>
               </w:rPr>
               <w:t>e) Depende apenas do preço</w:t>
-            </w:r>
-            <w:r>
-              <w:rPr>
-                <w:b/>
-                <w:color w:val="008000"/>
-              </w:rPr>
-              <w:t xml:space="preserve">  ✅ RESPOSTA CORRETA</w:t>
             </w:r>
           </w:p>
         </w:tc>
@@ -1552,13 +1307,6 @@
               </w:rPr>
               <w:t>Aplicar progressão aritmética em planejamento de demanda</w:t>
             </w:r>
-            <w:r>
-              <w:rPr>
-                <w:b/>
-                <w:color w:val="008000"/>
-              </w:rPr>
-              <w:t xml:space="preserve">  ✅ RESPOSTA CORRETA</w:t>
-            </w:r>
           </w:p>
           <w:p>
             <w:pPr>
@@ -1580,13 +1328,6 @@
               </w:rPr>
               <w:t>A distribuidora espera que a demanda cresça de forma CONSTANTE (linear). Demanda inicial (semana 1): 500 litros. Crescimento esperado: +50 litros POR SEMANA. Fórmula: a(n) = 500 + (n-1)×50. Pergunta: em qual semana atingirão exatamente 1.000 litros?</w:t>
             </w:r>
-            <w:r>
-              <w:rPr>
-                <w:b/>
-                <w:color w:val="008000"/>
-              </w:rPr>
-              <w:t xml:space="preserve">  ✅ RESPOSTA CORRETA</w:t>
-            </w:r>
           </w:p>
           <w:p>
             <w:pPr>
@@ -1608,13 +1349,6 @@
               </w:rPr>
               <w:t>Aplicando a fórmula a(n) = 500 + (n-1)×50, em qual semana a demanda será 1.000 litros?</w:t>
             </w:r>
-            <w:r>
-              <w:rPr>
-                <w:b/>
-                <w:color w:val="008000"/>
-              </w:rPr>
-              <w:t xml:space="preserve">  ✅ RESPOSTA CORRETA</w:t>
-            </w:r>
           </w:p>
           <w:p>
             <w:pPr>
@@ -1630,13 +1364,6 @@
               </w:rPr>
               <w:t>Alternativas:</w:t>
             </w:r>
-            <w:r>
-              <w:rPr>
-                <w:b/>
-                <w:color w:val="008000"/>
-              </w:rPr>
-              <w:t xml:space="preserve">  ✅ RESPOSTA CORRETA</w:t>
-            </w:r>
           </w:p>
           <w:p>
             <w:pPr>
@@ -1653,7 +1380,7 @@
               <w:rPr>
                 <w:sz w:val="22"/>
               </w:rPr>
-              <w:t>Semana 5  ✅ RESPOSTA CORRETA</w:t>
+              <w:t>Semana 5</w:t>
             </w:r>
             <w:r>
               <w:rPr>
@@ -1674,13 +1401,6 @@
               </w:rPr>
               <w:t>b) Semana 10</w:t>
             </w:r>
-            <w:r>
-              <w:rPr>
-                <w:b/>
-                <w:color w:val="008000"/>
-              </w:rPr>
-              <w:t xml:space="preserve">  ✅ RESPOSTA CORRETA</w:t>
-            </w:r>
           </w:p>
           <w:p>
             <w:pPr>
@@ -1693,13 +1413,6 @@
               </w:rPr>
               <w:t>c) Semana 11</w:t>
             </w:r>
-            <w:r>
-              <w:rPr>
-                <w:b/>
-                <w:color w:val="008000"/>
-              </w:rPr>
-              <w:t xml:space="preserve">  ✅ RESPOSTA CORRETA</w:t>
-            </w:r>
           </w:p>
           <w:p>
             <w:pPr>
@@ -1712,13 +1425,6 @@
               </w:rPr>
               <w:t>d) Semana 15</w:t>
             </w:r>
-            <w:r>
-              <w:rPr>
-                <w:b/>
-                <w:color w:val="008000"/>
-              </w:rPr>
-              <w:t xml:space="preserve">  ✅ RESPOSTA CORRETA</w:t>
-            </w:r>
           </w:p>
           <w:p>
             <w:pPr>
@@ -1730,13 +1436,6 @@
                 <w:sz w:val="22"/>
               </w:rPr>
               <w:t>e) Semana 20</w:t>
-            </w:r>
-            <w:r>
-              <w:rPr>
-                <w:b/>
-                <w:color w:val="008000"/>
-              </w:rPr>
-              <w:t xml:space="preserve">  ✅ RESPOSTA CORRETA</w:t>
             </w:r>
           </w:p>
         </w:tc>
@@ -1813,13 +1512,6 @@
               </w:rPr>
               <w:t>Calcular valores específicos em progressão aritmética</w:t>
             </w:r>
-            <w:r>
-              <w:rPr>
-                <w:b/>
-                <w:color w:val="008000"/>
-              </w:rPr>
-              <w:t xml:space="preserve">  ✅ RESPOSTA CORRETA</w:t>
-            </w:r>
           </w:p>
           <w:p>
             <w:pPr>
@@ -1841,13 +1533,6 @@
               </w:rPr>
               <w:t>Usando a progressão aritmética: Semana 1 = 500 L, Semana 2 = 550 L, Semana 3 = 600 L, ... cada semana soma +50 L. Para a semana 10: a(10) = 500 + (10-1)×50 = 500 + 450 = 950 litros.</w:t>
             </w:r>
-            <w:r>
-              <w:rPr>
-                <w:b/>
-                <w:color w:val="008000"/>
-              </w:rPr>
-              <w:t xml:space="preserve">  ✅ RESPOSTA CORRETA</w:t>
-            </w:r>
           </w:p>
           <w:p>
             <w:pPr>
@@ -1869,13 +1554,6 @@
               </w:rPr>
               <w:t>Qual é a demanda esperada na SEMANA 10?</w:t>
             </w:r>
-            <w:r>
-              <w:rPr>
-                <w:b/>
-                <w:color w:val="008000"/>
-              </w:rPr>
-              <w:t xml:space="preserve">  ✅ RESPOSTA CORRETA</w:t>
-            </w:r>
           </w:p>
           <w:p>
             <w:pPr>
@@ -1891,13 +1569,6 @@
               </w:rPr>
               <w:t>Alternativas:</w:t>
             </w:r>
-            <w:r>
-              <w:rPr>
-                <w:b/>
-                <w:color w:val="008000"/>
-              </w:rPr>
-              <w:t xml:space="preserve">  ✅ RESPOSTA CORRETA</w:t>
-            </w:r>
           </w:p>
           <w:p>
             <w:pPr>
@@ -1914,7 +1585,7 @@
               <w:rPr>
                 <w:sz w:val="22"/>
               </w:rPr>
-              <w:t>950 litros  ✅ RESPOSTA CORRETA</w:t>
+              <w:t>950 litros</w:t>
             </w:r>
             <w:r>
               <w:rPr>
@@ -2046,13 +1717,6 @@
               </w:rPr>
               <w:t>Aplicar progressão geométrica para crescimento exponencial</w:t>
             </w:r>
-            <w:r>
-              <w:rPr>
-                <w:b/>
-                <w:color w:val="008000"/>
-              </w:rPr>
-              <w:t xml:space="preserve">  ✅ RESPOSTA CORRETA</w:t>
-            </w:r>
           </w:p>
           <w:p>
             <w:pPr>
@@ -2074,13 +1738,6 @@
               </w:rPr>
               <w:t>Um cenário alternativo: a demanda cresce 10% AO MÊS (não linear). Mês 1 = 500 L. Fórmula de PG: a(n) = 500 × (1,10)^(n-1). Mês 2 = 500 × 1,10 = 550 L. Mês 3 = 500 × 1,10² = 605 L. Mês 6 = 500 × 1,10^5 ≈ 805 L. Crescimento exponencial é diferente (mais rápido no final).</w:t>
             </w:r>
-            <w:r>
-              <w:rPr>
-                <w:b/>
-                <w:color w:val="008000"/>
-              </w:rPr>
-              <w:t xml:space="preserve">  ✅ RESPOSTA CORRETA</w:t>
-            </w:r>
           </w:p>
           <w:p>
             <w:pPr>
@@ -2102,13 +1759,6 @@
               </w:rPr>
               <w:t>Qual é o volume esperado no MÊS 6 com crescimento de 10% ao mês?</w:t>
             </w:r>
-            <w:r>
-              <w:rPr>
-                <w:b/>
-                <w:color w:val="008000"/>
-              </w:rPr>
-              <w:t xml:space="preserve">  ✅ RESPOSTA CORRETA</w:t>
-            </w:r>
           </w:p>
           <w:p>
             <w:pPr>
@@ -2124,13 +1774,6 @@
               </w:rPr>
               <w:t>Alternativas:</w:t>
             </w:r>
-            <w:r>
-              <w:rPr>
-                <w:b/>
-                <w:color w:val="008000"/>
-              </w:rPr>
-              <w:t xml:space="preserve">  ✅ RESPOSTA CORRETA</w:t>
-            </w:r>
           </w:p>
           <w:p>
             <w:pPr>
@@ -2147,7 +1790,7 @@
               <w:rPr>
                 <w:sz w:val="22"/>
               </w:rPr>
-              <w:t>550 litros  ✅ RESPOSTA CORRETA</w:t>
+              <w:t>550 litros</w:t>
             </w:r>
             <w:r>
               <w:rPr>
@@ -2279,13 +1922,6 @@
               </w:rPr>
               <w:t>Comparar velocidade de crescimento entre PA e PG</w:t>
             </w:r>
-            <w:r>
-              <w:rPr>
-                <w:b/>
-                <w:color w:val="008000"/>
-              </w:rPr>
-              <w:t xml:space="preserve">  ✅ RESPOSTA CORRETA</w:t>
-            </w:r>
           </w:p>
           <w:p>
             <w:pPr>
@@ -2307,13 +1943,6 @@
               </w:rPr>
               <w:t>PA (+50 L/semana): cresce constantemente, +50 a cada período. PG (×1,10/mês): começa lento mas acelera exponencialmente. Após muitos períodos, PG SEMPRE ultrapassa PA. Por exemplo, no mês 12: PA alcançaria ~2.500 L, mas PG alcançaria ~3.200 L.</w:t>
             </w:r>
-            <w:r>
-              <w:rPr>
-                <w:b/>
-                <w:color w:val="008000"/>
-              </w:rPr>
-              <w:t xml:space="preserve">  ✅ RESPOSTA CORRETA</w:t>
-            </w:r>
           </w:p>
           <w:p>
             <w:pPr>
@@ -2335,13 +1964,6 @@
               </w:rPr>
               <w:t>Qual tipo de crescimento é mais RÁPIDO no longo prazo?</w:t>
             </w:r>
-            <w:r>
-              <w:rPr>
-                <w:b/>
-                <w:color w:val="008000"/>
-              </w:rPr>
-              <w:t xml:space="preserve">  ✅ RESPOSTA CORRETA</w:t>
-            </w:r>
           </w:p>
           <w:p>
             <w:pPr>
@@ -2357,13 +1979,6 @@
               </w:rPr>
               <w:t>Alternativas:</w:t>
             </w:r>
-            <w:r>
-              <w:rPr>
-                <w:b/>
-                <w:color w:val="008000"/>
-              </w:rPr>
-              <w:t xml:space="preserve">  ✅ RESPOSTA CORRETA</w:t>
-            </w:r>
           </w:p>
           <w:p>
             <w:pPr>
@@ -2380,7 +1995,7 @@
               <w:rPr>
                 <w:sz w:val="22"/>
               </w:rPr>
-              <w:t>PA cresce mais rápido sempre  ✅ RESPOSTA CORRETA</w:t>
+              <w:t>PA cresce mais rápido sempre</w:t>
             </w:r>
             <w:r>
               <w:rPr>
@@ -2401,13 +2016,6 @@
               </w:rPr>
               <w:t>b) PG cresce mais rápido (crescimento exponencial vs linear)</w:t>
             </w:r>
-            <w:r>
-              <w:rPr>
-                <w:b/>
-                <w:color w:val="008000"/>
-              </w:rPr>
-              <w:t xml:space="preserve">  ✅ RESPOSTA CORRETA</w:t>
-            </w:r>
           </w:p>
           <w:p>
             <w:pPr>
@@ -2443,13 +2051,6 @@
                 <w:sz w:val="22"/>
               </w:rPr>
               <w:t>e) Não se pode comparar</w:t>
-            </w:r>
-            <w:r>
-              <w:rPr>
-                <w:b/>
-                <w:color w:val="008000"/>
-              </w:rPr>
-              <w:t xml:space="preserve">  ✅ RESPOSTA CORRETA</w:t>
             </w:r>
           </w:p>
         </w:tc>
@@ -2526,13 +2127,6 @@
               </w:rPr>
               <w:t>Analisar trade-offs em decisão de fornecedor</w:t>
             </w:r>
-            <w:r>
-              <w:rPr>
-                <w:b/>
-                <w:color w:val="008000"/>
-              </w:rPr>
-              <w:t xml:space="preserve">  ✅ RESPOSTA CORRETA</w:t>
-            </w:r>
           </w:p>
           <w:p>
             <w:pPr>
@@ -2554,13 +2148,6 @@
               </w:rPr>
               <w:t>Fornecedor A: confiável (desvio padrão 0,52) MAS preço 5% mais caro = R$ 4,20/litro. Fornecedor B: barato (R$ 4,00/litro) MAS muito volátil (desvio padrão 3,14). Gestores devem equilibrar: economia de custo vs. custos ocultos de imprevisibilidade (armazenagem extra, multas por atraso).</w:t>
             </w:r>
-            <w:r>
-              <w:rPr>
-                <w:b/>
-                <w:color w:val="008000"/>
-              </w:rPr>
-              <w:t xml:space="preserve">  ✅ RESPOSTA CORRETA</w:t>
-            </w:r>
           </w:p>
           <w:p>
             <w:pPr>
@@ -2582,13 +2169,6 @@
               </w:rPr>
               <w:t>Qual critério é MAIS IMPORTANTE na decisão de fornecedor?</w:t>
             </w:r>
-            <w:r>
-              <w:rPr>
-                <w:b/>
-                <w:color w:val="008000"/>
-              </w:rPr>
-              <w:t xml:space="preserve">  ✅ RESPOSTA CORRETA</w:t>
-            </w:r>
           </w:p>
           <w:p>
             <w:pPr>
@@ -2604,13 +2184,6 @@
               </w:rPr>
               <w:t>Alternativas:</w:t>
             </w:r>
-            <w:r>
-              <w:rPr>
-                <w:b/>
-                <w:color w:val="008000"/>
-              </w:rPr>
-              <w:t xml:space="preserve">  ✅ RESPOSTA CORRETA</w:t>
-            </w:r>
           </w:p>
           <w:p>
             <w:pPr>
@@ -2627,7 +2200,7 @@
               <w:rPr>
                 <w:sz w:val="22"/>
               </w:rPr>
-              <w:t>Preço (compre sempre o mais barato)  ✅ RESPOSTA CORRETA</w:t>
+              <w:t>Preço (compre sempre o mais barato)</w:t>
             </w:r>
             <w:r>
               <w:rPr>
@@ -2648,13 +2221,6 @@
               </w:rPr>
               <w:t>b) Confiabilidade (previsibilidade reduz custos totais de operação)</w:t>
             </w:r>
-            <w:r>
-              <w:rPr>
-                <w:b/>
-                <w:color w:val="008000"/>
-              </w:rPr>
-              <w:t xml:space="preserve">  ✅ RESPOSTA CORRETA</w:t>
-            </w:r>
           </w:p>
           <w:p>
             <w:pPr>
@@ -2667,13 +2233,6 @@
               </w:rPr>
               <w:t>c) Maior volume de entrega (quantidade)</w:t>
             </w:r>
-            <w:r>
-              <w:rPr>
-                <w:b/>
-                <w:color w:val="008000"/>
-              </w:rPr>
-              <w:t xml:space="preserve">  ✅ RESPOSTA CORRETA</w:t>
-            </w:r>
           </w:p>
           <w:p>
             <w:pPr>
@@ -2686,13 +2245,6 @@
               </w:rPr>
               <w:t>d) Menor variação (metricamente sempre)</w:t>
             </w:r>
-            <w:r>
-              <w:rPr>
-                <w:b/>
-                <w:color w:val="008000"/>
-              </w:rPr>
-              <w:t xml:space="preserve">  ✅ RESPOSTA CORRETA</w:t>
-            </w:r>
           </w:p>
           <w:p>
             <w:pPr>
@@ -2704,13 +2256,6 @@
                 <w:sz w:val="22"/>
               </w:rPr>
               <w:t>e) Depende apenas do preço unitário</w:t>
-            </w:r>
-            <w:r>
-              <w:rPr>
-                <w:b/>
-                <w:color w:val="008000"/>
-              </w:rPr>
-              <w:t xml:space="preserve">  ✅ RESPOSTA CORRETA</w:t>
             </w:r>
           </w:p>
         </w:tc>
@@ -2787,13 +2332,6 @@
               </w:rPr>
               <w:t>Reconhecer quando progressão geométrica ultrapassa aritmética</w:t>
             </w:r>
-            <w:r>
-              <w:rPr>
-                <w:b/>
-                <w:color w:val="008000"/>
-              </w:rPr>
-              <w:t xml:space="preserve">  ✅ RESPOSTA CORRETA</w:t>
-            </w:r>
           </w:p>
           <w:p>
             <w:pPr>
@@ -2815,13 +2353,6 @@
               </w:rPr>
               <w:t>PA (semana 20): 500 + 19×50 = 1.450 L. PG (mês 6): 500 × 1,10^5 ≈ 805 L. Parece que PA vence no começo. MAS PG é exponencial: mês 8 = 1.071 L, mês 10 = 1.295 L, mês 12 = 1.564 L. PG ultrapassa PA entre os meses 8-10.</w:t>
             </w:r>
-            <w:r>
-              <w:rPr>
-                <w:b/>
-                <w:color w:val="008000"/>
-              </w:rPr>
-              <w:t xml:space="preserve">  ✅ RESPOSTA CORRETA</w:t>
-            </w:r>
           </w:p>
           <w:p>
             <w:pPr>
@@ -2843,13 +2374,6 @@
               </w:rPr>
               <w:t>Em qual período a PG (10% ao mês) ultrapassa a PA (+50 semanas)?</w:t>
             </w:r>
-            <w:r>
-              <w:rPr>
-                <w:b/>
-                <w:color w:val="008000"/>
-              </w:rPr>
-              <w:t xml:space="preserve">  ✅ RESPOSTA CORRETA</w:t>
-            </w:r>
           </w:p>
           <w:p>
             <w:pPr>
@@ -2865,13 +2389,6 @@
               </w:rPr>
               <w:t>Alternativas:</w:t>
             </w:r>
-            <w:r>
-              <w:rPr>
-                <w:b/>
-                <w:color w:val="008000"/>
-              </w:rPr>
-              <w:t xml:space="preserve">  ✅ RESPOSTA CORRETA</w:t>
-            </w:r>
           </w:p>
           <w:p>
             <w:pPr>
@@ -2888,7 +2405,7 @@
               <w:rPr>
                 <w:sz w:val="22"/>
               </w:rPr>
-              <w:t>Nunca  ✅ RESPOSTA CORRETA</w:t>
+              <w:t>Nunca</w:t>
             </w:r>
             <w:r>
               <w:rPr>
@@ -2909,13 +2426,6 @@
               </w:rPr>
               <w:t>b) Mês 8-10 (mais realista)</w:t>
             </w:r>
-            <w:r>
-              <w:rPr>
-                <w:b/>
-                <w:color w:val="008000"/>
-              </w:rPr>
-              <w:t xml:space="preserve">  ✅ RESPOSTA CORRETA</w:t>
-            </w:r>
           </w:p>
           <w:p>
             <w:pPr>
@@ -2928,13 +2438,6 @@
               </w:rPr>
               <w:t>c) Semana 40</w:t>
             </w:r>
-            <w:r>
-              <w:rPr>
-                <w:b/>
-                <w:color w:val="008000"/>
-              </w:rPr>
-              <w:t xml:space="preserve">  ✅ RESPOSTA CORRETA</w:t>
-            </w:r>
           </w:p>
           <w:p>
             <w:pPr>
@@ -2958,13 +2461,6 @@
                 <w:sz w:val="22"/>
               </w:rPr>
               <w:t>e) No início (nunca)</w:t>
-            </w:r>
-            <w:r>
-              <w:rPr>
-                <w:b/>
-                <w:color w:val="008000"/>
-              </w:rPr>
-              <w:t xml:space="preserve">  ✅ RESPOSTA CORRETA</w:t>
             </w:r>
           </w:p>
         </w:tc>
@@ -3041,13 +2537,6 @@
               </w:rPr>
               <w:t>Tomar decisão gerencial com análise integrada de dados</w:t>
             </w:r>
-            <w:r>
-              <w:rPr>
-                <w:b/>
-                <w:color w:val="008000"/>
-              </w:rPr>
-              <w:t xml:space="preserve">  ✅ RESPOSTA CORRETA</w:t>
-            </w:r>
           </w:p>
           <w:p>
             <w:pPr>
@@ -3069,13 +2558,6 @@
               </w:rPr>
               <w:t>Resumo da análise completa: Fornecedor A = média 10,13 dias, mediana 10 dias, moda 10 dias, desvio 0,52 dias (MUITO confiável); Fornecedor B = média 9,87 dias (melhor), mas amplitude 8, desvio 3,14 (MUITO volátil). Contratação de Fornecedor A garante previsibilidade; Fornecedor B oferece economia de 3% no preço mas com risco operacional.</w:t>
             </w:r>
-            <w:r>
-              <w:rPr>
-                <w:b/>
-                <w:color w:val="008000"/>
-              </w:rPr>
-              <w:t xml:space="preserve">  ✅ RESPOSTA CORRETA</w:t>
-            </w:r>
           </w:p>
           <w:p>
             <w:pPr>
@@ -3097,13 +2579,6 @@
               </w:rPr>
               <w:t>Qual é a MELHOR recomendação estratégica ao diretor de operações?</w:t>
             </w:r>
-            <w:r>
-              <w:rPr>
-                <w:b/>
-                <w:color w:val="008000"/>
-              </w:rPr>
-              <w:t xml:space="preserve">  ✅ RESPOSTA CORRETA</w:t>
-            </w:r>
           </w:p>
           <w:p>
             <w:pPr>
@@ -3119,13 +2594,6 @@
               </w:rPr>
               <w:t>Alternativas:</w:t>
             </w:r>
-            <w:r>
-              <w:rPr>
-                <w:b/>
-                <w:color w:val="008000"/>
-              </w:rPr>
-              <w:t xml:space="preserve">  ✅ RESPOSTA CORRETA</w:t>
-            </w:r>
           </w:p>
           <w:p>
             <w:pPr>
@@ -3142,7 +2610,7 @@
               <w:rPr>
                 <w:sz w:val="22"/>
               </w:rPr>
-              <w:t>Contratar Fornecedor B (3% mais barato no preço unitário)  ✅ RESPOSTA CORRETA</w:t>
+              <w:t>Contratar Fornecedor B (3% mais barato no preço unitário)</w:t>
             </w:r>
             <w:r>
               <w:rPr>
@@ -3163,13 +2631,6 @@
               </w:rPr>
               <w:t>b) Contratar Fornecedor A (previsibilidade compensa 5% de diferença de preço)</w:t>
             </w:r>
-            <w:r>
-              <w:rPr>
-                <w:b/>
-                <w:color w:val="008000"/>
-              </w:rPr>
-              <w:t xml:space="preserve">  ✅ RESPOSTA CORRETA</w:t>
-            </w:r>
           </w:p>
           <w:p>
             <w:pPr>
@@ -3182,13 +2643,6 @@
               </w:rPr>
               <w:t>c) Contratar ambos (diversificar risco)</w:t>
             </w:r>
-            <w:r>
-              <w:rPr>
-                <w:b/>
-                <w:color w:val="008000"/>
-              </w:rPr>
-              <w:t xml:space="preserve">  ✅ RESPOSTA CORRETA</w:t>
-            </w:r>
           </w:p>
           <w:p>
             <w:pPr>
@@ -3201,13 +2655,6 @@
               </w:rPr>
               <w:t>d) Não contratar nenhum</w:t>
             </w:r>
-            <w:r>
-              <w:rPr>
-                <w:b/>
-                <w:color w:val="008000"/>
-              </w:rPr>
-              <w:t xml:space="preserve">  ✅ RESPOSTA CORRETA</w:t>
-            </w:r>
           </w:p>
           <w:p>
             <w:pPr>
@@ -3219,13 +2666,6 @@
                 <w:sz w:val="22"/>
               </w:rPr>
               <w:t>e) Decidir exclusivamente por preço</w:t>
-            </w:r>
-            <w:r>
-              <w:rPr>
-                <w:b/>
-                <w:color w:val="008000"/>
-              </w:rPr>
-              <w:t xml:space="preserve">  ✅ RESPOSTA CORRETA</w:t>
             </w:r>
           </w:p>
         </w:tc>

--- a/MATERIAIS/GESTAO_E_CONTROLE_MATERIAIS/ANALISE_DADOS_APLICADA_GESTAO/ATIVIDADES/GABARITO-ATIVIDADE-01-ESTATISTICA-E-PROGRESSOES.docx
+++ b/MATERIAIS/GESTAO_E_CONTROLE_MATERIAIS/ANALISE_DADOS_APLICADA_GESTAO/ATIVIDADES/GABARITO-ATIVIDADE-01-ESTATISTICA-E-PROGRESSOES.docx
@@ -2677,2131 +2677,18 @@
       </w:pPr>
     </w:p>
     <w:p/>
-    <w:p>
-      <w:pPr>
-        <w:jc w:val="center"/>
-      </w:pPr>
-      <w:r>
-        <w:rPr>
-          <w:b/>
-          <w:sz w:val="28"/>
-        </w:rPr>
-        <w:t>GABARITO COMPLETO</w:t>
-      </w:r>
-    </w:p>
-    <w:tbl>
-      <w:tblPr>
-        <w:tblStyle w:val="LightGrid-Accent1"/>
-        <w:tblW w:type="auto" w:w="0"/>
-        <w:tblLook w:firstColumn="1" w:firstRow="1" w:lastColumn="0" w:lastRow="0" w:noHBand="0" w:noVBand="1" w:val="04A0"/>
-      </w:tblPr>
-      <w:tblGrid>
-        <w:gridCol w:w="840"/>
-        <w:gridCol w:w="840"/>
-        <w:gridCol w:w="840"/>
-        <w:gridCol w:w="840"/>
-        <w:gridCol w:w="840"/>
-        <w:gridCol w:w="840"/>
-        <w:gridCol w:w="840"/>
-        <w:gridCol w:w="840"/>
-        <w:gridCol w:w="840"/>
-        <w:gridCol w:w="840"/>
-        <w:gridCol w:w="840"/>
-        <w:gridCol w:w="840"/>
-      </w:tblGrid>
-      <w:tr>
-        <w:tc>
-          <w:tcPr>
-            <w:tcW w:type="dxa" w:w="840"/>
-          </w:tcPr>
-          <w:p>
-            <w:pPr>
-              <w:jc w:val="center"/>
-            </w:pPr>
-            <w:r>
-              <w:t>Q1</w:t>
-            </w:r>
-          </w:p>
-        </w:tc>
-        <w:tc>
-          <w:tcPr>
-            <w:tcW w:type="dxa" w:w="840"/>
-          </w:tcPr>
-          <w:p>
-            <w:pPr>
-              <w:jc w:val="center"/>
-            </w:pPr>
-            <w:r>
-              <w:t>Q2</w:t>
-            </w:r>
-          </w:p>
-        </w:tc>
-        <w:tc>
-          <w:tcPr>
-            <w:tcW w:type="dxa" w:w="840"/>
-          </w:tcPr>
-          <w:p>
-            <w:pPr>
-              <w:jc w:val="center"/>
-            </w:pPr>
-            <w:r>
-              <w:t>Q3</w:t>
-            </w:r>
-          </w:p>
-        </w:tc>
-        <w:tc>
-          <w:tcPr>
-            <w:tcW w:type="dxa" w:w="840"/>
-          </w:tcPr>
-          <w:p>
-            <w:pPr>
-              <w:jc w:val="center"/>
-            </w:pPr>
-            <w:r>
-              <w:t>Q4</w:t>
-            </w:r>
-          </w:p>
-        </w:tc>
-        <w:tc>
-          <w:tcPr>
-            <w:tcW w:type="dxa" w:w="840"/>
-          </w:tcPr>
-          <w:p>
-            <w:pPr>
-              <w:jc w:val="center"/>
-            </w:pPr>
-            <w:r>
-              <w:t>Q5</w:t>
-            </w:r>
-          </w:p>
-        </w:tc>
-        <w:tc>
-          <w:tcPr>
-            <w:tcW w:type="dxa" w:w="840"/>
-          </w:tcPr>
-          <w:p>
-            <w:pPr>
-              <w:jc w:val="center"/>
-            </w:pPr>
-            <w:r>
-              <w:t>Q6</w:t>
-            </w:r>
-          </w:p>
-        </w:tc>
-        <w:tc>
-          <w:tcPr>
-            <w:tcW w:type="dxa" w:w="840"/>
-          </w:tcPr>
-          <w:p>
-            <w:pPr>
-              <w:jc w:val="center"/>
-            </w:pPr>
-            <w:r>
-              <w:t>Q7</w:t>
-            </w:r>
-          </w:p>
-        </w:tc>
-        <w:tc>
-          <w:tcPr>
-            <w:tcW w:type="dxa" w:w="840"/>
-          </w:tcPr>
-          <w:p>
-            <w:pPr>
-              <w:jc w:val="center"/>
-            </w:pPr>
-            <w:r>
-              <w:t>Q8</w:t>
-            </w:r>
-          </w:p>
-        </w:tc>
-        <w:tc>
-          <w:tcPr>
-            <w:tcW w:type="dxa" w:w="840"/>
-          </w:tcPr>
-          <w:p>
-            <w:pPr>
-              <w:jc w:val="center"/>
-            </w:pPr>
-            <w:r>
-              <w:t>Q9</w:t>
-            </w:r>
-          </w:p>
-        </w:tc>
-        <w:tc>
-          <w:tcPr>
-            <w:tcW w:type="dxa" w:w="840"/>
-          </w:tcPr>
-          <w:p>
-            <w:pPr>
-              <w:jc w:val="center"/>
-            </w:pPr>
-            <w:r>
-              <w:t>Q10</w:t>
-            </w:r>
-          </w:p>
-        </w:tc>
-        <w:tc>
-          <w:tcPr>
-            <w:tcW w:type="dxa" w:w="840"/>
-          </w:tcPr>
-          <w:p>
-            <w:pPr>
-              <w:jc w:val="center"/>
-            </w:pPr>
-            <w:r>
-              <w:t>Q11</w:t>
-            </w:r>
-          </w:p>
-        </w:tc>
-        <w:tc>
-          <w:tcPr>
-            <w:tcW w:type="dxa" w:w="840"/>
-          </w:tcPr>
-          <w:p>
-            <w:pPr>
-              <w:jc w:val="center"/>
-            </w:pPr>
-            <w:r>
-              <w:t>Q12</w:t>
-            </w:r>
-          </w:p>
-        </w:tc>
-      </w:tr>
-      <w:tr>
-        <w:tc>
-          <w:tcPr>
-            <w:tcW w:type="dxa" w:w="840"/>
-          </w:tcPr>
-          <w:p>
-            <w:pPr>
-              <w:jc w:val="center"/>
-            </w:pPr>
-            <w:r>
-              <w:rPr>
-                <w:b/>
-                <w:color w:val="008000"/>
-              </w:rPr>
-              <w:t>E</w:t>
-            </w:r>
-          </w:p>
-        </w:tc>
-        <w:tc>
-          <w:tcPr>
-            <w:tcW w:type="dxa" w:w="840"/>
-          </w:tcPr>
-          <w:p>
-            <w:pPr>
-              <w:jc w:val="center"/>
-            </w:pPr>
-            <w:r>
-              <w:rPr>
-                <w:b/>
-                <w:color w:val="008000"/>
-              </w:rPr>
-              <w:t>A</w:t>
-            </w:r>
-          </w:p>
-        </w:tc>
-        <w:tc>
-          <w:tcPr>
-            <w:tcW w:type="dxa" w:w="840"/>
-          </w:tcPr>
-          <w:p>
-            <w:pPr>
-              <w:jc w:val="center"/>
-            </w:pPr>
-            <w:r>
-              <w:rPr>
-                <w:b/>
-                <w:color w:val="008000"/>
-              </w:rPr>
-              <w:t>E</w:t>
-            </w:r>
-          </w:p>
-        </w:tc>
-        <w:tc>
-          <w:tcPr>
-            <w:tcW w:type="dxa" w:w="840"/>
-          </w:tcPr>
-          <w:p>
-            <w:pPr>
-              <w:jc w:val="center"/>
-            </w:pPr>
-            <w:r>
-              <w:rPr>
-                <w:b/>
-                <w:color w:val="008000"/>
-              </w:rPr>
-              <w:t>E</w:t>
-            </w:r>
-          </w:p>
-        </w:tc>
-        <w:tc>
-          <w:tcPr>
-            <w:tcW w:type="dxa" w:w="840"/>
-          </w:tcPr>
-          <w:p>
-            <w:pPr>
-              <w:jc w:val="center"/>
-            </w:pPr>
-            <w:r>
-              <w:rPr>
-                <w:b/>
-                <w:color w:val="008000"/>
-              </w:rPr>
-              <w:t>A</w:t>
-            </w:r>
-          </w:p>
-        </w:tc>
-        <w:tc>
-          <w:tcPr>
-            <w:tcW w:type="dxa" w:w="840"/>
-          </w:tcPr>
-          <w:p>
-            <w:pPr>
-              <w:jc w:val="center"/>
-            </w:pPr>
-            <w:r>
-              <w:rPr>
-                <w:b/>
-                <w:color w:val="008000"/>
-              </w:rPr>
-              <w:t>A</w:t>
-            </w:r>
-          </w:p>
-        </w:tc>
-        <w:tc>
-          <w:tcPr>
-            <w:tcW w:type="dxa" w:w="840"/>
-          </w:tcPr>
-          <w:p>
-            <w:pPr>
-              <w:jc w:val="center"/>
-            </w:pPr>
-            <w:r>
-              <w:rPr>
-                <w:b/>
-                <w:color w:val="008000"/>
-              </w:rPr>
-              <w:t>A</w:t>
-            </w:r>
-          </w:p>
-        </w:tc>
-        <w:tc>
-          <w:tcPr>
-            <w:tcW w:type="dxa" w:w="840"/>
-          </w:tcPr>
-          <w:p>
-            <w:pPr>
-              <w:jc w:val="center"/>
-            </w:pPr>
-            <w:r>
-              <w:rPr>
-                <w:b/>
-                <w:color w:val="008000"/>
-              </w:rPr>
-              <w:t>A</w:t>
-            </w:r>
-          </w:p>
-        </w:tc>
-        <w:tc>
-          <w:tcPr>
-            <w:tcW w:type="dxa" w:w="840"/>
-          </w:tcPr>
-          <w:p>
-            <w:pPr>
-              <w:jc w:val="center"/>
-            </w:pPr>
-            <w:r>
-              <w:rPr>
-                <w:b/>
-                <w:color w:val="008000"/>
-              </w:rPr>
-              <w:t>A</w:t>
-            </w:r>
-          </w:p>
-        </w:tc>
-        <w:tc>
-          <w:tcPr>
-            <w:tcW w:type="dxa" w:w="840"/>
-          </w:tcPr>
-          <w:p>
-            <w:pPr>
-              <w:jc w:val="center"/>
-            </w:pPr>
-            <w:r>
-              <w:rPr>
-                <w:b/>
-                <w:color w:val="008000"/>
-              </w:rPr>
-              <w:t>A</w:t>
-            </w:r>
-          </w:p>
-        </w:tc>
-        <w:tc>
-          <w:tcPr>
-            <w:tcW w:type="dxa" w:w="840"/>
-          </w:tcPr>
-          <w:p>
-            <w:pPr>
-              <w:jc w:val="center"/>
-            </w:pPr>
-            <w:r>
-              <w:rPr>
-                <w:b/>
-                <w:color w:val="008000"/>
-              </w:rPr>
-              <w:t>A</w:t>
-            </w:r>
-          </w:p>
-        </w:tc>
-        <w:tc>
-          <w:tcPr>
-            <w:tcW w:type="dxa" w:w="840"/>
-          </w:tcPr>
-          <w:p>
-            <w:pPr>
-              <w:jc w:val="center"/>
-            </w:pPr>
-            <w:r>
-              <w:rPr>
-                <w:b/>
-                <w:color w:val="008000"/>
-              </w:rPr>
-              <w:t>A</w:t>
-            </w:r>
-          </w:p>
-        </w:tc>
-      </w:tr>
-    </w:tbl>
     <w:p/>
     <w:p/>
-    <w:p>
-      <w:pPr>
-        <w:jc w:val="center"/>
-      </w:pPr>
-      <w:r>
-        <w:rPr>
-          <w:b/>
-          <w:sz w:val="28"/>
-        </w:rPr>
-        <w:t>GABARITO COMPLETO</w:t>
-      </w:r>
-    </w:p>
-    <w:tbl>
-      <w:tblPr>
-        <w:tblStyle w:val="LightGrid-Accent1"/>
-        <w:tblW w:type="auto" w:w="0"/>
-        <w:tblLook w:firstColumn="1" w:firstRow="1" w:lastColumn="0" w:lastRow="0" w:noHBand="0" w:noVBand="1" w:val="04A0"/>
-      </w:tblPr>
-      <w:tblGrid>
-        <w:gridCol w:w="840"/>
-        <w:gridCol w:w="840"/>
-        <w:gridCol w:w="840"/>
-        <w:gridCol w:w="840"/>
-        <w:gridCol w:w="840"/>
-        <w:gridCol w:w="840"/>
-        <w:gridCol w:w="840"/>
-        <w:gridCol w:w="840"/>
-        <w:gridCol w:w="840"/>
-        <w:gridCol w:w="840"/>
-        <w:gridCol w:w="840"/>
-        <w:gridCol w:w="840"/>
-      </w:tblGrid>
-      <w:tr>
-        <w:tc>
-          <w:tcPr>
-            <w:tcW w:type="dxa" w:w="840"/>
-          </w:tcPr>
-          <w:p>
-            <w:pPr>
-              <w:jc w:val="center"/>
-            </w:pPr>
-            <w:r>
-              <w:rPr>
-                <w:b/>
-              </w:rPr>
-              <w:t>Q1</w:t>
-            </w:r>
-          </w:p>
-        </w:tc>
-        <w:tc>
-          <w:tcPr>
-            <w:tcW w:type="dxa" w:w="840"/>
-          </w:tcPr>
-          <w:p>
-            <w:pPr>
-              <w:jc w:val="center"/>
-            </w:pPr>
-            <w:r>
-              <w:rPr>
-                <w:b/>
-              </w:rPr>
-              <w:t>Q2</w:t>
-            </w:r>
-          </w:p>
-        </w:tc>
-        <w:tc>
-          <w:tcPr>
-            <w:tcW w:type="dxa" w:w="840"/>
-          </w:tcPr>
-          <w:p>
-            <w:pPr>
-              <w:jc w:val="center"/>
-            </w:pPr>
-            <w:r>
-              <w:rPr>
-                <w:b/>
-              </w:rPr>
-              <w:t>Q3</w:t>
-            </w:r>
-          </w:p>
-        </w:tc>
-        <w:tc>
-          <w:tcPr>
-            <w:tcW w:type="dxa" w:w="840"/>
-          </w:tcPr>
-          <w:p>
-            <w:pPr>
-              <w:jc w:val="center"/>
-            </w:pPr>
-            <w:r>
-              <w:rPr>
-                <w:b/>
-              </w:rPr>
-              <w:t>Q4</w:t>
-            </w:r>
-          </w:p>
-        </w:tc>
-        <w:tc>
-          <w:tcPr>
-            <w:tcW w:type="dxa" w:w="840"/>
-          </w:tcPr>
-          <w:p>
-            <w:pPr>
-              <w:jc w:val="center"/>
-            </w:pPr>
-            <w:r>
-              <w:rPr>
-                <w:b/>
-              </w:rPr>
-              <w:t>Q5</w:t>
-            </w:r>
-          </w:p>
-        </w:tc>
-        <w:tc>
-          <w:tcPr>
-            <w:tcW w:type="dxa" w:w="840"/>
-          </w:tcPr>
-          <w:p>
-            <w:pPr>
-              <w:jc w:val="center"/>
-            </w:pPr>
-            <w:r>
-              <w:rPr>
-                <w:b/>
-              </w:rPr>
-              <w:t>Q6</w:t>
-            </w:r>
-          </w:p>
-        </w:tc>
-        <w:tc>
-          <w:tcPr>
-            <w:tcW w:type="dxa" w:w="840"/>
-          </w:tcPr>
-          <w:p>
-            <w:pPr>
-              <w:jc w:val="center"/>
-            </w:pPr>
-            <w:r>
-              <w:rPr>
-                <w:b/>
-              </w:rPr>
-              <w:t>Q7</w:t>
-            </w:r>
-          </w:p>
-        </w:tc>
-        <w:tc>
-          <w:tcPr>
-            <w:tcW w:type="dxa" w:w="840"/>
-          </w:tcPr>
-          <w:p>
-            <w:pPr>
-              <w:jc w:val="center"/>
-            </w:pPr>
-            <w:r>
-              <w:rPr>
-                <w:b/>
-              </w:rPr>
-              <w:t>Q8</w:t>
-            </w:r>
-          </w:p>
-        </w:tc>
-        <w:tc>
-          <w:tcPr>
-            <w:tcW w:type="dxa" w:w="840"/>
-          </w:tcPr>
-          <w:p>
-            <w:pPr>
-              <w:jc w:val="center"/>
-            </w:pPr>
-            <w:r>
-              <w:rPr>
-                <w:b/>
-              </w:rPr>
-              <w:t>Q9</w:t>
-            </w:r>
-          </w:p>
-        </w:tc>
-        <w:tc>
-          <w:tcPr>
-            <w:tcW w:type="dxa" w:w="840"/>
-          </w:tcPr>
-          <w:p>
-            <w:pPr>
-              <w:jc w:val="center"/>
-            </w:pPr>
-            <w:r>
-              <w:rPr>
-                <w:b/>
-              </w:rPr>
-              <w:t>Q10</w:t>
-            </w:r>
-          </w:p>
-        </w:tc>
-        <w:tc>
-          <w:tcPr>
-            <w:tcW w:type="dxa" w:w="840"/>
-          </w:tcPr>
-          <w:p>
-            <w:pPr>
-              <w:jc w:val="center"/>
-            </w:pPr>
-            <w:r>
-              <w:rPr>
-                <w:b/>
-              </w:rPr>
-              <w:t>Q11</w:t>
-            </w:r>
-          </w:p>
-        </w:tc>
-        <w:tc>
-          <w:tcPr>
-            <w:tcW w:type="dxa" w:w="840"/>
-          </w:tcPr>
-          <w:p>
-            <w:pPr>
-              <w:jc w:val="center"/>
-            </w:pPr>
-            <w:r>
-              <w:rPr>
-                <w:b/>
-              </w:rPr>
-              <w:t>Q12</w:t>
-            </w:r>
-          </w:p>
-        </w:tc>
-      </w:tr>
-      <w:tr>
-        <w:tc>
-          <w:tcPr>
-            <w:tcW w:type="dxa" w:w="840"/>
-          </w:tcPr>
-          <w:p>
-            <w:pPr>
-              <w:jc w:val="center"/>
-            </w:pPr>
-            <w:r>
-              <w:rPr>
-                <w:b/>
-              </w:rPr>
-              <w:t>E</w:t>
-            </w:r>
-          </w:p>
-        </w:tc>
-        <w:tc>
-          <w:tcPr>
-            <w:tcW w:type="dxa" w:w="840"/>
-          </w:tcPr>
-          <w:p>
-            <w:pPr>
-              <w:jc w:val="center"/>
-            </w:pPr>
-            <w:r>
-              <w:rPr>
-                <w:b/>
-              </w:rPr>
-              <w:t>A</w:t>
-            </w:r>
-          </w:p>
-        </w:tc>
-        <w:tc>
-          <w:tcPr>
-            <w:tcW w:type="dxa" w:w="840"/>
-          </w:tcPr>
-          <w:p>
-            <w:pPr>
-              <w:jc w:val="center"/>
-            </w:pPr>
-            <w:r>
-              <w:rPr>
-                <w:b/>
-              </w:rPr>
-              <w:t>E</w:t>
-            </w:r>
-          </w:p>
-        </w:tc>
-        <w:tc>
-          <w:tcPr>
-            <w:tcW w:type="dxa" w:w="840"/>
-          </w:tcPr>
-          <w:p>
-            <w:pPr>
-              <w:jc w:val="center"/>
-            </w:pPr>
-            <w:r>
-              <w:rPr>
-                <w:b/>
-              </w:rPr>
-              <w:t>E</w:t>
-            </w:r>
-          </w:p>
-        </w:tc>
-        <w:tc>
-          <w:tcPr>
-            <w:tcW w:type="dxa" w:w="840"/>
-          </w:tcPr>
-          <w:p>
-            <w:pPr>
-              <w:jc w:val="center"/>
-            </w:pPr>
-            <w:r>
-              <w:rPr>
-                <w:b/>
-              </w:rPr>
-              <w:t>A</w:t>
-            </w:r>
-          </w:p>
-        </w:tc>
-        <w:tc>
-          <w:tcPr>
-            <w:tcW w:type="dxa" w:w="840"/>
-          </w:tcPr>
-          <w:p>
-            <w:pPr>
-              <w:jc w:val="center"/>
-            </w:pPr>
-            <w:r>
-              <w:rPr>
-                <w:b/>
-              </w:rPr>
-              <w:t>A</w:t>
-            </w:r>
-          </w:p>
-        </w:tc>
-        <w:tc>
-          <w:tcPr>
-            <w:tcW w:type="dxa" w:w="840"/>
-          </w:tcPr>
-          <w:p>
-            <w:pPr>
-              <w:jc w:val="center"/>
-            </w:pPr>
-            <w:r>
-              <w:rPr>
-                <w:b/>
-              </w:rPr>
-              <w:t>A</w:t>
-            </w:r>
-          </w:p>
-        </w:tc>
-        <w:tc>
-          <w:tcPr>
-            <w:tcW w:type="dxa" w:w="840"/>
-          </w:tcPr>
-          <w:p>
-            <w:pPr>
-              <w:jc w:val="center"/>
-            </w:pPr>
-            <w:r>
-              <w:rPr>
-                <w:b/>
-              </w:rPr>
-              <w:t>A</w:t>
-            </w:r>
-          </w:p>
-        </w:tc>
-        <w:tc>
-          <w:tcPr>
-            <w:tcW w:type="dxa" w:w="840"/>
-          </w:tcPr>
-          <w:p>
-            <w:pPr>
-              <w:jc w:val="center"/>
-            </w:pPr>
-            <w:r>
-              <w:rPr>
-                <w:b/>
-              </w:rPr>
-              <w:t>A</w:t>
-            </w:r>
-          </w:p>
-        </w:tc>
-        <w:tc>
-          <w:tcPr>
-            <w:tcW w:type="dxa" w:w="840"/>
-          </w:tcPr>
-          <w:p>
-            <w:pPr>
-              <w:jc w:val="center"/>
-            </w:pPr>
-            <w:r>
-              <w:rPr>
-                <w:b/>
-              </w:rPr>
-              <w:t>A</w:t>
-            </w:r>
-          </w:p>
-        </w:tc>
-        <w:tc>
-          <w:tcPr>
-            <w:tcW w:type="dxa" w:w="840"/>
-          </w:tcPr>
-          <w:p>
-            <w:pPr>
-              <w:jc w:val="center"/>
-            </w:pPr>
-            <w:r>
-              <w:rPr>
-                <w:b/>
-              </w:rPr>
-              <w:t>A</w:t>
-            </w:r>
-          </w:p>
-        </w:tc>
-        <w:tc>
-          <w:tcPr>
-            <w:tcW w:type="dxa" w:w="840"/>
-          </w:tcPr>
-          <w:p>
-            <w:pPr>
-              <w:jc w:val="center"/>
-            </w:pPr>
-            <w:r>
-              <w:rPr>
-                <w:b/>
-              </w:rPr>
-              <w:t>A</w:t>
-            </w:r>
-          </w:p>
-        </w:tc>
-      </w:tr>
-    </w:tbl>
     <w:p/>
     <w:p/>
-    <w:p>
-      <w:pPr>
-        <w:jc w:val="center"/>
-      </w:pPr>
-      <w:r>
-        <w:rPr>
-          <w:b/>
-          <w:sz w:val="28"/>
-        </w:rPr>
-        <w:t>GABARITO COMPLETO</w:t>
-      </w:r>
-    </w:p>
-    <w:tbl>
-      <w:tblPr>
-        <w:tblStyle w:val="LightGrid-Accent1"/>
-        <w:tblW w:type="auto" w:w="0"/>
-        <w:tblLook w:firstColumn="1" w:firstRow="1" w:lastColumn="0" w:lastRow="0" w:noHBand="0" w:noVBand="1" w:val="04A0"/>
-      </w:tblPr>
-      <w:tblGrid>
-        <w:gridCol w:w="840"/>
-        <w:gridCol w:w="840"/>
-        <w:gridCol w:w="840"/>
-        <w:gridCol w:w="840"/>
-        <w:gridCol w:w="840"/>
-        <w:gridCol w:w="840"/>
-        <w:gridCol w:w="840"/>
-        <w:gridCol w:w="840"/>
-        <w:gridCol w:w="840"/>
-        <w:gridCol w:w="840"/>
-        <w:gridCol w:w="840"/>
-        <w:gridCol w:w="840"/>
-      </w:tblGrid>
-      <w:tr>
-        <w:tc>
-          <w:tcPr>
-            <w:tcW w:type="dxa" w:w="840"/>
-          </w:tcPr>
-          <w:p>
-            <w:pPr>
-              <w:jc w:val="center"/>
-            </w:pPr>
-            <w:r>
-              <w:rPr>
-                <w:b/>
-              </w:rPr>
-              <w:t>Q1</w:t>
-            </w:r>
-          </w:p>
-        </w:tc>
-        <w:tc>
-          <w:tcPr>
-            <w:tcW w:type="dxa" w:w="840"/>
-          </w:tcPr>
-          <w:p>
-            <w:pPr>
-              <w:jc w:val="center"/>
-            </w:pPr>
-            <w:r>
-              <w:rPr>
-                <w:b/>
-              </w:rPr>
-              <w:t>Q2</w:t>
-            </w:r>
-          </w:p>
-        </w:tc>
-        <w:tc>
-          <w:tcPr>
-            <w:tcW w:type="dxa" w:w="840"/>
-          </w:tcPr>
-          <w:p>
-            <w:pPr>
-              <w:jc w:val="center"/>
-            </w:pPr>
-            <w:r>
-              <w:rPr>
-                <w:b/>
-              </w:rPr>
-              <w:t>Q3</w:t>
-            </w:r>
-          </w:p>
-        </w:tc>
-        <w:tc>
-          <w:tcPr>
-            <w:tcW w:type="dxa" w:w="840"/>
-          </w:tcPr>
-          <w:p>
-            <w:pPr>
-              <w:jc w:val="center"/>
-            </w:pPr>
-            <w:r>
-              <w:rPr>
-                <w:b/>
-              </w:rPr>
-              <w:t>Q4</w:t>
-            </w:r>
-          </w:p>
-        </w:tc>
-        <w:tc>
-          <w:tcPr>
-            <w:tcW w:type="dxa" w:w="840"/>
-          </w:tcPr>
-          <w:p>
-            <w:pPr>
-              <w:jc w:val="center"/>
-            </w:pPr>
-            <w:r>
-              <w:rPr>
-                <w:b/>
-              </w:rPr>
-              <w:t>Q5</w:t>
-            </w:r>
-          </w:p>
-        </w:tc>
-        <w:tc>
-          <w:tcPr>
-            <w:tcW w:type="dxa" w:w="840"/>
-          </w:tcPr>
-          <w:p>
-            <w:pPr>
-              <w:jc w:val="center"/>
-            </w:pPr>
-            <w:r>
-              <w:rPr>
-                <w:b/>
-              </w:rPr>
-              <w:t>Q6</w:t>
-            </w:r>
-          </w:p>
-        </w:tc>
-        <w:tc>
-          <w:tcPr>
-            <w:tcW w:type="dxa" w:w="840"/>
-          </w:tcPr>
-          <w:p>
-            <w:pPr>
-              <w:jc w:val="center"/>
-            </w:pPr>
-            <w:r>
-              <w:rPr>
-                <w:b/>
-              </w:rPr>
-              <w:t>Q7</w:t>
-            </w:r>
-          </w:p>
-        </w:tc>
-        <w:tc>
-          <w:tcPr>
-            <w:tcW w:type="dxa" w:w="840"/>
-          </w:tcPr>
-          <w:p>
-            <w:pPr>
-              <w:jc w:val="center"/>
-            </w:pPr>
-            <w:r>
-              <w:rPr>
-                <w:b/>
-              </w:rPr>
-              <w:t>Q8</w:t>
-            </w:r>
-          </w:p>
-        </w:tc>
-        <w:tc>
-          <w:tcPr>
-            <w:tcW w:type="dxa" w:w="840"/>
-          </w:tcPr>
-          <w:p>
-            <w:pPr>
-              <w:jc w:val="center"/>
-            </w:pPr>
-            <w:r>
-              <w:rPr>
-                <w:b/>
-              </w:rPr>
-              <w:t>Q9</w:t>
-            </w:r>
-          </w:p>
-        </w:tc>
-        <w:tc>
-          <w:tcPr>
-            <w:tcW w:type="dxa" w:w="840"/>
-          </w:tcPr>
-          <w:p>
-            <w:pPr>
-              <w:jc w:val="center"/>
-            </w:pPr>
-            <w:r>
-              <w:rPr>
-                <w:b/>
-              </w:rPr>
-              <w:t>Q10</w:t>
-            </w:r>
-          </w:p>
-        </w:tc>
-        <w:tc>
-          <w:tcPr>
-            <w:tcW w:type="dxa" w:w="840"/>
-          </w:tcPr>
-          <w:p>
-            <w:pPr>
-              <w:jc w:val="center"/>
-            </w:pPr>
-            <w:r>
-              <w:rPr>
-                <w:b/>
-              </w:rPr>
-              <w:t>Q11</w:t>
-            </w:r>
-          </w:p>
-        </w:tc>
-        <w:tc>
-          <w:tcPr>
-            <w:tcW w:type="dxa" w:w="840"/>
-          </w:tcPr>
-          <w:p>
-            <w:pPr>
-              <w:jc w:val="center"/>
-            </w:pPr>
-            <w:r>
-              <w:rPr>
-                <w:b/>
-              </w:rPr>
-              <w:t>Q12</w:t>
-            </w:r>
-          </w:p>
-        </w:tc>
-      </w:tr>
-      <w:tr>
-        <w:tc>
-          <w:tcPr>
-            <w:tcW w:type="dxa" w:w="840"/>
-          </w:tcPr>
-          <w:p>
-            <w:pPr>
-              <w:jc w:val="center"/>
-            </w:pPr>
-            <w:r>
-              <w:rPr>
-                <w:b/>
-                <w:color w:val="008000"/>
-              </w:rPr>
-              <w:t>✅ E</w:t>
-            </w:r>
-          </w:p>
-        </w:tc>
-        <w:tc>
-          <w:tcPr>
-            <w:tcW w:type="dxa" w:w="840"/>
-          </w:tcPr>
-          <w:p>
-            <w:pPr>
-              <w:jc w:val="center"/>
-            </w:pPr>
-            <w:r>
-              <w:rPr>
-                <w:b/>
-                <w:color w:val="008000"/>
-              </w:rPr>
-              <w:t>✅ A</w:t>
-            </w:r>
-          </w:p>
-        </w:tc>
-        <w:tc>
-          <w:tcPr>
-            <w:tcW w:type="dxa" w:w="840"/>
-          </w:tcPr>
-          <w:p>
-            <w:pPr>
-              <w:jc w:val="center"/>
-            </w:pPr>
-            <w:r>
-              <w:rPr>
-                <w:b/>
-                <w:color w:val="008000"/>
-              </w:rPr>
-              <w:t>✅ E</w:t>
-            </w:r>
-          </w:p>
-        </w:tc>
-        <w:tc>
-          <w:tcPr>
-            <w:tcW w:type="dxa" w:w="840"/>
-          </w:tcPr>
-          <w:p>
-            <w:pPr>
-              <w:jc w:val="center"/>
-            </w:pPr>
-            <w:r>
-              <w:rPr>
-                <w:b/>
-                <w:color w:val="008000"/>
-              </w:rPr>
-              <w:t>✅ E</w:t>
-            </w:r>
-          </w:p>
-        </w:tc>
-        <w:tc>
-          <w:tcPr>
-            <w:tcW w:type="dxa" w:w="840"/>
-          </w:tcPr>
-          <w:p>
-            <w:pPr>
-              <w:jc w:val="center"/>
-            </w:pPr>
-            <w:r>
-              <w:rPr>
-                <w:b/>
-                <w:color w:val="008000"/>
-              </w:rPr>
-              <w:t>✅ A</w:t>
-            </w:r>
-          </w:p>
-        </w:tc>
-        <w:tc>
-          <w:tcPr>
-            <w:tcW w:type="dxa" w:w="840"/>
-          </w:tcPr>
-          <w:p>
-            <w:pPr>
-              <w:jc w:val="center"/>
-            </w:pPr>
-            <w:r>
-              <w:rPr>
-                <w:b/>
-                <w:color w:val="008000"/>
-              </w:rPr>
-              <w:t>✅ A</w:t>
-            </w:r>
-          </w:p>
-        </w:tc>
-        <w:tc>
-          <w:tcPr>
-            <w:tcW w:type="dxa" w:w="840"/>
-          </w:tcPr>
-          <w:p>
-            <w:pPr>
-              <w:jc w:val="center"/>
-            </w:pPr>
-            <w:r>
-              <w:rPr>
-                <w:b/>
-                <w:color w:val="008000"/>
-              </w:rPr>
-              <w:t>✅ A</w:t>
-            </w:r>
-          </w:p>
-        </w:tc>
-        <w:tc>
-          <w:tcPr>
-            <w:tcW w:type="dxa" w:w="840"/>
-          </w:tcPr>
-          <w:p>
-            <w:pPr>
-              <w:jc w:val="center"/>
-            </w:pPr>
-            <w:r>
-              <w:rPr>
-                <w:b/>
-                <w:color w:val="008000"/>
-              </w:rPr>
-              <w:t>✅ A</w:t>
-            </w:r>
-          </w:p>
-        </w:tc>
-        <w:tc>
-          <w:tcPr>
-            <w:tcW w:type="dxa" w:w="840"/>
-          </w:tcPr>
-          <w:p>
-            <w:pPr>
-              <w:jc w:val="center"/>
-            </w:pPr>
-            <w:r>
-              <w:rPr>
-                <w:b/>
-                <w:color w:val="008000"/>
-              </w:rPr>
-              <w:t>✅ A</w:t>
-            </w:r>
-          </w:p>
-        </w:tc>
-        <w:tc>
-          <w:tcPr>
-            <w:tcW w:type="dxa" w:w="840"/>
-          </w:tcPr>
-          <w:p>
-            <w:pPr>
-              <w:jc w:val="center"/>
-            </w:pPr>
-            <w:r>
-              <w:rPr>
-                <w:b/>
-                <w:color w:val="008000"/>
-              </w:rPr>
-              <w:t>✅ A</w:t>
-            </w:r>
-          </w:p>
-        </w:tc>
-        <w:tc>
-          <w:tcPr>
-            <w:tcW w:type="dxa" w:w="840"/>
-          </w:tcPr>
-          <w:p>
-            <w:pPr>
-              <w:jc w:val="center"/>
-            </w:pPr>
-            <w:r>
-              <w:rPr>
-                <w:b/>
-                <w:color w:val="008000"/>
-              </w:rPr>
-              <w:t>✅ A</w:t>
-            </w:r>
-          </w:p>
-        </w:tc>
-        <w:tc>
-          <w:tcPr>
-            <w:tcW w:type="dxa" w:w="840"/>
-          </w:tcPr>
-          <w:p>
-            <w:pPr>
-              <w:jc w:val="center"/>
-            </w:pPr>
-            <w:r>
-              <w:rPr>
-                <w:b/>
-                <w:color w:val="008000"/>
-              </w:rPr>
-              <w:t>✅ A</w:t>
-            </w:r>
-          </w:p>
-        </w:tc>
-      </w:tr>
-    </w:tbl>
     <w:p/>
     <w:p/>
-    <w:p>
-      <w:pPr>
-        <w:jc w:val="center"/>
-      </w:pPr>
-      <w:r>
-        <w:rPr>
-          <w:b/>
-          <w:sz w:val="28"/>
-        </w:rPr>
-        <w:t>GABARITO COMPLETO</w:t>
-      </w:r>
-    </w:p>
-    <w:tbl>
-      <w:tblPr>
-        <w:tblStyle w:val="LightGrid-Accent1"/>
-        <w:tblW w:type="auto" w:w="0"/>
-        <w:tblLook w:firstColumn="1" w:firstRow="1" w:lastColumn="0" w:lastRow="0" w:noHBand="0" w:noVBand="1" w:val="04A0"/>
-      </w:tblPr>
-      <w:tblGrid>
-        <w:gridCol w:w="840"/>
-        <w:gridCol w:w="840"/>
-        <w:gridCol w:w="840"/>
-        <w:gridCol w:w="840"/>
-        <w:gridCol w:w="840"/>
-        <w:gridCol w:w="840"/>
-        <w:gridCol w:w="840"/>
-        <w:gridCol w:w="840"/>
-        <w:gridCol w:w="840"/>
-        <w:gridCol w:w="840"/>
-        <w:gridCol w:w="840"/>
-        <w:gridCol w:w="840"/>
-      </w:tblGrid>
-      <w:tr>
-        <w:tc>
-          <w:tcPr>
-            <w:tcW w:type="dxa" w:w="840"/>
-          </w:tcPr>
-          <w:p>
-            <w:pPr>
-              <w:jc w:val="center"/>
-            </w:pPr>
-            <w:r>
-              <w:rPr>
-                <w:b/>
-              </w:rPr>
-              <w:t>Q1</w:t>
-            </w:r>
-          </w:p>
-        </w:tc>
-        <w:tc>
-          <w:tcPr>
-            <w:tcW w:type="dxa" w:w="840"/>
-          </w:tcPr>
-          <w:p>
-            <w:pPr>
-              <w:jc w:val="center"/>
-            </w:pPr>
-            <w:r>
-              <w:rPr>
-                <w:b/>
-              </w:rPr>
-              <w:t>Q2</w:t>
-            </w:r>
-          </w:p>
-        </w:tc>
-        <w:tc>
-          <w:tcPr>
-            <w:tcW w:type="dxa" w:w="840"/>
-          </w:tcPr>
-          <w:p>
-            <w:pPr>
-              <w:jc w:val="center"/>
-            </w:pPr>
-            <w:r>
-              <w:rPr>
-                <w:b/>
-              </w:rPr>
-              <w:t>Q3</w:t>
-            </w:r>
-          </w:p>
-        </w:tc>
-        <w:tc>
-          <w:tcPr>
-            <w:tcW w:type="dxa" w:w="840"/>
-          </w:tcPr>
-          <w:p>
-            <w:pPr>
-              <w:jc w:val="center"/>
-            </w:pPr>
-            <w:r>
-              <w:rPr>
-                <w:b/>
-              </w:rPr>
-              <w:t>Q4</w:t>
-            </w:r>
-          </w:p>
-        </w:tc>
-        <w:tc>
-          <w:tcPr>
-            <w:tcW w:type="dxa" w:w="840"/>
-          </w:tcPr>
-          <w:p>
-            <w:pPr>
-              <w:jc w:val="center"/>
-            </w:pPr>
-            <w:r>
-              <w:rPr>
-                <w:b/>
-              </w:rPr>
-              <w:t>Q5</w:t>
-            </w:r>
-          </w:p>
-        </w:tc>
-        <w:tc>
-          <w:tcPr>
-            <w:tcW w:type="dxa" w:w="840"/>
-          </w:tcPr>
-          <w:p>
-            <w:pPr>
-              <w:jc w:val="center"/>
-            </w:pPr>
-            <w:r>
-              <w:rPr>
-                <w:b/>
-              </w:rPr>
-              <w:t>Q6</w:t>
-            </w:r>
-          </w:p>
-        </w:tc>
-        <w:tc>
-          <w:tcPr>
-            <w:tcW w:type="dxa" w:w="840"/>
-          </w:tcPr>
-          <w:p>
-            <w:pPr>
-              <w:jc w:val="center"/>
-            </w:pPr>
-            <w:r>
-              <w:rPr>
-                <w:b/>
-              </w:rPr>
-              <w:t>Q7</w:t>
-            </w:r>
-          </w:p>
-        </w:tc>
-        <w:tc>
-          <w:tcPr>
-            <w:tcW w:type="dxa" w:w="840"/>
-          </w:tcPr>
-          <w:p>
-            <w:pPr>
-              <w:jc w:val="center"/>
-            </w:pPr>
-            <w:r>
-              <w:rPr>
-                <w:b/>
-              </w:rPr>
-              <w:t>Q8</w:t>
-            </w:r>
-          </w:p>
-        </w:tc>
-        <w:tc>
-          <w:tcPr>
-            <w:tcW w:type="dxa" w:w="840"/>
-          </w:tcPr>
-          <w:p>
-            <w:pPr>
-              <w:jc w:val="center"/>
-            </w:pPr>
-            <w:r>
-              <w:rPr>
-                <w:b/>
-              </w:rPr>
-              <w:t>Q9</w:t>
-            </w:r>
-          </w:p>
-        </w:tc>
-        <w:tc>
-          <w:tcPr>
-            <w:tcW w:type="dxa" w:w="840"/>
-          </w:tcPr>
-          <w:p>
-            <w:pPr>
-              <w:jc w:val="center"/>
-            </w:pPr>
-            <w:r>
-              <w:rPr>
-                <w:b/>
-              </w:rPr>
-              <w:t>Q10</w:t>
-            </w:r>
-          </w:p>
-        </w:tc>
-        <w:tc>
-          <w:tcPr>
-            <w:tcW w:type="dxa" w:w="840"/>
-          </w:tcPr>
-          <w:p>
-            <w:pPr>
-              <w:jc w:val="center"/>
-            </w:pPr>
-            <w:r>
-              <w:rPr>
-                <w:b/>
-              </w:rPr>
-              <w:t>Q11</w:t>
-            </w:r>
-          </w:p>
-        </w:tc>
-        <w:tc>
-          <w:tcPr>
-            <w:tcW w:type="dxa" w:w="840"/>
-          </w:tcPr>
-          <w:p>
-            <w:pPr>
-              <w:jc w:val="center"/>
-            </w:pPr>
-            <w:r>
-              <w:rPr>
-                <w:b/>
-              </w:rPr>
-              <w:t>Q12</w:t>
-            </w:r>
-          </w:p>
-        </w:tc>
-      </w:tr>
-      <w:tr>
-        <w:tc>
-          <w:tcPr>
-            <w:tcW w:type="dxa" w:w="840"/>
-          </w:tcPr>
-          <w:p>
-            <w:pPr>
-              <w:jc w:val="center"/>
-            </w:pPr>
-            <w:r>
-              <w:rPr>
-                <w:b/>
-                <w:color w:val="008000"/>
-              </w:rPr>
-              <w:t>✅ E</w:t>
-            </w:r>
-          </w:p>
-        </w:tc>
-        <w:tc>
-          <w:tcPr>
-            <w:tcW w:type="dxa" w:w="840"/>
-          </w:tcPr>
-          <w:p>
-            <w:pPr>
-              <w:jc w:val="center"/>
-            </w:pPr>
-            <w:r>
-              <w:rPr>
-                <w:b/>
-                <w:color w:val="008000"/>
-              </w:rPr>
-              <w:t>✅ A</w:t>
-            </w:r>
-          </w:p>
-        </w:tc>
-        <w:tc>
-          <w:tcPr>
-            <w:tcW w:type="dxa" w:w="840"/>
-          </w:tcPr>
-          <w:p>
-            <w:pPr>
-              <w:jc w:val="center"/>
-            </w:pPr>
-            <w:r>
-              <w:rPr>
-                <w:b/>
-                <w:color w:val="008000"/>
-              </w:rPr>
-              <w:t>✅ E</w:t>
-            </w:r>
-          </w:p>
-        </w:tc>
-        <w:tc>
-          <w:tcPr>
-            <w:tcW w:type="dxa" w:w="840"/>
-          </w:tcPr>
-          <w:p>
-            <w:pPr>
-              <w:jc w:val="center"/>
-            </w:pPr>
-            <w:r>
-              <w:rPr>
-                <w:b/>
-                <w:color w:val="008000"/>
-              </w:rPr>
-              <w:t>✅ E</w:t>
-            </w:r>
-          </w:p>
-        </w:tc>
-        <w:tc>
-          <w:tcPr>
-            <w:tcW w:type="dxa" w:w="840"/>
-          </w:tcPr>
-          <w:p>
-            <w:pPr>
-              <w:jc w:val="center"/>
-            </w:pPr>
-            <w:r>
-              <w:rPr>
-                <w:b/>
-                <w:color w:val="008000"/>
-              </w:rPr>
-              <w:t>✅ A</w:t>
-            </w:r>
-          </w:p>
-        </w:tc>
-        <w:tc>
-          <w:tcPr>
-            <w:tcW w:type="dxa" w:w="840"/>
-          </w:tcPr>
-          <w:p>
-            <w:pPr>
-              <w:jc w:val="center"/>
-            </w:pPr>
-            <w:r>
-              <w:rPr>
-                <w:b/>
-                <w:color w:val="008000"/>
-              </w:rPr>
-              <w:t>✅ A</w:t>
-            </w:r>
-          </w:p>
-        </w:tc>
-        <w:tc>
-          <w:tcPr>
-            <w:tcW w:type="dxa" w:w="840"/>
-          </w:tcPr>
-          <w:p>
-            <w:pPr>
-              <w:jc w:val="center"/>
-            </w:pPr>
-            <w:r>
-              <w:rPr>
-                <w:b/>
-                <w:color w:val="008000"/>
-              </w:rPr>
-              <w:t>✅ A</w:t>
-            </w:r>
-          </w:p>
-        </w:tc>
-        <w:tc>
-          <w:tcPr>
-            <w:tcW w:type="dxa" w:w="840"/>
-          </w:tcPr>
-          <w:p>
-            <w:pPr>
-              <w:jc w:val="center"/>
-            </w:pPr>
-            <w:r>
-              <w:rPr>
-                <w:b/>
-                <w:color w:val="008000"/>
-              </w:rPr>
-              <w:t>✅ A</w:t>
-            </w:r>
-          </w:p>
-        </w:tc>
-        <w:tc>
-          <w:tcPr>
-            <w:tcW w:type="dxa" w:w="840"/>
-          </w:tcPr>
-          <w:p>
-            <w:pPr>
-              <w:jc w:val="center"/>
-            </w:pPr>
-            <w:r>
-              <w:rPr>
-                <w:b/>
-                <w:color w:val="008000"/>
-              </w:rPr>
-              <w:t>✅ A</w:t>
-            </w:r>
-          </w:p>
-        </w:tc>
-        <w:tc>
-          <w:tcPr>
-            <w:tcW w:type="dxa" w:w="840"/>
-          </w:tcPr>
-          <w:p>
-            <w:pPr>
-              <w:jc w:val="center"/>
-            </w:pPr>
-            <w:r>
-              <w:rPr>
-                <w:b/>
-                <w:color w:val="008000"/>
-              </w:rPr>
-              <w:t>✅ A</w:t>
-            </w:r>
-          </w:p>
-        </w:tc>
-        <w:tc>
-          <w:tcPr>
-            <w:tcW w:type="dxa" w:w="840"/>
-          </w:tcPr>
-          <w:p>
-            <w:pPr>
-              <w:jc w:val="center"/>
-            </w:pPr>
-            <w:r>
-              <w:rPr>
-                <w:b/>
-                <w:color w:val="008000"/>
-              </w:rPr>
-              <w:t>✅ A</w:t>
-            </w:r>
-          </w:p>
-        </w:tc>
-        <w:tc>
-          <w:tcPr>
-            <w:tcW w:type="dxa" w:w="840"/>
-          </w:tcPr>
-          <w:p>
-            <w:pPr>
-              <w:jc w:val="center"/>
-            </w:pPr>
-            <w:r>
-              <w:rPr>
-                <w:b/>
-                <w:color w:val="008000"/>
-              </w:rPr>
-              <w:t>✅ A</w:t>
-            </w:r>
-          </w:p>
-        </w:tc>
-      </w:tr>
-    </w:tbl>
     <w:p/>
     <w:p/>
-    <w:p>
-      <w:pPr>
-        <w:jc w:val="center"/>
-      </w:pPr>
-      <w:r>
-        <w:rPr>
-          <w:b/>
-          <w:sz w:val="28"/>
-        </w:rPr>
-        <w:t>GABARITO COMPLETO</w:t>
-      </w:r>
-    </w:p>
-    <w:tbl>
-      <w:tblPr>
-        <w:tblStyle w:val="LightGrid-Accent1"/>
-        <w:tblW w:type="auto" w:w="0"/>
-        <w:tblLook w:firstColumn="1" w:firstRow="1" w:lastColumn="0" w:lastRow="0" w:noHBand="0" w:noVBand="1" w:val="04A0"/>
-      </w:tblPr>
-      <w:tblGrid>
-        <w:gridCol w:w="840"/>
-        <w:gridCol w:w="840"/>
-        <w:gridCol w:w="840"/>
-        <w:gridCol w:w="840"/>
-        <w:gridCol w:w="840"/>
-        <w:gridCol w:w="840"/>
-        <w:gridCol w:w="840"/>
-        <w:gridCol w:w="840"/>
-        <w:gridCol w:w="840"/>
-        <w:gridCol w:w="840"/>
-        <w:gridCol w:w="840"/>
-        <w:gridCol w:w="840"/>
-      </w:tblGrid>
-      <w:tr>
-        <w:tc>
-          <w:tcPr>
-            <w:tcW w:type="dxa" w:w="840"/>
-          </w:tcPr>
-          <w:p>
-            <w:pPr>
-              <w:jc w:val="center"/>
-            </w:pPr>
-            <w:r>
-              <w:rPr>
-                <w:b/>
-              </w:rPr>
-              <w:t>Q1</w:t>
-            </w:r>
-          </w:p>
-        </w:tc>
-        <w:tc>
-          <w:tcPr>
-            <w:tcW w:type="dxa" w:w="840"/>
-          </w:tcPr>
-          <w:p>
-            <w:pPr>
-              <w:jc w:val="center"/>
-            </w:pPr>
-            <w:r>
-              <w:rPr>
-                <w:b/>
-              </w:rPr>
-              <w:t>Q2</w:t>
-            </w:r>
-          </w:p>
-        </w:tc>
-        <w:tc>
-          <w:tcPr>
-            <w:tcW w:type="dxa" w:w="840"/>
-          </w:tcPr>
-          <w:p>
-            <w:pPr>
-              <w:jc w:val="center"/>
-            </w:pPr>
-            <w:r>
-              <w:rPr>
-                <w:b/>
-              </w:rPr>
-              <w:t>Q3</w:t>
-            </w:r>
-          </w:p>
-        </w:tc>
-        <w:tc>
-          <w:tcPr>
-            <w:tcW w:type="dxa" w:w="840"/>
-          </w:tcPr>
-          <w:p>
-            <w:pPr>
-              <w:jc w:val="center"/>
-            </w:pPr>
-            <w:r>
-              <w:rPr>
-                <w:b/>
-              </w:rPr>
-              <w:t>Q4</w:t>
-            </w:r>
-          </w:p>
-        </w:tc>
-        <w:tc>
-          <w:tcPr>
-            <w:tcW w:type="dxa" w:w="840"/>
-          </w:tcPr>
-          <w:p>
-            <w:pPr>
-              <w:jc w:val="center"/>
-            </w:pPr>
-            <w:r>
-              <w:rPr>
-                <w:b/>
-              </w:rPr>
-              <w:t>Q5</w:t>
-            </w:r>
-          </w:p>
-        </w:tc>
-        <w:tc>
-          <w:tcPr>
-            <w:tcW w:type="dxa" w:w="840"/>
-          </w:tcPr>
-          <w:p>
-            <w:pPr>
-              <w:jc w:val="center"/>
-            </w:pPr>
-            <w:r>
-              <w:rPr>
-                <w:b/>
-              </w:rPr>
-              <w:t>Q6</w:t>
-            </w:r>
-          </w:p>
-        </w:tc>
-        <w:tc>
-          <w:tcPr>
-            <w:tcW w:type="dxa" w:w="840"/>
-          </w:tcPr>
-          <w:p>
-            <w:pPr>
-              <w:jc w:val="center"/>
-            </w:pPr>
-            <w:r>
-              <w:rPr>
-                <w:b/>
-              </w:rPr>
-              <w:t>Q7</w:t>
-            </w:r>
-          </w:p>
-        </w:tc>
-        <w:tc>
-          <w:tcPr>
-            <w:tcW w:type="dxa" w:w="840"/>
-          </w:tcPr>
-          <w:p>
-            <w:pPr>
-              <w:jc w:val="center"/>
-            </w:pPr>
-            <w:r>
-              <w:rPr>
-                <w:b/>
-              </w:rPr>
-              <w:t>Q8</w:t>
-            </w:r>
-          </w:p>
-        </w:tc>
-        <w:tc>
-          <w:tcPr>
-            <w:tcW w:type="dxa" w:w="840"/>
-          </w:tcPr>
-          <w:p>
-            <w:pPr>
-              <w:jc w:val="center"/>
-            </w:pPr>
-            <w:r>
-              <w:rPr>
-                <w:b/>
-              </w:rPr>
-              <w:t>Q9</w:t>
-            </w:r>
-          </w:p>
-        </w:tc>
-        <w:tc>
-          <w:tcPr>
-            <w:tcW w:type="dxa" w:w="840"/>
-          </w:tcPr>
-          <w:p>
-            <w:pPr>
-              <w:jc w:val="center"/>
-            </w:pPr>
-            <w:r>
-              <w:rPr>
-                <w:b/>
-              </w:rPr>
-              <w:t>Q10</w:t>
-            </w:r>
-          </w:p>
-        </w:tc>
-        <w:tc>
-          <w:tcPr>
-            <w:tcW w:type="dxa" w:w="840"/>
-          </w:tcPr>
-          <w:p>
-            <w:pPr>
-              <w:jc w:val="center"/>
-            </w:pPr>
-            <w:r>
-              <w:rPr>
-                <w:b/>
-              </w:rPr>
-              <w:t>Q11</w:t>
-            </w:r>
-          </w:p>
-        </w:tc>
-        <w:tc>
-          <w:tcPr>
-            <w:tcW w:type="dxa" w:w="840"/>
-          </w:tcPr>
-          <w:p>
-            <w:pPr>
-              <w:jc w:val="center"/>
-            </w:pPr>
-            <w:r>
-              <w:rPr>
-                <w:b/>
-              </w:rPr>
-              <w:t>Q12</w:t>
-            </w:r>
-          </w:p>
-        </w:tc>
-      </w:tr>
-      <w:tr>
-        <w:tc>
-          <w:tcPr>
-            <w:tcW w:type="dxa" w:w="840"/>
-          </w:tcPr>
-          <w:p>
-            <w:pPr>
-              <w:jc w:val="center"/>
-            </w:pPr>
-            <w:r>
-              <w:rPr>
-                <w:b/>
-                <w:color w:val="008000"/>
-              </w:rPr>
-              <w:t>✅ E</w:t>
-            </w:r>
-          </w:p>
-        </w:tc>
-        <w:tc>
-          <w:tcPr>
-            <w:tcW w:type="dxa" w:w="840"/>
-          </w:tcPr>
-          <w:p>
-            <w:pPr>
-              <w:jc w:val="center"/>
-            </w:pPr>
-            <w:r>
-              <w:rPr>
-                <w:b/>
-                <w:color w:val="008000"/>
-              </w:rPr>
-              <w:t>✅ A</w:t>
-            </w:r>
-          </w:p>
-        </w:tc>
-        <w:tc>
-          <w:tcPr>
-            <w:tcW w:type="dxa" w:w="840"/>
-          </w:tcPr>
-          <w:p>
-            <w:pPr>
-              <w:jc w:val="center"/>
-            </w:pPr>
-            <w:r>
-              <w:rPr>
-                <w:b/>
-                <w:color w:val="008000"/>
-              </w:rPr>
-              <w:t>✅ E</w:t>
-            </w:r>
-          </w:p>
-        </w:tc>
-        <w:tc>
-          <w:tcPr>
-            <w:tcW w:type="dxa" w:w="840"/>
-          </w:tcPr>
-          <w:p>
-            <w:pPr>
-              <w:jc w:val="center"/>
-            </w:pPr>
-            <w:r>
-              <w:rPr>
-                <w:b/>
-                <w:color w:val="008000"/>
-              </w:rPr>
-              <w:t>✅ E</w:t>
-            </w:r>
-          </w:p>
-        </w:tc>
-        <w:tc>
-          <w:tcPr>
-            <w:tcW w:type="dxa" w:w="840"/>
-          </w:tcPr>
-          <w:p>
-            <w:pPr>
-              <w:jc w:val="center"/>
-            </w:pPr>
-            <w:r>
-              <w:rPr>
-                <w:b/>
-                <w:color w:val="008000"/>
-              </w:rPr>
-              <w:t>✅ A</w:t>
-            </w:r>
-          </w:p>
-        </w:tc>
-        <w:tc>
-          <w:tcPr>
-            <w:tcW w:type="dxa" w:w="840"/>
-          </w:tcPr>
-          <w:p>
-            <w:pPr>
-              <w:jc w:val="center"/>
-            </w:pPr>
-            <w:r>
-              <w:rPr>
-                <w:b/>
-                <w:color w:val="008000"/>
-              </w:rPr>
-              <w:t>✅ A</w:t>
-            </w:r>
-          </w:p>
-        </w:tc>
-        <w:tc>
-          <w:tcPr>
-            <w:tcW w:type="dxa" w:w="840"/>
-          </w:tcPr>
-          <w:p>
-            <w:pPr>
-              <w:jc w:val="center"/>
-            </w:pPr>
-            <w:r>
-              <w:rPr>
-                <w:b/>
-                <w:color w:val="008000"/>
-              </w:rPr>
-              <w:t>✅ A</w:t>
-            </w:r>
-          </w:p>
-        </w:tc>
-        <w:tc>
-          <w:tcPr>
-            <w:tcW w:type="dxa" w:w="840"/>
-          </w:tcPr>
-          <w:p>
-            <w:pPr>
-              <w:jc w:val="center"/>
-            </w:pPr>
-            <w:r>
-              <w:rPr>
-                <w:b/>
-                <w:color w:val="008000"/>
-              </w:rPr>
-              <w:t>✅ A</w:t>
-            </w:r>
-          </w:p>
-        </w:tc>
-        <w:tc>
-          <w:tcPr>
-            <w:tcW w:type="dxa" w:w="840"/>
-          </w:tcPr>
-          <w:p>
-            <w:pPr>
-              <w:jc w:val="center"/>
-            </w:pPr>
-            <w:r>
-              <w:rPr>
-                <w:b/>
-                <w:color w:val="008000"/>
-              </w:rPr>
-              <w:t>✅ A</w:t>
-            </w:r>
-          </w:p>
-        </w:tc>
-        <w:tc>
-          <w:tcPr>
-            <w:tcW w:type="dxa" w:w="840"/>
-          </w:tcPr>
-          <w:p>
-            <w:pPr>
-              <w:jc w:val="center"/>
-            </w:pPr>
-            <w:r>
-              <w:rPr>
-                <w:b/>
-                <w:color w:val="008000"/>
-              </w:rPr>
-              <w:t>✅ A</w:t>
-            </w:r>
-          </w:p>
-        </w:tc>
-        <w:tc>
-          <w:tcPr>
-            <w:tcW w:type="dxa" w:w="840"/>
-          </w:tcPr>
-          <w:p>
-            <w:pPr>
-              <w:jc w:val="center"/>
-            </w:pPr>
-            <w:r>
-              <w:rPr>
-                <w:b/>
-                <w:color w:val="008000"/>
-              </w:rPr>
-              <w:t>✅ A</w:t>
-            </w:r>
-          </w:p>
-        </w:tc>
-        <w:tc>
-          <w:tcPr>
-            <w:tcW w:type="dxa" w:w="840"/>
-          </w:tcPr>
-          <w:p>
-            <w:pPr>
-              <w:jc w:val="center"/>
-            </w:pPr>
-            <w:r>
-              <w:rPr>
-                <w:b/>
-                <w:color w:val="008000"/>
-              </w:rPr>
-              <w:t>✅ A</w:t>
-            </w:r>
-          </w:p>
-        </w:tc>
-      </w:tr>
-    </w:tbl>
+    <w:p/>
+    <w:p/>
+    <w:p/>
+    <w:p/>
     <w:p/>
     <w:p/>
     <w:p>
